--- a/lessons/chapters/build/word/BonusC.docx
+++ b/lessons/chapters/build/word/BonusC.docx
@@ -243,23 +243,25 @@
         </w:tc>
       </w:tr>
     </w:tbl>
-    <w:bookmarkStart w:id="10" w:name="part-one---a-flipbook"/>
     <w:p>
       <w:pPr>
         <w:pStyle w:val="Heading1"/>
       </w:pPr>
+      <w:bookmarkStart w:id="9" w:name="_26f6f02d14589c1e0fdf04f2a0c8f8e928c75dd"/>
       <w:r>
         <w:t xml:space="preserve">Part One - A flipbook</w:t>
       </w:r>
+      <w:bookmarkEnd w:id="9"/>
     </w:p>
-    <w:bookmarkStart w:id="9" w:name="c.1-pictures-shown-fast"/>
     <w:p>
       <w:pPr>
         <w:pStyle w:val="Heading2"/>
       </w:pPr>
+      <w:bookmarkStart w:id="10" w:name="_25cc456013306acd058358272638692f2729314"/>
       <w:r>
         <w:t xml:space="preserve">C.1  Pictures, shown fast</w:t>
       </w:r>
+      <w:bookmarkEnd w:id="10"/>
     </w:p>
     <w:p>
       <w:pPr>
@@ -424,25 +426,25 @@
         <w:t xml:space="preserve">is one pose in your character's flipbook.</w:t>
       </w:r>
     </w:p>
-    <w:bookmarkEnd w:id="9"/>
-    <w:bookmarkEnd w:id="10"/>
-    <w:bookmarkStart w:id="13" w:name="part-two---one-class-several-poses"/>
     <w:p>
       <w:pPr>
         <w:pStyle w:val="Heading1"/>
       </w:pPr>
+      <w:bookmarkStart w:id="11" w:name="_c7fb4eb3ec7b7dc7dbccc61002f3acb48bcf61a"/>
       <w:r>
         <w:t xml:space="preserve">Part Two - One class, several poses</w:t>
       </w:r>
+      <w:bookmarkEnd w:id="11"/>
     </w:p>
-    <w:bookmarkStart w:id="11" w:name="step-1---a-frame-class"/>
     <w:p>
       <w:pPr>
         <w:pStyle w:val="Heading2"/>
       </w:pPr>
+      <w:bookmarkStart w:id="12" w:name="_d68354d25d48ae649698abb6a557cb70f05d9ef"/>
       <w:r>
         <w:t xml:space="preserve">Step 1 - A frame class</w:t>
       </w:r>
+      <w:bookmarkEnd w:id="12"/>
     </w:p>
     <w:p>
       <w:pPr>
@@ -3028,15 +3030,15 @@
         <w:spacing w:before="0" w:after="0" w:line="120" w:lineRule="exact"/>
       </w:pPr>
     </w:p>
-    <w:bookmarkEnd w:id="11"/>
-    <w:bookmarkStart w:id="12" w:name="step-2---change-one-thing"/>
     <w:p>
       <w:pPr>
         <w:pStyle w:val="Heading2"/>
       </w:pPr>
+      <w:bookmarkStart w:id="13" w:name="_675d2b933e97513ee4dc2b5794c62a0923ccf8d"/>
       <w:r>
         <w:t xml:space="preserve">Step 2 - Change one thing</w:t>
       </w:r>
+      <w:bookmarkEnd w:id="13"/>
     </w:p>
     <w:p>
       <w:pPr>
@@ -3091,1375 +3093,6 @@
       </w:r>
       <w:r>
         <w:t xml:space="preserve">wrapped above.</w:t>
-      </w:r>
-    </w:p>
-    <w:tbl>
-      <w:tblPr>
-        <w:tblW w:w="9360" w:type="dxa"/>
-        <w:tblInd w:w="92" w:type="dxa"/>
-        <w:tblLayout w:type="fixed"/>
-        <w:tblBorders>
-          <w:top w:val="nil"/>
-          <w:left w:val="nil"/>
-          <w:bottom w:val="nil"/>
-          <w:right w:val="nil"/>
-          <w:insideH w:val="nil"/>
-          <w:insideV w:val="nil"/>
-        </w:tblBorders>
-        <w:tblCellMar>
-          <w:top w:w="0" w:type="dxa"/>
-          <w:left w:w="200" w:type="dxa"/>
-          <w:bottom w:w="0" w:type="dxa"/>
-          <w:right w:w="200" w:type="dxa"/>
-        </w:tblCellMar>
-        <w:tblLook w:val="0000" w:firstRow="0" w:lastRow="0" w:firstColumn="0" w:lastColumn="0" w:noHBand="1" w:noVBand="1"/>
-      </w:tblPr>
-      <w:tblGrid>
-        <w:gridCol w:w="9360"/>
-      </w:tblGrid>
-      <w:tr>
-        <w:trPr>
-          <w:cantSplit/>
-        </w:trPr>
-        <w:tc>
-          <w:tcPr>
-            <w:tcW w:w="9360" w:type="dxa"/>
-            <w:tcBorders>
-              <w:top w:val="single" w:sz="4" w:space="0" w:color="CFE0F3"/>
-              <w:left w:val="single" w:sz="36" w:space="0" w:color="2B6CB0"/>
-              <w:bottom w:val="single" w:sz="4" w:space="0" w:color="CFE0F3"/>
-              <w:right w:val="single" w:sz="4" w:space="0" w:color="CFE0F3"/>
-            </w:tcBorders>
-            <w:shd w:val="clear" w:color="auto" w:fill="F2F7FD"/>
-            <w:tcMar>
-              <w:top w:w="60" w:type="dxa"/>
-              <w:bottom w:w="60" w:type="dxa"/>
-            </w:tcMar>
-          </w:tcPr>
-          <w:p>
-            <w:pPr>
-              <w:pStyle w:val="BodyText"/>
-            </w:pPr>
-            <w:r>
-              <w:rPr>
-                <w:b/>
-                <w:bCs/>
-              </w:rPr>
-              <w:t xml:space="preserve">Aside: </w:t>
-            </w:r>
-            <w:r>
-              <w:rPr>
-                <w:b/>
-                <w:bCs/>
-              </w:rPr>
-              <w:t xml:space="preserve"> </w:t>
-            </w:r>
-            <w:r>
-              <w:rPr>
-                <w:rStyle w:val="VerbatimChar"/>
-                <w:b/>
-                <w:bCs/>
-              </w:rPr>
-              <w:t xml:space="preserve">if</w:t>
-            </w:r>
-            <w:r>
-              <w:rPr>
-                <w:b/>
-                <w:bCs/>
-              </w:rPr>
-              <w:t xml:space="preserve">, if you're here before Chapter 6</w:t>
-            </w:r>
-          </w:p>
-          <w:p>
-            <w:pPr>
-              <w:pStyle w:val="BodyText"/>
-            </w:pPr>
-            <w:r>
-              <w:t xml:space="preserve">Chapter 6 is where</w:t>
-            </w:r>
-            <w:r>
-              <w:t xml:space="preserve"> </w:t>
-            </w:r>
-            <w:r>
-              <w:rPr>
-                <w:rStyle w:val="VerbatimChar"/>
-              </w:rPr>
-              <w:t xml:space="preserve">if</w:t>
-            </w:r>
-            <w:r>
-              <w:t xml:space="preserve"> </w:t>
-            </w:r>
-            <w:r>
-              <w:t xml:space="preserve">gets explained properly.  For now: </w:t>
-            </w:r>
-            <w:r>
-              <w:t xml:space="preserve"> </w:t>
-            </w:r>
-            <w:r>
-              <w:rPr>
-                <w:rStyle w:val="VerbatimChar"/>
-              </w:rPr>
-              <w:t xml:space="preserve">if (pose == 0) { ... }</w:t>
-            </w:r>
-            <w:r>
-              <w:t xml:space="preserve"> </w:t>
-            </w:r>
-            <w:r>
-              <w:t xml:space="preserve">runs the code in its braces only when</w:t>
-            </w:r>
-            <w:r>
-              <w:t xml:space="preserve"> </w:t>
-            </w:r>
-            <w:r>
-              <w:rPr>
-                <w:rStyle w:val="VerbatimChar"/>
-              </w:rPr>
-              <w:t xml:space="preserve">pose</w:t>
-            </w:r>
-            <w:r>
-              <w:t xml:space="preserve"> </w:t>
-            </w:r>
-            <w:r>
-              <w:t xml:space="preserve">is exactly</w:t>
-            </w:r>
-            <w:r>
-              <w:t xml:space="preserve"> </w:t>
-            </w:r>
-            <w:r>
-              <w:rPr>
-                <w:rStyle w:val="VerbatimChar"/>
-              </w:rPr>
-              <w:t xml:space="preserve">0</w:t>
-            </w:r>
-            <w:r>
-              <w:t xml:space="preserve">.</w:t>
-            </w:r>
-            <w:r>
-              <w:t xml:space="preserve"> </w:t>
-            </w:r>
-            <w:r>
-              <w:rPr>
-                <w:rStyle w:val="VerbatimChar"/>
-              </w:rPr>
-              <w:t xml:space="preserve">==</w:t>
-            </w:r>
-            <w:r>
-              <w:t xml:space="preserve"> </w:t>
-            </w:r>
-            <w:r>
-              <w:t xml:space="preserve">asks</w:t>
-            </w:r>
-            <w:r>
-              <w:t xml:space="preserve"> </w:t>
-            </w:r>
-            <w:r>
-              <w:rPr>
-                <w:i/>
-                <w:iCs/>
-              </w:rPr>
-              <w:t xml:space="preserve">exactly equal?</w:t>
-            </w:r>
-            <w:r>
-              <w:t xml:space="preserve"> </w:t>
-            </w:r>
-            <w:r>
-              <w:t xml:space="preserve"> </w:t>
-            </w:r>
-            <w:r>
-              <w:rPr>
-                <w:rStyle w:val="VerbatimChar"/>
-              </w:rPr>
-              <w:t xml:space="preserve">else if (pose == 1) { ... }</w:t>
-            </w:r>
-            <w:r>
-              <w:t xml:space="preserve"> </w:t>
-            </w:r>
-            <w:r>
-              <w:t xml:space="preserve">is the next question, asked only</w:t>
-            </w:r>
-            <w:r>
-              <w:t xml:space="preserve"> </w:t>
-            </w:r>
-            <w:r>
-              <w:t xml:space="preserve">when the first answer was no, and a last</w:t>
-            </w:r>
-            <w:r>
-              <w:t xml:space="preserve"> </w:t>
-            </w:r>
-            <w:r>
-              <w:rPr>
-                <w:rStyle w:val="VerbatimChar"/>
-              </w:rPr>
-              <w:t xml:space="preserve">else { ... }</w:t>
-            </w:r>
-            <w:r>
-              <w:t xml:space="preserve"> </w:t>
-            </w:r>
-            <w:r>
-              <w:t xml:space="preserve">catches whatever's left.</w:t>
-            </w:r>
-          </w:p>
-        </w:tc>
-      </w:tr>
-    </w:tbl>
-    <w:p>
-      <w:pPr>
-        <w:spacing w:before="0" w:after="0" w:line="120" w:lineRule="exact"/>
-      </w:pPr>
-    </w:p>
-    <w:p>
-      <w:pPr>
-        <w:pStyle w:val="BodyText"/>
-      </w:pPr>
-      <w:r>
-        <w:t xml:space="preserve">Make the difference small.  Keep the body and the eyes</w:t>
-      </w:r>
-      <w:r>
-        <w:t xml:space="preserve"> </w:t>
-      </w:r>
-      <w:r>
-        <w:rPr>
-          <w:b/>
-          <w:bCs/>
-        </w:rPr>
-        <w:t xml:space="preserve">exactly</w:t>
-      </w:r>
-      <w:r>
-        <w:t xml:space="preserve"> </w:t>
-      </w:r>
-      <w:r>
-        <w:t xml:space="preserve">the same in</w:t>
-      </w:r>
-      <w:r>
-        <w:t xml:space="preserve"> </w:t>
-      </w:r>
-      <w:r>
-        <w:t xml:space="preserve">every pose.  Only change what should move, or it looks like flickering.</w:t>
-      </w:r>
-    </w:p>
-    <w:bookmarkEnd w:id="12"/>
-    <w:bookmarkEnd w:id="13"/>
-    <w:bookmarkStart w:id="35" w:name="part-three---build-the-flipbook"/>
-    <w:p>
-      <w:pPr>
-        <w:pStyle w:val="Heading1"/>
-      </w:pPr>
-      <w:r>
-        <w:t xml:space="preserve">Part Three - Build the flipbook</w:t>
-      </w:r>
-    </w:p>
-    <w:bookmarkStart w:id="23" w:name="step-3---an-animatedsprite"/>
-    <w:p>
-      <w:pPr>
-        <w:pStyle w:val="Heading2"/>
-      </w:pPr>
-      <w:r>
-        <w:t xml:space="preserve">Step 3 - An</w:t>
-      </w:r>
-      <w:r>
-        <w:t xml:space="preserve"> </w:t>
-      </w:r>
-      <w:r>
-        <w:rPr>
-          <w:rStyle w:val="HeadingCode"/>
-        </w:rPr>
-        <w:t xml:space="preserve">AnimatedSprite</w:t>
-      </w:r>
-    </w:p>
-    <w:p>
-      <w:pPr>
-        <w:pStyle w:val="KeepWithNext"/>
-      </w:pPr>
-      <w:r>
-        <w:rPr>
-          <w:b/>
-          <w:bCs/>
-        </w:rPr>
-        <w:t xml:space="preserve">Build it.</w:t>
-      </w:r>
-      <w:r>
-        <w:t xml:space="preserve">  In your main tab, your player becomes an</w:t>
-      </w:r>
-      <w:r>
-        <w:t xml:space="preserve"> </w:t>
-      </w:r>
-      <w:r>
-        <w:rPr>
-          <w:rStyle w:val="VerbatimChar"/>
-          <w:b/>
-          <w:bCs/>
-        </w:rPr>
-        <w:t xml:space="preserve">AnimatedSprite</w:t>
-      </w:r>
-      <w:r>
-        <w:t xml:space="preserve">, a</w:t>
-      </w:r>
-      <w:r>
-        <w:t xml:space="preserve"> </w:t>
-      </w:r>
-      <w:r>
-        <w:t xml:space="preserve">sprite from the library that has several frames and shows one at a time. </w:t>
-      </w:r>
-      <w:r>
-        <w:t xml:space="preserve"> </w:t>
-      </w:r>
-      <w:r>
-        <w:t xml:space="preserve">Here's the Canvas page's main tab:</w:t>
-      </w:r>
-    </w:p>
-    <w:p>
-      <w:pPr>
-        <w:pStyle w:val="SourceCode"/>
-      </w:pPr>
-      <w:r>
-        <w:rPr>
-          <w:rStyle w:val="CommentTok"/>
-        </w:rPr>
-        <w:t xml:space="preserve">// Bonus Lesson C - Animate Your Character</w:t>
-      </w:r>
-      <w:r>
-        <w:br/>
-      </w:r>
-      <w:r>
-        <w:rPr>
-          <w:rStyle w:val="KeywordTok"/>
-        </w:rPr>
-        <w:t xml:space="preserve">import</w:t>
-      </w:r>
-      <w:r>
-        <w:rPr>
-          <w:rStyle w:val="NormalTok"/>
-        </w:rPr>
-        <w:t xml:space="preserve"> </w:t>
-      </w:r>
-      <w:r>
-        <w:rPr>
-          <w:rStyle w:val="ImportTok"/>
-        </w:rPr>
-        <w:t xml:space="preserve">coxprogramming</w:t>
-      </w:r>
-      <w:r>
-        <w:rPr>
-          <w:rStyle w:val="OperatorTok"/>
-        </w:rPr>
-        <w:t xml:space="preserve">.</w:t>
-      </w:r>
-      <w:r>
-        <w:rPr>
-          <w:rStyle w:val="ImportTok"/>
-        </w:rPr>
-        <w:t xml:space="preserve">processing</w:t>
-      </w:r>
-      <w:r>
-        <w:rPr>
-          <w:rStyle w:val="OperatorTok"/>
-        </w:rPr>
-        <w:t xml:space="preserve">.</w:t>
-      </w:r>
-      <w:r>
-        <w:rPr>
-          <w:rStyle w:val="ImportTok"/>
-        </w:rPr>
-        <w:t xml:space="preserve">sprites</w:t>
-      </w:r>
-      <w:r>
-        <w:rPr>
-          <w:rStyle w:val="OperatorTok"/>
-        </w:rPr>
-        <w:t xml:space="preserve">.*;</w:t>
-      </w:r>
-      <w:r>
-        <w:br/>
-      </w:r>
-      <w:r>
-        <w:br/>
-      </w:r>
-      <w:r>
-        <w:rPr>
-          <w:rStyle w:val="NormalTok"/>
-        </w:rPr>
-        <w:t xml:space="preserve">AnimatedSprite player</w:t>
-      </w:r>
-      <w:r>
-        <w:rPr>
-          <w:rStyle w:val="OperatorTok"/>
-        </w:rPr>
-        <w:t xml:space="preserve">;</w:t>
-      </w:r>
-      <w:r>
-        <w:br/>
-      </w:r>
-      <w:r>
-        <w:br/>
-      </w:r>
-      <w:r>
-        <w:rPr>
-          <w:rStyle w:val="DataTypeTok"/>
-        </w:rPr>
-        <w:t xml:space="preserve">void</w:t>
-      </w:r>
-      <w:r>
-        <w:rPr>
-          <w:rStyle w:val="NormalTok"/>
-        </w:rPr>
-        <w:t xml:space="preserve"> </w:t>
-      </w:r>
-      <w:r>
-        <w:rPr>
-          <w:rStyle w:val="FunctionTok"/>
-        </w:rPr>
-        <w:t xml:space="preserve">setup</w:t>
-      </w:r>
-      <w:r>
-        <w:rPr>
-          <w:rStyle w:val="OperatorTok"/>
-        </w:rPr>
-        <w:t xml:space="preserve">()</w:t>
-      </w:r>
-      <w:r>
-        <w:rPr>
-          <w:rStyle w:val="NormalTok"/>
-        </w:rPr>
-        <w:t xml:space="preserve"> </w:t>
-      </w:r>
-      <w:r>
-        <w:rPr>
-          <w:rStyle w:val="OperatorTok"/>
-        </w:rPr>
-        <w:t xml:space="preserve">{</w:t>
-      </w:r>
-      <w:r>
-        <w:br/>
-      </w:r>
-      <w:r>
-        <w:rPr>
-          <w:rStyle w:val="NormalTok"/>
-        </w:rPr>
-        <w:t xml:space="preserve">  </w:t>
-      </w:r>
-      <w:r>
-        <w:rPr>
-          <w:rStyle w:val="FunctionTok"/>
-        </w:rPr>
-        <w:t xml:space="preserve">size</w:t>
-      </w:r>
-      <w:r>
-        <w:rPr>
-          <w:rStyle w:val="OperatorTok"/>
-        </w:rPr>
-        <w:t xml:space="preserve">(</w:t>
-      </w:r>
-      <w:r>
-        <w:rPr>
-          <w:rStyle w:val="DecValTok"/>
-        </w:rPr>
-        <w:t xml:space="preserve">800</w:t>
-      </w:r>
-      <w:r>
-        <w:rPr>
-          <w:rStyle w:val="OperatorTok"/>
-        </w:rPr>
-        <w:t xml:space="preserve">,</w:t>
-      </w:r>
-      <w:r>
-        <w:rPr>
-          <w:rStyle w:val="NormalTok"/>
-        </w:rPr>
-        <w:t xml:space="preserve"> </w:t>
-      </w:r>
-      <w:r>
-        <w:rPr>
-          <w:rStyle w:val="DecValTok"/>
-        </w:rPr>
-        <w:t xml:space="preserve">600</w:t>
-      </w:r>
-      <w:r>
-        <w:rPr>
-          <w:rStyle w:val="OperatorTok"/>
-        </w:rPr>
-        <w:t xml:space="preserve">);</w:t>
-      </w:r>
-      <w:r>
-        <w:br/>
-      </w:r>
-      <w:r>
-        <w:br/>
-      </w:r>
-      <w:r>
-        <w:rPr>
-          <w:rStyle w:val="NormalTok"/>
-        </w:rPr>
-        <w:t xml:space="preserve">  </w:t>
-      </w:r>
-      <w:r>
-        <w:rPr>
-          <w:rStyle w:val="CommentTok"/>
-        </w:rPr>
-        <w:t xml:space="preserve">// Build the flipbook from several poses - all at the SAME spot so it doesn't jump.</w:t>
-      </w:r>
-      <w:r>
-        <w:br/>
-      </w:r>
-      <w:r>
-        <w:rPr>
-          <w:rStyle w:val="NormalTok"/>
-        </w:rPr>
-        <w:t xml:space="preserve">  </w:t>
-      </w:r>
-      <w:r>
-        <w:rPr>
-          <w:rStyle w:val="CommentTok"/>
-        </w:rPr>
-        <w:t xml:space="preserve">// AnimatedSprite shows one pose at a time and flips between them for you.</w:t>
-      </w:r>
-      <w:r>
-        <w:br/>
-      </w:r>
-      <w:r>
-        <w:rPr>
-          <w:rStyle w:val="NormalTok"/>
-        </w:rPr>
-        <w:t xml:space="preserve">  player </w:t>
-      </w:r>
-      <w:r>
-        <w:rPr>
-          <w:rStyle w:val="OperatorTok"/>
-        </w:rPr>
-        <w:t xml:space="preserve">=</w:t>
-      </w:r>
-      <w:r>
-        <w:rPr>
-          <w:rStyle w:val="NormalTok"/>
-        </w:rPr>
-        <w:t xml:space="preserve"> AnimatedSprite</w:t>
-      </w:r>
-      <w:r>
-        <w:rPr>
-          <w:rStyle w:val="OperatorTok"/>
-        </w:rPr>
-        <w:t xml:space="preserve">.</w:t>
-      </w:r>
-      <w:r>
-        <w:rPr>
-          <w:rStyle w:val="FunctionTok"/>
-        </w:rPr>
-        <w:t xml:space="preserve">FromSprite</w:t>
-      </w:r>
-      <w:r>
-        <w:rPr>
-          <w:rStyle w:val="OperatorTok"/>
-        </w:rPr>
-        <w:t xml:space="preserve">(</w:t>
-      </w:r>
-      <w:r>
-        <w:rPr>
-          <w:rStyle w:val="KeywordTok"/>
-        </w:rPr>
-        <w:t xml:space="preserve">new</w:t>
-      </w:r>
-      <w:r>
-        <w:rPr>
-          <w:rStyle w:val="NormalTok"/>
-        </w:rPr>
-        <w:t xml:space="preserve"> </w:t>
-      </w:r>
-      <w:r>
-        <w:rPr>
-          <w:rStyle w:val="FunctionTok"/>
-        </w:rPr>
-        <w:t xml:space="preserve">MyCharacterFrame</w:t>
-      </w:r>
-      <w:r>
-        <w:rPr>
-          <w:rStyle w:val="OperatorTok"/>
-        </w:rPr>
-        <w:t xml:space="preserve">(</w:t>
-      </w:r>
-      <w:r>
-        <w:rPr>
-          <w:rStyle w:val="KeywordTok"/>
-        </w:rPr>
-        <w:t xml:space="preserve">this</w:t>
-      </w:r>
-      <w:r>
-        <w:rPr>
-          <w:rStyle w:val="OperatorTok"/>
-        </w:rPr>
-        <w:t xml:space="preserve">,</w:t>
-      </w:r>
-      <w:r>
-        <w:rPr>
-          <w:rStyle w:val="NormalTok"/>
-        </w:rPr>
-        <w:t xml:space="preserve"> width</w:t>
-      </w:r>
-      <w:r>
-        <w:rPr>
-          <w:rStyle w:val="OperatorTok"/>
-        </w:rPr>
-        <w:t xml:space="preserve">/</w:t>
-      </w:r>
-      <w:r>
-        <w:rPr>
-          <w:rStyle w:val="DecValTok"/>
-        </w:rPr>
-        <w:t xml:space="preserve">2</w:t>
-      </w:r>
-      <w:r>
-        <w:rPr>
-          <w:rStyle w:val="OperatorTok"/>
-        </w:rPr>
-        <w:t xml:space="preserve">,</w:t>
-      </w:r>
-      <w:r>
-        <w:rPr>
-          <w:rStyle w:val="NormalTok"/>
-        </w:rPr>
-        <w:t xml:space="preserve"> height</w:t>
-      </w:r>
-      <w:r>
-        <w:rPr>
-          <w:rStyle w:val="OperatorTok"/>
-        </w:rPr>
-        <w:t xml:space="preserve">/</w:t>
-      </w:r>
-      <w:r>
-        <w:rPr>
-          <w:rStyle w:val="DecValTok"/>
-        </w:rPr>
-        <w:t xml:space="preserve">2</w:t>
-      </w:r>
-      <w:r>
-        <w:rPr>
-          <w:rStyle w:val="OperatorTok"/>
-        </w:rPr>
-        <w:t xml:space="preserve">,</w:t>
-      </w:r>
-      <w:r>
-        <w:rPr>
-          <w:rStyle w:val="NormalTok"/>
-        </w:rPr>
-        <w:t xml:space="preserve"> </w:t>
-      </w:r>
-      <w:r>
-        <w:rPr>
-          <w:rStyle w:val="DecValTok"/>
-        </w:rPr>
-        <w:t xml:space="preserve">0</w:t>
-      </w:r>
-      <w:r>
-        <w:rPr>
-          <w:rStyle w:val="OperatorTok"/>
-        </w:rPr>
-        <w:t xml:space="preserve">))</w:t>
-      </w:r>
-      <w:r>
-        <w:br/>
-      </w:r>
-      <w:r>
-        <w:rPr>
-          <w:rStyle w:val="NormalTok"/>
-        </w:rPr>
-        <w:t xml:space="preserve">      </w:t>
-      </w:r>
-      <w:r>
-        <w:rPr>
-          <w:rStyle w:val="OperatorTok"/>
-        </w:rPr>
-        <w:t xml:space="preserve">.</w:t>
-      </w:r>
-      <w:r>
-        <w:rPr>
-          <w:rStyle w:val="FunctionTok"/>
-        </w:rPr>
-        <w:t xml:space="preserve">AddFrameSprite</w:t>
-      </w:r>
-      <w:r>
-        <w:rPr>
-          <w:rStyle w:val="OperatorTok"/>
-        </w:rPr>
-        <w:t xml:space="preserve">(</w:t>
-      </w:r>
-      <w:r>
-        <w:rPr>
-          <w:rStyle w:val="KeywordTok"/>
-        </w:rPr>
-        <w:t xml:space="preserve">new</w:t>
-      </w:r>
-      <w:r>
-        <w:rPr>
-          <w:rStyle w:val="NormalTok"/>
-        </w:rPr>
-        <w:t xml:space="preserve"> </w:t>
-      </w:r>
-      <w:r>
-        <w:rPr>
-          <w:rStyle w:val="FunctionTok"/>
-        </w:rPr>
-        <w:t xml:space="preserve">MyCharacterFrame</w:t>
-      </w:r>
-      <w:r>
-        <w:rPr>
-          <w:rStyle w:val="OperatorTok"/>
-        </w:rPr>
-        <w:t xml:space="preserve">(</w:t>
-      </w:r>
-      <w:r>
-        <w:rPr>
-          <w:rStyle w:val="KeywordTok"/>
-        </w:rPr>
-        <w:t xml:space="preserve">this</w:t>
-      </w:r>
-      <w:r>
-        <w:rPr>
-          <w:rStyle w:val="OperatorTok"/>
-        </w:rPr>
-        <w:t xml:space="preserve">,</w:t>
-      </w:r>
-      <w:r>
-        <w:rPr>
-          <w:rStyle w:val="NormalTok"/>
-        </w:rPr>
-        <w:t xml:space="preserve"> width</w:t>
-      </w:r>
-      <w:r>
-        <w:rPr>
-          <w:rStyle w:val="OperatorTok"/>
-        </w:rPr>
-        <w:t xml:space="preserve">/</w:t>
-      </w:r>
-      <w:r>
-        <w:rPr>
-          <w:rStyle w:val="DecValTok"/>
-        </w:rPr>
-        <w:t xml:space="preserve">2</w:t>
-      </w:r>
-      <w:r>
-        <w:rPr>
-          <w:rStyle w:val="OperatorTok"/>
-        </w:rPr>
-        <w:t xml:space="preserve">,</w:t>
-      </w:r>
-      <w:r>
-        <w:rPr>
-          <w:rStyle w:val="NormalTok"/>
-        </w:rPr>
-        <w:t xml:space="preserve"> height</w:t>
-      </w:r>
-      <w:r>
-        <w:rPr>
-          <w:rStyle w:val="OperatorTok"/>
-        </w:rPr>
-        <w:t xml:space="preserve">/</w:t>
-      </w:r>
-      <w:r>
-        <w:rPr>
-          <w:rStyle w:val="DecValTok"/>
-        </w:rPr>
-        <w:t xml:space="preserve">2</w:t>
-      </w:r>
-      <w:r>
-        <w:rPr>
-          <w:rStyle w:val="OperatorTok"/>
-        </w:rPr>
-        <w:t xml:space="preserve">,</w:t>
-      </w:r>
-      <w:r>
-        <w:rPr>
-          <w:rStyle w:val="NormalTok"/>
-        </w:rPr>
-        <w:t xml:space="preserve"> </w:t>
-      </w:r>
-      <w:r>
-        <w:rPr>
-          <w:rStyle w:val="DecValTok"/>
-        </w:rPr>
-        <w:t xml:space="preserve">1</w:t>
-      </w:r>
-      <w:r>
-        <w:rPr>
-          <w:rStyle w:val="OperatorTok"/>
-        </w:rPr>
-        <w:t xml:space="preserve">))</w:t>
-      </w:r>
-      <w:r>
-        <w:br/>
-      </w:r>
-      <w:r>
-        <w:rPr>
-          <w:rStyle w:val="NormalTok"/>
-        </w:rPr>
-        <w:t xml:space="preserve">      </w:t>
-      </w:r>
-      <w:r>
-        <w:rPr>
-          <w:rStyle w:val="OperatorTok"/>
-        </w:rPr>
-        <w:t xml:space="preserve">.</w:t>
-      </w:r>
-      <w:r>
-        <w:rPr>
-          <w:rStyle w:val="FunctionTok"/>
-        </w:rPr>
-        <w:t xml:space="preserve">AddFrameSprite</w:t>
-      </w:r>
-      <w:r>
-        <w:rPr>
-          <w:rStyle w:val="OperatorTok"/>
-        </w:rPr>
-        <w:t xml:space="preserve">(</w:t>
-      </w:r>
-      <w:r>
-        <w:rPr>
-          <w:rStyle w:val="KeywordTok"/>
-        </w:rPr>
-        <w:t xml:space="preserve">new</w:t>
-      </w:r>
-      <w:r>
-        <w:rPr>
-          <w:rStyle w:val="NormalTok"/>
-        </w:rPr>
-        <w:t xml:space="preserve"> </w:t>
-      </w:r>
-      <w:r>
-        <w:rPr>
-          <w:rStyle w:val="FunctionTok"/>
-        </w:rPr>
-        <w:t xml:space="preserve">MyCharacterFrame</w:t>
-      </w:r>
-      <w:r>
-        <w:rPr>
-          <w:rStyle w:val="OperatorTok"/>
-        </w:rPr>
-        <w:t xml:space="preserve">(</w:t>
-      </w:r>
-      <w:r>
-        <w:rPr>
-          <w:rStyle w:val="KeywordTok"/>
-        </w:rPr>
-        <w:t xml:space="preserve">this</w:t>
-      </w:r>
-      <w:r>
-        <w:rPr>
-          <w:rStyle w:val="OperatorTok"/>
-        </w:rPr>
-        <w:t xml:space="preserve">,</w:t>
-      </w:r>
-      <w:r>
-        <w:rPr>
-          <w:rStyle w:val="NormalTok"/>
-        </w:rPr>
-        <w:t xml:space="preserve"> width</w:t>
-      </w:r>
-      <w:r>
-        <w:rPr>
-          <w:rStyle w:val="OperatorTok"/>
-        </w:rPr>
-        <w:t xml:space="preserve">/</w:t>
-      </w:r>
-      <w:r>
-        <w:rPr>
-          <w:rStyle w:val="DecValTok"/>
-        </w:rPr>
-        <w:t xml:space="preserve">2</w:t>
-      </w:r>
-      <w:r>
-        <w:rPr>
-          <w:rStyle w:val="OperatorTok"/>
-        </w:rPr>
-        <w:t xml:space="preserve">,</w:t>
-      </w:r>
-      <w:r>
-        <w:rPr>
-          <w:rStyle w:val="NormalTok"/>
-        </w:rPr>
-        <w:t xml:space="preserve"> height</w:t>
-      </w:r>
-      <w:r>
-        <w:rPr>
-          <w:rStyle w:val="OperatorTok"/>
-        </w:rPr>
-        <w:t xml:space="preserve">/</w:t>
-      </w:r>
-      <w:r>
-        <w:rPr>
-          <w:rStyle w:val="DecValTok"/>
-        </w:rPr>
-        <w:t xml:space="preserve">2</w:t>
-      </w:r>
-      <w:r>
-        <w:rPr>
-          <w:rStyle w:val="OperatorTok"/>
-        </w:rPr>
-        <w:t xml:space="preserve">,</w:t>
-      </w:r>
-      <w:r>
-        <w:rPr>
-          <w:rStyle w:val="NormalTok"/>
-        </w:rPr>
-        <w:t xml:space="preserve"> </w:t>
-      </w:r>
-      <w:r>
-        <w:rPr>
-          <w:rStyle w:val="DecValTok"/>
-        </w:rPr>
-        <w:t xml:space="preserve">2</w:t>
-      </w:r>
-      <w:r>
-        <w:rPr>
-          <w:rStyle w:val="OperatorTok"/>
-        </w:rPr>
-        <w:t xml:space="preserve">))</w:t>
-      </w:r>
-      <w:r>
-        <w:br/>
-      </w:r>
-      <w:r>
-        <w:rPr>
-          <w:rStyle w:val="NormalTok"/>
-        </w:rPr>
-        <w:t xml:space="preserve">      </w:t>
-      </w:r>
-      <w:r>
-        <w:rPr>
-          <w:rStyle w:val="OperatorTok"/>
-        </w:rPr>
-        <w:t xml:space="preserve">.</w:t>
-      </w:r>
-      <w:r>
-        <w:rPr>
-          <w:rStyle w:val="FunctionTok"/>
-        </w:rPr>
-        <w:t xml:space="preserve">setFrameRate</w:t>
-      </w:r>
-      <w:r>
-        <w:rPr>
-          <w:rStyle w:val="OperatorTok"/>
-        </w:rPr>
-        <w:t xml:space="preserve">(</w:t>
-      </w:r>
-      <w:r>
-        <w:rPr>
-          <w:rStyle w:val="DecValTok"/>
-        </w:rPr>
-        <w:t xml:space="preserve">8</w:t>
-      </w:r>
-      <w:r>
-        <w:rPr>
-          <w:rStyle w:val="OperatorTok"/>
-        </w:rPr>
-        <w:t xml:space="preserve">);</w:t>
-      </w:r>
-      <w:r>
-        <w:rPr>
-          <w:rStyle w:val="NormalTok"/>
-        </w:rPr>
-        <w:t xml:space="preserve">   </w:t>
-      </w:r>
-      <w:r>
-        <w:rPr>
-          <w:rStyle w:val="CommentTok"/>
-        </w:rPr>
-        <w:t xml:space="preserve">// hold each pose for 8 game frames; smaller = faster</w:t>
-      </w:r>
-      <w:r>
-        <w:br/>
-      </w:r>
-      <w:r>
-        <w:br/>
-      </w:r>
-      <w:r>
-        <w:rPr>
-          <w:rStyle w:val="NormalTok"/>
-        </w:rPr>
-        <w:t xml:space="preserve">  player</w:t>
-      </w:r>
-      <w:r>
-        <w:rPr>
-          <w:rStyle w:val="OperatorTok"/>
-        </w:rPr>
-        <w:t xml:space="preserve">.</w:t>
-      </w:r>
-      <w:r>
-        <w:rPr>
-          <w:rStyle w:val="FunctionTok"/>
-        </w:rPr>
-        <w:t xml:space="preserve">setVelocity</w:t>
-      </w:r>
-      <w:r>
-        <w:rPr>
-          <w:rStyle w:val="OperatorTok"/>
-        </w:rPr>
-        <w:t xml:space="preserve">(</w:t>
-      </w:r>
-      <w:r>
-        <w:rPr>
-          <w:rStyle w:val="DecValTok"/>
-        </w:rPr>
-        <w:t xml:space="preserve">4</w:t>
-      </w:r>
-      <w:r>
-        <w:rPr>
-          <w:rStyle w:val="OperatorTok"/>
-        </w:rPr>
-        <w:t xml:space="preserve">,</w:t>
-      </w:r>
-      <w:r>
-        <w:rPr>
-          <w:rStyle w:val="NormalTok"/>
-        </w:rPr>
-        <w:t xml:space="preserve"> </w:t>
-      </w:r>
-      <w:r>
-        <w:rPr>
-          <w:rStyle w:val="DecValTok"/>
-        </w:rPr>
-        <w:t xml:space="preserve">0</w:t>
-      </w:r>
-      <w:r>
-        <w:rPr>
-          <w:rStyle w:val="OperatorTok"/>
-        </w:rPr>
-        <w:t xml:space="preserve">);</w:t>
-      </w:r>
-      <w:r>
-        <w:rPr>
-          <w:rStyle w:val="NormalTok"/>
-        </w:rPr>
-        <w:t xml:space="preserve">  </w:t>
-      </w:r>
-      <w:r>
-        <w:rPr>
-          <w:rStyle w:val="CommentTok"/>
-        </w:rPr>
-        <w:t xml:space="preserve">// gives followMouse() a speed to move at</w:t>
-      </w:r>
-      <w:r>
-        <w:br/>
-      </w:r>
-      <w:r>
-        <w:rPr>
-          <w:rStyle w:val="OperatorTok"/>
-        </w:rPr>
-        <w:t xml:space="preserve">}</w:t>
-      </w:r>
-      <w:r>
-        <w:br/>
-      </w:r>
-      <w:r>
-        <w:br/>
-      </w:r>
-      <w:r>
-        <w:rPr>
-          <w:rStyle w:val="DataTypeTok"/>
-        </w:rPr>
-        <w:t xml:space="preserve">void</w:t>
-      </w:r>
-      <w:r>
-        <w:rPr>
-          <w:rStyle w:val="NormalTok"/>
-        </w:rPr>
-        <w:t xml:space="preserve"> </w:t>
-      </w:r>
-      <w:r>
-        <w:rPr>
-          <w:rStyle w:val="FunctionTok"/>
-        </w:rPr>
-        <w:t xml:space="preserve">draw</w:t>
-      </w:r>
-      <w:r>
-        <w:rPr>
-          <w:rStyle w:val="OperatorTok"/>
-        </w:rPr>
-        <w:t xml:space="preserve">()</w:t>
-      </w:r>
-      <w:r>
-        <w:rPr>
-          <w:rStyle w:val="NormalTok"/>
-        </w:rPr>
-        <w:t xml:space="preserve"> </w:t>
-      </w:r>
-      <w:r>
-        <w:rPr>
-          <w:rStyle w:val="OperatorTok"/>
-        </w:rPr>
-        <w:t xml:space="preserve">{</w:t>
-      </w:r>
-      <w:r>
-        <w:br/>
-      </w:r>
-      <w:r>
-        <w:rPr>
-          <w:rStyle w:val="NormalTok"/>
-        </w:rPr>
-        <w:t xml:space="preserve">  </w:t>
-      </w:r>
-      <w:r>
-        <w:rPr>
-          <w:rStyle w:val="FunctionTok"/>
-        </w:rPr>
-        <w:t xml:space="preserve">background</w:t>
-      </w:r>
-      <w:r>
-        <w:rPr>
-          <w:rStyle w:val="OperatorTok"/>
-        </w:rPr>
-        <w:t xml:space="preserve">(</w:t>
-      </w:r>
-      <w:r>
-        <w:rPr>
-          <w:rStyle w:val="DecValTok"/>
-        </w:rPr>
-        <w:t xml:space="preserve">240</w:t>
-      </w:r>
-      <w:r>
-        <w:rPr>
-          <w:rStyle w:val="OperatorTok"/>
-        </w:rPr>
-        <w:t xml:space="preserve">);</w:t>
-      </w:r>
-      <w:r>
-        <w:br/>
-      </w:r>
-      <w:r>
-        <w:br/>
-      </w:r>
-      <w:r>
-        <w:rPr>
-          <w:rStyle w:val="NormalTok"/>
-        </w:rPr>
-        <w:t xml:space="preserve">  </w:t>
-      </w:r>
-      <w:r>
-        <w:rPr>
-          <w:rStyle w:val="CommentTok"/>
-        </w:rPr>
-        <w:t xml:space="preserve">// --- Option A: follow the mouse ---</w:t>
-      </w:r>
-      <w:r>
-        <w:br/>
-      </w:r>
-      <w:r>
-        <w:rPr>
-          <w:rStyle w:val="NormalTok"/>
-        </w:rPr>
-        <w:t xml:space="preserve">  player</w:t>
-      </w:r>
-      <w:r>
-        <w:rPr>
-          <w:rStyle w:val="OperatorTok"/>
-        </w:rPr>
-        <w:t xml:space="preserve">.</w:t>
-      </w:r>
-      <w:r>
-        <w:rPr>
-          <w:rStyle w:val="FunctionTok"/>
-        </w:rPr>
-        <w:t xml:space="preserve">followMouse</w:t>
-      </w:r>
-      <w:r>
-        <w:rPr>
-          <w:rStyle w:val="OperatorTok"/>
-        </w:rPr>
-        <w:t xml:space="preserve">();</w:t>
-      </w:r>
-      <w:r>
-        <w:br/>
-      </w:r>
-      <w:r>
-        <w:rPr>
-          <w:rStyle w:val="NormalTok"/>
-        </w:rPr>
-        <w:t xml:space="preserve">  player</w:t>
-      </w:r>
-      <w:r>
-        <w:rPr>
-          <w:rStyle w:val="OperatorTok"/>
-        </w:rPr>
-        <w:t xml:space="preserve">.</w:t>
-      </w:r>
-      <w:r>
-        <w:rPr>
-          <w:rStyle w:val="FunctionTok"/>
-        </w:rPr>
-        <w:t xml:space="preserve">drawSprite</w:t>
-      </w:r>
-      <w:r>
-        <w:rPr>
-          <w:rStyle w:val="OperatorTok"/>
-        </w:rPr>
-        <w:t xml:space="preserve">();</w:t>
-      </w:r>
-      <w:r>
-        <w:rPr>
-          <w:rStyle w:val="NormalTok"/>
-        </w:rPr>
-        <w:t xml:space="preserve">   </w:t>
-      </w:r>
-      <w:r>
-        <w:rPr>
-          <w:rStyle w:val="CommentTok"/>
-        </w:rPr>
-        <w:t xml:space="preserve">// draws the current pose, then turns the page for you</w:t>
-      </w:r>
-      <w:r>
-        <w:br/>
-      </w:r>
-      <w:r>
-        <w:br/>
-      </w:r>
-      <w:r>
-        <w:rPr>
-          <w:rStyle w:val="NormalTok"/>
-        </w:rPr>
-        <w:t xml:space="preserve">  </w:t>
-      </w:r>
-      <w:r>
-        <w:rPr>
-          <w:rStyle w:val="CommentTok"/>
-        </w:rPr>
-        <w:t xml:space="preserve">// --- Option B: arrow-key control ---</w:t>
-      </w:r>
-      <w:r>
-        <w:br/>
-      </w:r>
-      <w:r>
-        <w:rPr>
-          <w:rStyle w:val="NormalTok"/>
-        </w:rPr>
-        <w:t xml:space="preserve">  </w:t>
-      </w:r>
-      <w:r>
-        <w:rPr>
-          <w:rStyle w:val="CommentTok"/>
-        </w:rPr>
-        <w:t xml:space="preserve">// (comment out Option A above, uncomment these two lines, keep keyPressed below)</w:t>
-      </w:r>
-      <w:r>
-        <w:br/>
-      </w:r>
-      <w:r>
-        <w:rPr>
-          <w:rStyle w:val="NormalTok"/>
-        </w:rPr>
-        <w:t xml:space="preserve">  </w:t>
-      </w:r>
-      <w:r>
-        <w:rPr>
-          <w:rStyle w:val="CommentTok"/>
-        </w:rPr>
-        <w:t xml:space="preserve">// player.move();</w:t>
-      </w:r>
-      <w:r>
-        <w:br/>
-      </w:r>
-      <w:r>
-        <w:rPr>
-          <w:rStyle w:val="NormalTok"/>
-        </w:rPr>
-        <w:t xml:space="preserve">  </w:t>
-      </w:r>
-      <w:r>
-        <w:rPr>
-          <w:rStyle w:val="CommentTok"/>
-        </w:rPr>
-        <w:t xml:space="preserve">// player.drawSprite();</w:t>
-      </w:r>
-      <w:r>
-        <w:br/>
-      </w:r>
-      <w:r>
-        <w:rPr>
-          <w:rStyle w:val="OperatorTok"/>
-        </w:rPr>
-        <w:t xml:space="preserve">}</w:t>
-      </w:r>
-      <w:r>
-        <w:br/>
-      </w:r>
-      <w:r>
-        <w:br/>
-      </w:r>
-      <w:r>
-        <w:rPr>
-          <w:rStyle w:val="CommentTok"/>
-        </w:rPr>
-        <w:t xml:space="preserve">// Used with Option B (arrow keys)</w:t>
-      </w:r>
-      <w:r>
-        <w:br/>
-      </w:r>
-      <w:r>
-        <w:rPr>
-          <w:rStyle w:val="DataTypeTok"/>
-        </w:rPr>
-        <w:t xml:space="preserve">void</w:t>
-      </w:r>
-      <w:r>
-        <w:rPr>
-          <w:rStyle w:val="NormalTok"/>
-        </w:rPr>
-        <w:t xml:space="preserve"> </w:t>
-      </w:r>
-      <w:r>
-        <w:rPr>
-          <w:rStyle w:val="FunctionTok"/>
-        </w:rPr>
-        <w:t xml:space="preserve">keyPressed</w:t>
-      </w:r>
-      <w:r>
-        <w:rPr>
-          <w:rStyle w:val="OperatorTok"/>
-        </w:rPr>
-        <w:t xml:space="preserve">()</w:t>
-      </w:r>
-      <w:r>
-        <w:rPr>
-          <w:rStyle w:val="NormalTok"/>
-        </w:rPr>
-        <w:t xml:space="preserve"> </w:t>
-      </w:r>
-      <w:r>
-        <w:rPr>
-          <w:rStyle w:val="OperatorTok"/>
-        </w:rPr>
-        <w:t xml:space="preserve">{</w:t>
-      </w:r>
-      <w:r>
-        <w:br/>
-      </w:r>
-      <w:r>
-        <w:rPr>
-          <w:rStyle w:val="NormalTok"/>
-        </w:rPr>
-        <w:t xml:space="preserve">  player</w:t>
-      </w:r>
-      <w:r>
-        <w:rPr>
-          <w:rStyle w:val="OperatorTok"/>
-        </w:rPr>
-        <w:t xml:space="preserve">.</w:t>
-      </w:r>
-      <w:r>
-        <w:rPr>
-          <w:rStyle w:val="FunctionTok"/>
-        </w:rPr>
-        <w:t xml:space="preserve">keyboardControl</w:t>
-      </w:r>
-      <w:r>
-        <w:rPr>
-          <w:rStyle w:val="OperatorTok"/>
-        </w:rPr>
-        <w:t xml:space="preserve">();</w:t>
-      </w:r>
-      <w:r>
-        <w:br/>
-      </w:r>
-      <w:r>
-        <w:rPr>
-          <w:rStyle w:val="OperatorTok"/>
-        </w:rPr>
-        <w:t xml:space="preserve">}</w:t>
       </w:r>
     </w:p>
     <w:tbl>
@@ -4514,6 +3147,1375 @@
                 <w:b/>
                 <w:bCs/>
               </w:rPr>
+              <w:t xml:space="preserve">Aside: </w:t>
+            </w:r>
+            <w:r>
+              <w:rPr>
+                <w:b/>
+                <w:bCs/>
+              </w:rPr>
+              <w:t xml:space="preserve"> </w:t>
+            </w:r>
+            <w:r>
+              <w:rPr>
+                <w:rStyle w:val="VerbatimChar"/>
+                <w:b/>
+                <w:bCs/>
+              </w:rPr>
+              <w:t xml:space="preserve">if</w:t>
+            </w:r>
+            <w:r>
+              <w:rPr>
+                <w:b/>
+                <w:bCs/>
+              </w:rPr>
+              <w:t xml:space="preserve">, if you're here before Chapter 6</w:t>
+            </w:r>
+          </w:p>
+          <w:p>
+            <w:pPr>
+              <w:pStyle w:val="BodyText"/>
+            </w:pPr>
+            <w:r>
+              <w:t xml:space="preserve">Chapter 6 is where</w:t>
+            </w:r>
+            <w:r>
+              <w:t xml:space="preserve"> </w:t>
+            </w:r>
+            <w:r>
+              <w:rPr>
+                <w:rStyle w:val="VerbatimChar"/>
+              </w:rPr>
+              <w:t xml:space="preserve">if</w:t>
+            </w:r>
+            <w:r>
+              <w:t xml:space="preserve"> </w:t>
+            </w:r>
+            <w:r>
+              <w:t xml:space="preserve">gets explained properly.  For now: </w:t>
+            </w:r>
+            <w:r>
+              <w:t xml:space="preserve"> </w:t>
+            </w:r>
+            <w:r>
+              <w:rPr>
+                <w:rStyle w:val="VerbatimChar"/>
+              </w:rPr>
+              <w:t xml:space="preserve">if (pose == 0) { ... }</w:t>
+            </w:r>
+            <w:r>
+              <w:t xml:space="preserve"> </w:t>
+            </w:r>
+            <w:r>
+              <w:t xml:space="preserve">runs the code in its braces only when</w:t>
+            </w:r>
+            <w:r>
+              <w:t xml:space="preserve"> </w:t>
+            </w:r>
+            <w:r>
+              <w:rPr>
+                <w:rStyle w:val="VerbatimChar"/>
+              </w:rPr>
+              <w:t xml:space="preserve">pose</w:t>
+            </w:r>
+            <w:r>
+              <w:t xml:space="preserve"> </w:t>
+            </w:r>
+            <w:r>
+              <w:t xml:space="preserve">is exactly</w:t>
+            </w:r>
+            <w:r>
+              <w:t xml:space="preserve"> </w:t>
+            </w:r>
+            <w:r>
+              <w:rPr>
+                <w:rStyle w:val="VerbatimChar"/>
+              </w:rPr>
+              <w:t xml:space="preserve">0</w:t>
+            </w:r>
+            <w:r>
+              <w:t xml:space="preserve">.</w:t>
+            </w:r>
+            <w:r>
+              <w:t xml:space="preserve"> </w:t>
+            </w:r>
+            <w:r>
+              <w:rPr>
+                <w:rStyle w:val="VerbatimChar"/>
+              </w:rPr>
+              <w:t xml:space="preserve">==</w:t>
+            </w:r>
+            <w:r>
+              <w:t xml:space="preserve"> </w:t>
+            </w:r>
+            <w:r>
+              <w:t xml:space="preserve">asks</w:t>
+            </w:r>
+            <w:r>
+              <w:t xml:space="preserve"> </w:t>
+            </w:r>
+            <w:r>
+              <w:rPr>
+                <w:i/>
+                <w:iCs/>
+              </w:rPr>
+              <w:t xml:space="preserve">exactly equal?</w:t>
+            </w:r>
+            <w:r>
+              <w:t xml:space="preserve"> </w:t>
+            </w:r>
+            <w:r>
+              <w:t xml:space="preserve"> </w:t>
+            </w:r>
+            <w:r>
+              <w:rPr>
+                <w:rStyle w:val="VerbatimChar"/>
+              </w:rPr>
+              <w:t xml:space="preserve">else if (pose == 1) { ... }</w:t>
+            </w:r>
+            <w:r>
+              <w:t xml:space="preserve"> </w:t>
+            </w:r>
+            <w:r>
+              <w:t xml:space="preserve">is the next question, asked only</w:t>
+            </w:r>
+            <w:r>
+              <w:t xml:space="preserve"> </w:t>
+            </w:r>
+            <w:r>
+              <w:t xml:space="preserve">when the first answer was no, and a last</w:t>
+            </w:r>
+            <w:r>
+              <w:t xml:space="preserve"> </w:t>
+            </w:r>
+            <w:r>
+              <w:rPr>
+                <w:rStyle w:val="VerbatimChar"/>
+              </w:rPr>
+              <w:t xml:space="preserve">else { ... }</w:t>
+            </w:r>
+            <w:r>
+              <w:t xml:space="preserve"> </w:t>
+            </w:r>
+            <w:r>
+              <w:t xml:space="preserve">catches whatever's left.</w:t>
+            </w:r>
+          </w:p>
+        </w:tc>
+      </w:tr>
+    </w:tbl>
+    <w:p>
+      <w:pPr>
+        <w:spacing w:before="0" w:after="0" w:line="120" w:lineRule="exact"/>
+      </w:pPr>
+    </w:p>
+    <w:p>
+      <w:pPr>
+        <w:pStyle w:val="BodyText"/>
+      </w:pPr>
+      <w:r>
+        <w:t xml:space="preserve">Make the difference small.  Keep the body and the eyes</w:t>
+      </w:r>
+      <w:r>
+        <w:t xml:space="preserve"> </w:t>
+      </w:r>
+      <w:r>
+        <w:rPr>
+          <w:b/>
+          <w:bCs/>
+        </w:rPr>
+        <w:t xml:space="preserve">exactly</w:t>
+      </w:r>
+      <w:r>
+        <w:t xml:space="preserve"> </w:t>
+      </w:r>
+      <w:r>
+        <w:t xml:space="preserve">the same in</w:t>
+      </w:r>
+      <w:r>
+        <w:t xml:space="preserve"> </w:t>
+      </w:r>
+      <w:r>
+        <w:t xml:space="preserve">every pose.  Only change what should move, or it looks like flickering.</w:t>
+      </w:r>
+    </w:p>
+    <w:p>
+      <w:pPr>
+        <w:pStyle w:val="Heading1"/>
+      </w:pPr>
+      <w:bookmarkStart w:id="14" w:name="_e9e6bb506bbc15927fb6d770cf69a8fe209f44d"/>
+      <w:r>
+        <w:t xml:space="preserve">Part Three - Build the flipbook</w:t>
+      </w:r>
+      <w:bookmarkEnd w:id="14"/>
+    </w:p>
+    <w:p>
+      <w:pPr>
+        <w:pStyle w:val="Heading2"/>
+      </w:pPr>
+      <w:bookmarkStart w:id="15" w:name="_962be0a77a3749b59c67898720c7b46e88f499c"/>
+      <w:r>
+        <w:t xml:space="preserve">Step 3 - An</w:t>
+      </w:r>
+      <w:r>
+        <w:t xml:space="preserve"> </w:t>
+      </w:r>
+      <w:r>
+        <w:rPr>
+          <w:rStyle w:val="HeadingCode"/>
+        </w:rPr>
+        <w:t xml:space="preserve">AnimatedSprite</w:t>
+      </w:r>
+      <w:bookmarkEnd w:id="15"/>
+    </w:p>
+    <w:p>
+      <w:pPr>
+        <w:pStyle w:val="KeepWithNext"/>
+      </w:pPr>
+      <w:r>
+        <w:rPr>
+          <w:b/>
+          <w:bCs/>
+        </w:rPr>
+        <w:t xml:space="preserve">Build it.</w:t>
+      </w:r>
+      <w:r>
+        <w:t xml:space="preserve">  In your main tab, your player becomes an</w:t>
+      </w:r>
+      <w:r>
+        <w:t xml:space="preserve"> </w:t>
+      </w:r>
+      <w:r>
+        <w:rPr>
+          <w:rStyle w:val="VerbatimChar"/>
+          <w:b/>
+          <w:bCs/>
+        </w:rPr>
+        <w:t xml:space="preserve">AnimatedSprite</w:t>
+      </w:r>
+      <w:r>
+        <w:t xml:space="preserve">, a</w:t>
+      </w:r>
+      <w:r>
+        <w:t xml:space="preserve"> </w:t>
+      </w:r>
+      <w:r>
+        <w:t xml:space="preserve">sprite from the library that has several frames and shows one at a time. </w:t>
+      </w:r>
+      <w:r>
+        <w:t xml:space="preserve"> </w:t>
+      </w:r>
+      <w:r>
+        <w:t xml:space="preserve">Here's the Canvas page's main tab:</w:t>
+      </w:r>
+    </w:p>
+    <w:p>
+      <w:pPr>
+        <w:pStyle w:val="SourceCode"/>
+      </w:pPr>
+      <w:r>
+        <w:rPr>
+          <w:rStyle w:val="CommentTok"/>
+        </w:rPr>
+        <w:t xml:space="preserve">// Bonus Lesson C - Animate Your Character</w:t>
+      </w:r>
+      <w:r>
+        <w:br/>
+      </w:r>
+      <w:r>
+        <w:rPr>
+          <w:rStyle w:val="KeywordTok"/>
+        </w:rPr>
+        <w:t xml:space="preserve">import</w:t>
+      </w:r>
+      <w:r>
+        <w:rPr>
+          <w:rStyle w:val="NormalTok"/>
+        </w:rPr>
+        <w:t xml:space="preserve"> </w:t>
+      </w:r>
+      <w:r>
+        <w:rPr>
+          <w:rStyle w:val="ImportTok"/>
+        </w:rPr>
+        <w:t xml:space="preserve">coxprogramming</w:t>
+      </w:r>
+      <w:r>
+        <w:rPr>
+          <w:rStyle w:val="OperatorTok"/>
+        </w:rPr>
+        <w:t xml:space="preserve">.</w:t>
+      </w:r>
+      <w:r>
+        <w:rPr>
+          <w:rStyle w:val="ImportTok"/>
+        </w:rPr>
+        <w:t xml:space="preserve">processing</w:t>
+      </w:r>
+      <w:r>
+        <w:rPr>
+          <w:rStyle w:val="OperatorTok"/>
+        </w:rPr>
+        <w:t xml:space="preserve">.</w:t>
+      </w:r>
+      <w:r>
+        <w:rPr>
+          <w:rStyle w:val="ImportTok"/>
+        </w:rPr>
+        <w:t xml:space="preserve">sprites</w:t>
+      </w:r>
+      <w:r>
+        <w:rPr>
+          <w:rStyle w:val="OperatorTok"/>
+        </w:rPr>
+        <w:t xml:space="preserve">.*;</w:t>
+      </w:r>
+      <w:r>
+        <w:br/>
+      </w:r>
+      <w:r>
+        <w:br/>
+      </w:r>
+      <w:r>
+        <w:rPr>
+          <w:rStyle w:val="NormalTok"/>
+        </w:rPr>
+        <w:t xml:space="preserve">AnimatedSprite player</w:t>
+      </w:r>
+      <w:r>
+        <w:rPr>
+          <w:rStyle w:val="OperatorTok"/>
+        </w:rPr>
+        <w:t xml:space="preserve">;</w:t>
+      </w:r>
+      <w:r>
+        <w:br/>
+      </w:r>
+      <w:r>
+        <w:br/>
+      </w:r>
+      <w:r>
+        <w:rPr>
+          <w:rStyle w:val="DataTypeTok"/>
+        </w:rPr>
+        <w:t xml:space="preserve">void</w:t>
+      </w:r>
+      <w:r>
+        <w:rPr>
+          <w:rStyle w:val="NormalTok"/>
+        </w:rPr>
+        <w:t xml:space="preserve"> </w:t>
+      </w:r>
+      <w:r>
+        <w:rPr>
+          <w:rStyle w:val="FunctionTok"/>
+        </w:rPr>
+        <w:t xml:space="preserve">setup</w:t>
+      </w:r>
+      <w:r>
+        <w:rPr>
+          <w:rStyle w:val="OperatorTok"/>
+        </w:rPr>
+        <w:t xml:space="preserve">()</w:t>
+      </w:r>
+      <w:r>
+        <w:rPr>
+          <w:rStyle w:val="NormalTok"/>
+        </w:rPr>
+        <w:t xml:space="preserve"> </w:t>
+      </w:r>
+      <w:r>
+        <w:rPr>
+          <w:rStyle w:val="OperatorTok"/>
+        </w:rPr>
+        <w:t xml:space="preserve">{</w:t>
+      </w:r>
+      <w:r>
+        <w:br/>
+      </w:r>
+      <w:r>
+        <w:rPr>
+          <w:rStyle w:val="NormalTok"/>
+        </w:rPr>
+        <w:t xml:space="preserve">  </w:t>
+      </w:r>
+      <w:r>
+        <w:rPr>
+          <w:rStyle w:val="FunctionTok"/>
+        </w:rPr>
+        <w:t xml:space="preserve">size</w:t>
+      </w:r>
+      <w:r>
+        <w:rPr>
+          <w:rStyle w:val="OperatorTok"/>
+        </w:rPr>
+        <w:t xml:space="preserve">(</w:t>
+      </w:r>
+      <w:r>
+        <w:rPr>
+          <w:rStyle w:val="DecValTok"/>
+        </w:rPr>
+        <w:t xml:space="preserve">800</w:t>
+      </w:r>
+      <w:r>
+        <w:rPr>
+          <w:rStyle w:val="OperatorTok"/>
+        </w:rPr>
+        <w:t xml:space="preserve">,</w:t>
+      </w:r>
+      <w:r>
+        <w:rPr>
+          <w:rStyle w:val="NormalTok"/>
+        </w:rPr>
+        <w:t xml:space="preserve"> </w:t>
+      </w:r>
+      <w:r>
+        <w:rPr>
+          <w:rStyle w:val="DecValTok"/>
+        </w:rPr>
+        <w:t xml:space="preserve">600</w:t>
+      </w:r>
+      <w:r>
+        <w:rPr>
+          <w:rStyle w:val="OperatorTok"/>
+        </w:rPr>
+        <w:t xml:space="preserve">);</w:t>
+      </w:r>
+      <w:r>
+        <w:br/>
+      </w:r>
+      <w:r>
+        <w:br/>
+      </w:r>
+      <w:r>
+        <w:rPr>
+          <w:rStyle w:val="NormalTok"/>
+        </w:rPr>
+        <w:t xml:space="preserve">  </w:t>
+      </w:r>
+      <w:r>
+        <w:rPr>
+          <w:rStyle w:val="CommentTok"/>
+        </w:rPr>
+        <w:t xml:space="preserve">// Build the flipbook from several poses - all at the SAME spot so it doesn't jump.</w:t>
+      </w:r>
+      <w:r>
+        <w:br/>
+      </w:r>
+      <w:r>
+        <w:rPr>
+          <w:rStyle w:val="NormalTok"/>
+        </w:rPr>
+        <w:t xml:space="preserve">  </w:t>
+      </w:r>
+      <w:r>
+        <w:rPr>
+          <w:rStyle w:val="CommentTok"/>
+        </w:rPr>
+        <w:t xml:space="preserve">// AnimatedSprite shows one pose at a time and flips between them for you.</w:t>
+      </w:r>
+      <w:r>
+        <w:br/>
+      </w:r>
+      <w:r>
+        <w:rPr>
+          <w:rStyle w:val="NormalTok"/>
+        </w:rPr>
+        <w:t xml:space="preserve">  player </w:t>
+      </w:r>
+      <w:r>
+        <w:rPr>
+          <w:rStyle w:val="OperatorTok"/>
+        </w:rPr>
+        <w:t xml:space="preserve">=</w:t>
+      </w:r>
+      <w:r>
+        <w:rPr>
+          <w:rStyle w:val="NormalTok"/>
+        </w:rPr>
+        <w:t xml:space="preserve"> AnimatedSprite</w:t>
+      </w:r>
+      <w:r>
+        <w:rPr>
+          <w:rStyle w:val="OperatorTok"/>
+        </w:rPr>
+        <w:t xml:space="preserve">.</w:t>
+      </w:r>
+      <w:r>
+        <w:rPr>
+          <w:rStyle w:val="FunctionTok"/>
+        </w:rPr>
+        <w:t xml:space="preserve">FromSprite</w:t>
+      </w:r>
+      <w:r>
+        <w:rPr>
+          <w:rStyle w:val="OperatorTok"/>
+        </w:rPr>
+        <w:t xml:space="preserve">(</w:t>
+      </w:r>
+      <w:r>
+        <w:rPr>
+          <w:rStyle w:val="KeywordTok"/>
+        </w:rPr>
+        <w:t xml:space="preserve">new</w:t>
+      </w:r>
+      <w:r>
+        <w:rPr>
+          <w:rStyle w:val="NormalTok"/>
+        </w:rPr>
+        <w:t xml:space="preserve"> </w:t>
+      </w:r>
+      <w:r>
+        <w:rPr>
+          <w:rStyle w:val="FunctionTok"/>
+        </w:rPr>
+        <w:t xml:space="preserve">MyCharacterFrame</w:t>
+      </w:r>
+      <w:r>
+        <w:rPr>
+          <w:rStyle w:val="OperatorTok"/>
+        </w:rPr>
+        <w:t xml:space="preserve">(</w:t>
+      </w:r>
+      <w:r>
+        <w:rPr>
+          <w:rStyle w:val="KeywordTok"/>
+        </w:rPr>
+        <w:t xml:space="preserve">this</w:t>
+      </w:r>
+      <w:r>
+        <w:rPr>
+          <w:rStyle w:val="OperatorTok"/>
+        </w:rPr>
+        <w:t xml:space="preserve">,</w:t>
+      </w:r>
+      <w:r>
+        <w:rPr>
+          <w:rStyle w:val="NormalTok"/>
+        </w:rPr>
+        <w:t xml:space="preserve"> width</w:t>
+      </w:r>
+      <w:r>
+        <w:rPr>
+          <w:rStyle w:val="OperatorTok"/>
+        </w:rPr>
+        <w:t xml:space="preserve">/</w:t>
+      </w:r>
+      <w:r>
+        <w:rPr>
+          <w:rStyle w:val="DecValTok"/>
+        </w:rPr>
+        <w:t xml:space="preserve">2</w:t>
+      </w:r>
+      <w:r>
+        <w:rPr>
+          <w:rStyle w:val="OperatorTok"/>
+        </w:rPr>
+        <w:t xml:space="preserve">,</w:t>
+      </w:r>
+      <w:r>
+        <w:rPr>
+          <w:rStyle w:val="NormalTok"/>
+        </w:rPr>
+        <w:t xml:space="preserve"> height</w:t>
+      </w:r>
+      <w:r>
+        <w:rPr>
+          <w:rStyle w:val="OperatorTok"/>
+        </w:rPr>
+        <w:t xml:space="preserve">/</w:t>
+      </w:r>
+      <w:r>
+        <w:rPr>
+          <w:rStyle w:val="DecValTok"/>
+        </w:rPr>
+        <w:t xml:space="preserve">2</w:t>
+      </w:r>
+      <w:r>
+        <w:rPr>
+          <w:rStyle w:val="OperatorTok"/>
+        </w:rPr>
+        <w:t xml:space="preserve">,</w:t>
+      </w:r>
+      <w:r>
+        <w:rPr>
+          <w:rStyle w:val="NormalTok"/>
+        </w:rPr>
+        <w:t xml:space="preserve"> </w:t>
+      </w:r>
+      <w:r>
+        <w:rPr>
+          <w:rStyle w:val="DecValTok"/>
+        </w:rPr>
+        <w:t xml:space="preserve">0</w:t>
+      </w:r>
+      <w:r>
+        <w:rPr>
+          <w:rStyle w:val="OperatorTok"/>
+        </w:rPr>
+        <w:t xml:space="preserve">))</w:t>
+      </w:r>
+      <w:r>
+        <w:br/>
+      </w:r>
+      <w:r>
+        <w:rPr>
+          <w:rStyle w:val="NormalTok"/>
+        </w:rPr>
+        <w:t xml:space="preserve">      </w:t>
+      </w:r>
+      <w:r>
+        <w:rPr>
+          <w:rStyle w:val="OperatorTok"/>
+        </w:rPr>
+        <w:t xml:space="preserve">.</w:t>
+      </w:r>
+      <w:r>
+        <w:rPr>
+          <w:rStyle w:val="FunctionTok"/>
+        </w:rPr>
+        <w:t xml:space="preserve">AddFrameSprite</w:t>
+      </w:r>
+      <w:r>
+        <w:rPr>
+          <w:rStyle w:val="OperatorTok"/>
+        </w:rPr>
+        <w:t xml:space="preserve">(</w:t>
+      </w:r>
+      <w:r>
+        <w:rPr>
+          <w:rStyle w:val="KeywordTok"/>
+        </w:rPr>
+        <w:t xml:space="preserve">new</w:t>
+      </w:r>
+      <w:r>
+        <w:rPr>
+          <w:rStyle w:val="NormalTok"/>
+        </w:rPr>
+        <w:t xml:space="preserve"> </w:t>
+      </w:r>
+      <w:r>
+        <w:rPr>
+          <w:rStyle w:val="FunctionTok"/>
+        </w:rPr>
+        <w:t xml:space="preserve">MyCharacterFrame</w:t>
+      </w:r>
+      <w:r>
+        <w:rPr>
+          <w:rStyle w:val="OperatorTok"/>
+        </w:rPr>
+        <w:t xml:space="preserve">(</w:t>
+      </w:r>
+      <w:r>
+        <w:rPr>
+          <w:rStyle w:val="KeywordTok"/>
+        </w:rPr>
+        <w:t xml:space="preserve">this</w:t>
+      </w:r>
+      <w:r>
+        <w:rPr>
+          <w:rStyle w:val="OperatorTok"/>
+        </w:rPr>
+        <w:t xml:space="preserve">,</w:t>
+      </w:r>
+      <w:r>
+        <w:rPr>
+          <w:rStyle w:val="NormalTok"/>
+        </w:rPr>
+        <w:t xml:space="preserve"> width</w:t>
+      </w:r>
+      <w:r>
+        <w:rPr>
+          <w:rStyle w:val="OperatorTok"/>
+        </w:rPr>
+        <w:t xml:space="preserve">/</w:t>
+      </w:r>
+      <w:r>
+        <w:rPr>
+          <w:rStyle w:val="DecValTok"/>
+        </w:rPr>
+        <w:t xml:space="preserve">2</w:t>
+      </w:r>
+      <w:r>
+        <w:rPr>
+          <w:rStyle w:val="OperatorTok"/>
+        </w:rPr>
+        <w:t xml:space="preserve">,</w:t>
+      </w:r>
+      <w:r>
+        <w:rPr>
+          <w:rStyle w:val="NormalTok"/>
+        </w:rPr>
+        <w:t xml:space="preserve"> height</w:t>
+      </w:r>
+      <w:r>
+        <w:rPr>
+          <w:rStyle w:val="OperatorTok"/>
+        </w:rPr>
+        <w:t xml:space="preserve">/</w:t>
+      </w:r>
+      <w:r>
+        <w:rPr>
+          <w:rStyle w:val="DecValTok"/>
+        </w:rPr>
+        <w:t xml:space="preserve">2</w:t>
+      </w:r>
+      <w:r>
+        <w:rPr>
+          <w:rStyle w:val="OperatorTok"/>
+        </w:rPr>
+        <w:t xml:space="preserve">,</w:t>
+      </w:r>
+      <w:r>
+        <w:rPr>
+          <w:rStyle w:val="NormalTok"/>
+        </w:rPr>
+        <w:t xml:space="preserve"> </w:t>
+      </w:r>
+      <w:r>
+        <w:rPr>
+          <w:rStyle w:val="DecValTok"/>
+        </w:rPr>
+        <w:t xml:space="preserve">1</w:t>
+      </w:r>
+      <w:r>
+        <w:rPr>
+          <w:rStyle w:val="OperatorTok"/>
+        </w:rPr>
+        <w:t xml:space="preserve">))</w:t>
+      </w:r>
+      <w:r>
+        <w:br/>
+      </w:r>
+      <w:r>
+        <w:rPr>
+          <w:rStyle w:val="NormalTok"/>
+        </w:rPr>
+        <w:t xml:space="preserve">      </w:t>
+      </w:r>
+      <w:r>
+        <w:rPr>
+          <w:rStyle w:val="OperatorTok"/>
+        </w:rPr>
+        <w:t xml:space="preserve">.</w:t>
+      </w:r>
+      <w:r>
+        <w:rPr>
+          <w:rStyle w:val="FunctionTok"/>
+        </w:rPr>
+        <w:t xml:space="preserve">AddFrameSprite</w:t>
+      </w:r>
+      <w:r>
+        <w:rPr>
+          <w:rStyle w:val="OperatorTok"/>
+        </w:rPr>
+        <w:t xml:space="preserve">(</w:t>
+      </w:r>
+      <w:r>
+        <w:rPr>
+          <w:rStyle w:val="KeywordTok"/>
+        </w:rPr>
+        <w:t xml:space="preserve">new</w:t>
+      </w:r>
+      <w:r>
+        <w:rPr>
+          <w:rStyle w:val="NormalTok"/>
+        </w:rPr>
+        <w:t xml:space="preserve"> </w:t>
+      </w:r>
+      <w:r>
+        <w:rPr>
+          <w:rStyle w:val="FunctionTok"/>
+        </w:rPr>
+        <w:t xml:space="preserve">MyCharacterFrame</w:t>
+      </w:r>
+      <w:r>
+        <w:rPr>
+          <w:rStyle w:val="OperatorTok"/>
+        </w:rPr>
+        <w:t xml:space="preserve">(</w:t>
+      </w:r>
+      <w:r>
+        <w:rPr>
+          <w:rStyle w:val="KeywordTok"/>
+        </w:rPr>
+        <w:t xml:space="preserve">this</w:t>
+      </w:r>
+      <w:r>
+        <w:rPr>
+          <w:rStyle w:val="OperatorTok"/>
+        </w:rPr>
+        <w:t xml:space="preserve">,</w:t>
+      </w:r>
+      <w:r>
+        <w:rPr>
+          <w:rStyle w:val="NormalTok"/>
+        </w:rPr>
+        <w:t xml:space="preserve"> width</w:t>
+      </w:r>
+      <w:r>
+        <w:rPr>
+          <w:rStyle w:val="OperatorTok"/>
+        </w:rPr>
+        <w:t xml:space="preserve">/</w:t>
+      </w:r>
+      <w:r>
+        <w:rPr>
+          <w:rStyle w:val="DecValTok"/>
+        </w:rPr>
+        <w:t xml:space="preserve">2</w:t>
+      </w:r>
+      <w:r>
+        <w:rPr>
+          <w:rStyle w:val="OperatorTok"/>
+        </w:rPr>
+        <w:t xml:space="preserve">,</w:t>
+      </w:r>
+      <w:r>
+        <w:rPr>
+          <w:rStyle w:val="NormalTok"/>
+        </w:rPr>
+        <w:t xml:space="preserve"> height</w:t>
+      </w:r>
+      <w:r>
+        <w:rPr>
+          <w:rStyle w:val="OperatorTok"/>
+        </w:rPr>
+        <w:t xml:space="preserve">/</w:t>
+      </w:r>
+      <w:r>
+        <w:rPr>
+          <w:rStyle w:val="DecValTok"/>
+        </w:rPr>
+        <w:t xml:space="preserve">2</w:t>
+      </w:r>
+      <w:r>
+        <w:rPr>
+          <w:rStyle w:val="OperatorTok"/>
+        </w:rPr>
+        <w:t xml:space="preserve">,</w:t>
+      </w:r>
+      <w:r>
+        <w:rPr>
+          <w:rStyle w:val="NormalTok"/>
+        </w:rPr>
+        <w:t xml:space="preserve"> </w:t>
+      </w:r>
+      <w:r>
+        <w:rPr>
+          <w:rStyle w:val="DecValTok"/>
+        </w:rPr>
+        <w:t xml:space="preserve">2</w:t>
+      </w:r>
+      <w:r>
+        <w:rPr>
+          <w:rStyle w:val="OperatorTok"/>
+        </w:rPr>
+        <w:t xml:space="preserve">))</w:t>
+      </w:r>
+      <w:r>
+        <w:br/>
+      </w:r>
+      <w:r>
+        <w:rPr>
+          <w:rStyle w:val="NormalTok"/>
+        </w:rPr>
+        <w:t xml:space="preserve">      </w:t>
+      </w:r>
+      <w:r>
+        <w:rPr>
+          <w:rStyle w:val="OperatorTok"/>
+        </w:rPr>
+        <w:t xml:space="preserve">.</w:t>
+      </w:r>
+      <w:r>
+        <w:rPr>
+          <w:rStyle w:val="FunctionTok"/>
+        </w:rPr>
+        <w:t xml:space="preserve">setFrameRate</w:t>
+      </w:r>
+      <w:r>
+        <w:rPr>
+          <w:rStyle w:val="OperatorTok"/>
+        </w:rPr>
+        <w:t xml:space="preserve">(</w:t>
+      </w:r>
+      <w:r>
+        <w:rPr>
+          <w:rStyle w:val="DecValTok"/>
+        </w:rPr>
+        <w:t xml:space="preserve">8</w:t>
+      </w:r>
+      <w:r>
+        <w:rPr>
+          <w:rStyle w:val="OperatorTok"/>
+        </w:rPr>
+        <w:t xml:space="preserve">);</w:t>
+      </w:r>
+      <w:r>
+        <w:rPr>
+          <w:rStyle w:val="NormalTok"/>
+        </w:rPr>
+        <w:t xml:space="preserve">   </w:t>
+      </w:r>
+      <w:r>
+        <w:rPr>
+          <w:rStyle w:val="CommentTok"/>
+        </w:rPr>
+        <w:t xml:space="preserve">// hold each pose for 8 game frames; smaller = faster</w:t>
+      </w:r>
+      <w:r>
+        <w:br/>
+      </w:r>
+      <w:r>
+        <w:br/>
+      </w:r>
+      <w:r>
+        <w:rPr>
+          <w:rStyle w:val="NormalTok"/>
+        </w:rPr>
+        <w:t xml:space="preserve">  player</w:t>
+      </w:r>
+      <w:r>
+        <w:rPr>
+          <w:rStyle w:val="OperatorTok"/>
+        </w:rPr>
+        <w:t xml:space="preserve">.</w:t>
+      </w:r>
+      <w:r>
+        <w:rPr>
+          <w:rStyle w:val="FunctionTok"/>
+        </w:rPr>
+        <w:t xml:space="preserve">setVelocity</w:t>
+      </w:r>
+      <w:r>
+        <w:rPr>
+          <w:rStyle w:val="OperatorTok"/>
+        </w:rPr>
+        <w:t xml:space="preserve">(</w:t>
+      </w:r>
+      <w:r>
+        <w:rPr>
+          <w:rStyle w:val="DecValTok"/>
+        </w:rPr>
+        <w:t xml:space="preserve">4</w:t>
+      </w:r>
+      <w:r>
+        <w:rPr>
+          <w:rStyle w:val="OperatorTok"/>
+        </w:rPr>
+        <w:t xml:space="preserve">,</w:t>
+      </w:r>
+      <w:r>
+        <w:rPr>
+          <w:rStyle w:val="NormalTok"/>
+        </w:rPr>
+        <w:t xml:space="preserve"> </w:t>
+      </w:r>
+      <w:r>
+        <w:rPr>
+          <w:rStyle w:val="DecValTok"/>
+        </w:rPr>
+        <w:t xml:space="preserve">0</w:t>
+      </w:r>
+      <w:r>
+        <w:rPr>
+          <w:rStyle w:val="OperatorTok"/>
+        </w:rPr>
+        <w:t xml:space="preserve">);</w:t>
+      </w:r>
+      <w:r>
+        <w:rPr>
+          <w:rStyle w:val="NormalTok"/>
+        </w:rPr>
+        <w:t xml:space="preserve">  </w:t>
+      </w:r>
+      <w:r>
+        <w:rPr>
+          <w:rStyle w:val="CommentTok"/>
+        </w:rPr>
+        <w:t xml:space="preserve">// gives followMouse() a speed to move at</w:t>
+      </w:r>
+      <w:r>
+        <w:br/>
+      </w:r>
+      <w:r>
+        <w:rPr>
+          <w:rStyle w:val="OperatorTok"/>
+        </w:rPr>
+        <w:t xml:space="preserve">}</w:t>
+      </w:r>
+      <w:r>
+        <w:br/>
+      </w:r>
+      <w:r>
+        <w:br/>
+      </w:r>
+      <w:r>
+        <w:rPr>
+          <w:rStyle w:val="DataTypeTok"/>
+        </w:rPr>
+        <w:t xml:space="preserve">void</w:t>
+      </w:r>
+      <w:r>
+        <w:rPr>
+          <w:rStyle w:val="NormalTok"/>
+        </w:rPr>
+        <w:t xml:space="preserve"> </w:t>
+      </w:r>
+      <w:r>
+        <w:rPr>
+          <w:rStyle w:val="FunctionTok"/>
+        </w:rPr>
+        <w:t xml:space="preserve">draw</w:t>
+      </w:r>
+      <w:r>
+        <w:rPr>
+          <w:rStyle w:val="OperatorTok"/>
+        </w:rPr>
+        <w:t xml:space="preserve">()</w:t>
+      </w:r>
+      <w:r>
+        <w:rPr>
+          <w:rStyle w:val="NormalTok"/>
+        </w:rPr>
+        <w:t xml:space="preserve"> </w:t>
+      </w:r>
+      <w:r>
+        <w:rPr>
+          <w:rStyle w:val="OperatorTok"/>
+        </w:rPr>
+        <w:t xml:space="preserve">{</w:t>
+      </w:r>
+      <w:r>
+        <w:br/>
+      </w:r>
+      <w:r>
+        <w:rPr>
+          <w:rStyle w:val="NormalTok"/>
+        </w:rPr>
+        <w:t xml:space="preserve">  </w:t>
+      </w:r>
+      <w:r>
+        <w:rPr>
+          <w:rStyle w:val="FunctionTok"/>
+        </w:rPr>
+        <w:t xml:space="preserve">background</w:t>
+      </w:r>
+      <w:r>
+        <w:rPr>
+          <w:rStyle w:val="OperatorTok"/>
+        </w:rPr>
+        <w:t xml:space="preserve">(</w:t>
+      </w:r>
+      <w:r>
+        <w:rPr>
+          <w:rStyle w:val="DecValTok"/>
+        </w:rPr>
+        <w:t xml:space="preserve">240</w:t>
+      </w:r>
+      <w:r>
+        <w:rPr>
+          <w:rStyle w:val="OperatorTok"/>
+        </w:rPr>
+        <w:t xml:space="preserve">);</w:t>
+      </w:r>
+      <w:r>
+        <w:br/>
+      </w:r>
+      <w:r>
+        <w:br/>
+      </w:r>
+      <w:r>
+        <w:rPr>
+          <w:rStyle w:val="NormalTok"/>
+        </w:rPr>
+        <w:t xml:space="preserve">  </w:t>
+      </w:r>
+      <w:r>
+        <w:rPr>
+          <w:rStyle w:val="CommentTok"/>
+        </w:rPr>
+        <w:t xml:space="preserve">// --- Option A: follow the mouse ---</w:t>
+      </w:r>
+      <w:r>
+        <w:br/>
+      </w:r>
+      <w:r>
+        <w:rPr>
+          <w:rStyle w:val="NormalTok"/>
+        </w:rPr>
+        <w:t xml:space="preserve">  player</w:t>
+      </w:r>
+      <w:r>
+        <w:rPr>
+          <w:rStyle w:val="OperatorTok"/>
+        </w:rPr>
+        <w:t xml:space="preserve">.</w:t>
+      </w:r>
+      <w:r>
+        <w:rPr>
+          <w:rStyle w:val="FunctionTok"/>
+        </w:rPr>
+        <w:t xml:space="preserve">followMouse</w:t>
+      </w:r>
+      <w:r>
+        <w:rPr>
+          <w:rStyle w:val="OperatorTok"/>
+        </w:rPr>
+        <w:t xml:space="preserve">();</w:t>
+      </w:r>
+      <w:r>
+        <w:br/>
+      </w:r>
+      <w:r>
+        <w:rPr>
+          <w:rStyle w:val="NormalTok"/>
+        </w:rPr>
+        <w:t xml:space="preserve">  player</w:t>
+      </w:r>
+      <w:r>
+        <w:rPr>
+          <w:rStyle w:val="OperatorTok"/>
+        </w:rPr>
+        <w:t xml:space="preserve">.</w:t>
+      </w:r>
+      <w:r>
+        <w:rPr>
+          <w:rStyle w:val="FunctionTok"/>
+        </w:rPr>
+        <w:t xml:space="preserve">drawSprite</w:t>
+      </w:r>
+      <w:r>
+        <w:rPr>
+          <w:rStyle w:val="OperatorTok"/>
+        </w:rPr>
+        <w:t xml:space="preserve">();</w:t>
+      </w:r>
+      <w:r>
+        <w:rPr>
+          <w:rStyle w:val="NormalTok"/>
+        </w:rPr>
+        <w:t xml:space="preserve">   </w:t>
+      </w:r>
+      <w:r>
+        <w:rPr>
+          <w:rStyle w:val="CommentTok"/>
+        </w:rPr>
+        <w:t xml:space="preserve">// draws the current pose, then turns the page for you</w:t>
+      </w:r>
+      <w:r>
+        <w:br/>
+      </w:r>
+      <w:r>
+        <w:br/>
+      </w:r>
+      <w:r>
+        <w:rPr>
+          <w:rStyle w:val="NormalTok"/>
+        </w:rPr>
+        <w:t xml:space="preserve">  </w:t>
+      </w:r>
+      <w:r>
+        <w:rPr>
+          <w:rStyle w:val="CommentTok"/>
+        </w:rPr>
+        <w:t xml:space="preserve">// --- Option B: arrow-key control ---</w:t>
+      </w:r>
+      <w:r>
+        <w:br/>
+      </w:r>
+      <w:r>
+        <w:rPr>
+          <w:rStyle w:val="NormalTok"/>
+        </w:rPr>
+        <w:t xml:space="preserve">  </w:t>
+      </w:r>
+      <w:r>
+        <w:rPr>
+          <w:rStyle w:val="CommentTok"/>
+        </w:rPr>
+        <w:t xml:space="preserve">// (comment out Option A above, uncomment these two lines, keep keyPressed below)</w:t>
+      </w:r>
+      <w:r>
+        <w:br/>
+      </w:r>
+      <w:r>
+        <w:rPr>
+          <w:rStyle w:val="NormalTok"/>
+        </w:rPr>
+        <w:t xml:space="preserve">  </w:t>
+      </w:r>
+      <w:r>
+        <w:rPr>
+          <w:rStyle w:val="CommentTok"/>
+        </w:rPr>
+        <w:t xml:space="preserve">// player.move();</w:t>
+      </w:r>
+      <w:r>
+        <w:br/>
+      </w:r>
+      <w:r>
+        <w:rPr>
+          <w:rStyle w:val="NormalTok"/>
+        </w:rPr>
+        <w:t xml:space="preserve">  </w:t>
+      </w:r>
+      <w:r>
+        <w:rPr>
+          <w:rStyle w:val="CommentTok"/>
+        </w:rPr>
+        <w:t xml:space="preserve">// player.drawSprite();</w:t>
+      </w:r>
+      <w:r>
+        <w:br/>
+      </w:r>
+      <w:r>
+        <w:rPr>
+          <w:rStyle w:val="OperatorTok"/>
+        </w:rPr>
+        <w:t xml:space="preserve">}</w:t>
+      </w:r>
+      <w:r>
+        <w:br/>
+      </w:r>
+      <w:r>
+        <w:br/>
+      </w:r>
+      <w:r>
+        <w:rPr>
+          <w:rStyle w:val="CommentTok"/>
+        </w:rPr>
+        <w:t xml:space="preserve">// Used with Option B (arrow keys)</w:t>
+      </w:r>
+      <w:r>
+        <w:br/>
+      </w:r>
+      <w:r>
+        <w:rPr>
+          <w:rStyle w:val="DataTypeTok"/>
+        </w:rPr>
+        <w:t xml:space="preserve">void</w:t>
+      </w:r>
+      <w:r>
+        <w:rPr>
+          <w:rStyle w:val="NormalTok"/>
+        </w:rPr>
+        <w:t xml:space="preserve"> </w:t>
+      </w:r>
+      <w:r>
+        <w:rPr>
+          <w:rStyle w:val="FunctionTok"/>
+        </w:rPr>
+        <w:t xml:space="preserve">keyPressed</w:t>
+      </w:r>
+      <w:r>
+        <w:rPr>
+          <w:rStyle w:val="OperatorTok"/>
+        </w:rPr>
+        <w:t xml:space="preserve">()</w:t>
+      </w:r>
+      <w:r>
+        <w:rPr>
+          <w:rStyle w:val="NormalTok"/>
+        </w:rPr>
+        <w:t xml:space="preserve"> </w:t>
+      </w:r>
+      <w:r>
+        <w:rPr>
+          <w:rStyle w:val="OperatorTok"/>
+        </w:rPr>
+        <w:t xml:space="preserve">{</w:t>
+      </w:r>
+      <w:r>
+        <w:br/>
+      </w:r>
+      <w:r>
+        <w:rPr>
+          <w:rStyle w:val="NormalTok"/>
+        </w:rPr>
+        <w:t xml:space="preserve">  player</w:t>
+      </w:r>
+      <w:r>
+        <w:rPr>
+          <w:rStyle w:val="OperatorTok"/>
+        </w:rPr>
+        <w:t xml:space="preserve">.</w:t>
+      </w:r>
+      <w:r>
+        <w:rPr>
+          <w:rStyle w:val="FunctionTok"/>
+        </w:rPr>
+        <w:t xml:space="preserve">keyboardControl</w:t>
+      </w:r>
+      <w:r>
+        <w:rPr>
+          <w:rStyle w:val="OperatorTok"/>
+        </w:rPr>
+        <w:t xml:space="preserve">();</w:t>
+      </w:r>
+      <w:r>
+        <w:br/>
+      </w:r>
+      <w:r>
+        <w:rPr>
+          <w:rStyle w:val="OperatorTok"/>
+        </w:rPr>
+        <w:t xml:space="preserve">}</w:t>
+      </w:r>
+    </w:p>
+    <w:tbl>
+      <w:tblPr>
+        <w:tblW w:w="9360" w:type="dxa"/>
+        <w:tblInd w:w="92" w:type="dxa"/>
+        <w:tblLayout w:type="fixed"/>
+        <w:tblBorders>
+          <w:top w:val="nil"/>
+          <w:left w:val="nil"/>
+          <w:bottom w:val="nil"/>
+          <w:right w:val="nil"/>
+          <w:insideH w:val="nil"/>
+          <w:insideV w:val="nil"/>
+        </w:tblBorders>
+        <w:tblCellMar>
+          <w:top w:w="0" w:type="dxa"/>
+          <w:left w:w="200" w:type="dxa"/>
+          <w:bottom w:w="0" w:type="dxa"/>
+          <w:right w:w="200" w:type="dxa"/>
+        </w:tblCellMar>
+        <w:tblLook w:val="0000" w:firstRow="0" w:lastRow="0" w:firstColumn="0" w:lastColumn="0" w:noHBand="1" w:noVBand="1"/>
+      </w:tblPr>
+      <w:tblGrid>
+        <w:gridCol w:w="9360"/>
+      </w:tblGrid>
+      <w:tr>
+        <w:trPr>
+          <w:cantSplit/>
+        </w:trPr>
+        <w:tc>
+          <w:tcPr>
+            <w:tcW w:w="9360" w:type="dxa"/>
+            <w:tcBorders>
+              <w:top w:val="single" w:sz="4" w:space="0" w:color="CFE0F3"/>
+              <w:left w:val="single" w:sz="36" w:space="0" w:color="2B6CB0"/>
+              <w:bottom w:val="single" w:sz="4" w:space="0" w:color="CFE0F3"/>
+              <w:right w:val="single" w:sz="4" w:space="0" w:color="CFE0F3"/>
+            </w:tcBorders>
+            <w:shd w:val="clear" w:color="auto" w:fill="F2F7FD"/>
+            <w:tcMar>
+              <w:top w:w="60" w:type="dxa"/>
+              <w:bottom w:w="60" w:type="dxa"/>
+            </w:tcMar>
+          </w:tcPr>
+          <w:p>
+            <w:pPr>
+              <w:pStyle w:val="FirstParagraph"/>
+            </w:pPr>
+            <w:r>
+              <w:rPr>
+                <w:b/>
+                <w:bCs/>
+              </w:rPr>
               <w:t xml:space="preserve">Aside:  a chain of calls</w:t>
             </w:r>
           </w:p>
@@ -4733,18 +4735,18 @@
           <wp:inline>
             <wp:extent cx="1737359" cy="1447799"/>
             <wp:effectExtent b="0" l="0" r="0" t="0"/>
-            <wp:docPr descr="" title="" id="15" name="Picture"/>
+            <wp:docPr descr="" title="" id="17" name="Picture"/>
             <a:graphic>
               <a:graphicData uri="http://schemas.openxmlformats.org/drawingml/2006/picture">
                 <pic:pic>
                   <pic:nvPicPr>
-                    <pic:cNvPr descr="lessons/chapters\screenshots/bC_Pose0.png" id="16" name="Picture"/>
+                    <pic:cNvPr descr="lessons/chapters/screenshots/bC_Pose0.png" id="18" name="Picture"/>
                     <pic:cNvPicPr>
                       <a:picLocks noChangeArrowheads="1" noChangeAspect="1"/>
                     </pic:cNvPicPr>
                   </pic:nvPicPr>
                   <pic:blipFill>
-                    <a:blip r:embed="rId14"/>
+                    <a:blip r:embed="rId16"/>
                     <a:stretch>
                       <a:fillRect/>
                     </a:stretch>
@@ -4790,18 +4792,18 @@
           <wp:inline>
             <wp:extent cx="1737359" cy="1447799"/>
             <wp:effectExtent b="0" l="0" r="0" t="0"/>
-            <wp:docPr descr="" title="" id="18" name="Picture"/>
+            <wp:docPr descr="" title="" id="20" name="Picture"/>
             <a:graphic>
               <a:graphicData uri="http://schemas.openxmlformats.org/drawingml/2006/picture">
                 <pic:pic>
                   <pic:nvPicPr>
-                    <pic:cNvPr descr="lessons/chapters\screenshots/bC_Pose1.png" id="19" name="Picture"/>
+                    <pic:cNvPr descr="lessons/chapters/screenshots/bC_Pose1.png" id="21" name="Picture"/>
                     <pic:cNvPicPr>
                       <a:picLocks noChangeArrowheads="1" noChangeAspect="1"/>
                     </pic:cNvPicPr>
                   </pic:nvPicPr>
                   <pic:blipFill>
-                    <a:blip r:embed="rId17"/>
+                    <a:blip r:embed="rId19"/>
                     <a:stretch>
                       <a:fillRect/>
                     </a:stretch>
@@ -4847,18 +4849,18 @@
           <wp:inline>
             <wp:extent cx="1737359" cy="1447799"/>
             <wp:effectExtent b="0" l="0" r="0" t="0"/>
-            <wp:docPr descr="" title="" id="21" name="Picture"/>
+            <wp:docPr descr="" title="" id="23" name="Picture"/>
             <a:graphic>
               <a:graphicData uri="http://schemas.openxmlformats.org/drawingml/2006/picture">
                 <pic:pic>
                   <pic:nvPicPr>
-                    <pic:cNvPr descr="lessons/chapters\screenshots/bC_Pose2.png" id="22" name="Picture"/>
+                    <pic:cNvPr descr="lessons/chapters/screenshots/bC_Pose2.png" id="24" name="Picture"/>
                     <pic:cNvPicPr>
                       <a:picLocks noChangeArrowheads="1" noChangeAspect="1"/>
                     </pic:cNvPicPr>
                   </pic:nvPicPr>
                   <pic:blipFill>
-                    <a:blip r:embed="rId20"/>
+                    <a:blip r:embed="rId22"/>
                     <a:stretch>
                       <a:fillRect/>
                     </a:stretch>
@@ -4918,15 +4920,15 @@
         <w:t xml:space="preserve">turns the page.</w:t>
       </w:r>
     </w:p>
-    <w:bookmarkEnd w:id="23"/>
-    <w:bookmarkStart w:id="27" w:name="step-4---the-speed"/>
     <w:p>
       <w:pPr>
         <w:pStyle w:val="Heading2"/>
       </w:pPr>
+      <w:bookmarkStart w:id="25" w:name="_c53f40458497c71a57c0a414d0e68e0db3eb01e"/>
       <w:r>
         <w:t xml:space="preserve">Step 4 - The speed</w:t>
       </w:r>
+      <w:bookmarkEnd w:id="25"/>
     </w:p>
     <w:p>
       <w:pPr>
@@ -4971,6 +4973,1187 @@
       </w:r>
       <w:r>
         <w:t xml:space="preserve">suits your character?</w:t>
+      </w:r>
+    </w:p>
+    <w:tbl>
+      <w:tblPr>
+        <w:tblW w:w="9360" w:type="dxa"/>
+        <w:tblInd w:w="92" w:type="dxa"/>
+        <w:tblLayout w:type="fixed"/>
+        <w:tblBorders>
+          <w:top w:val="nil"/>
+          <w:left w:val="nil"/>
+          <w:bottom w:val="nil"/>
+          <w:right w:val="nil"/>
+          <w:insideH w:val="nil"/>
+          <w:insideV w:val="nil"/>
+        </w:tblBorders>
+        <w:tblCellMar>
+          <w:top w:w="0" w:type="dxa"/>
+          <w:left w:w="200" w:type="dxa"/>
+          <w:bottom w:w="0" w:type="dxa"/>
+          <w:right w:w="200" w:type="dxa"/>
+        </w:tblCellMar>
+        <w:tblLook w:val="0000" w:firstRow="0" w:lastRow="0" w:firstColumn="0" w:lastColumn="0" w:noHBand="1" w:noVBand="1"/>
+      </w:tblPr>
+      <w:tblGrid>
+        <w:gridCol w:w="9360"/>
+      </w:tblGrid>
+      <w:tr>
+        <w:trPr>
+          <w:cantSplit/>
+        </w:trPr>
+        <w:tc>
+          <w:tcPr>
+            <w:tcW w:w="9360" w:type="dxa"/>
+            <w:tcBorders>
+              <w:top w:val="single" w:sz="4" w:space="0" w:color="C2E6D1"/>
+              <w:left w:val="single" w:sz="36" w:space="0" w:color="1D7A44"/>
+              <w:bottom w:val="single" w:sz="4" w:space="0" w:color="C2E6D1"/>
+              <w:right w:val="single" w:sz="4" w:space="0" w:color="C2E6D1"/>
+            </w:tcBorders>
+            <w:shd w:val="clear" w:color="auto" w:fill="F1FBF5"/>
+            <w:tcMar>
+              <w:top w:w="60" w:type="dxa"/>
+              <w:bottom w:w="60" w:type="dxa"/>
+            </w:tcMar>
+          </w:tcPr>
+          <w:p>
+            <w:pPr>
+              <w:pStyle w:val="FirstParagraph"/>
+            </w:pPr>
+            <w:r>
+              <w:rPr>
+                <w:b/>
+                <w:bCs/>
+              </w:rPr>
+              <w:t xml:space="preserve">Check.</w:t>
+            </w:r>
+            <w:r>
+              <w:t xml:space="preserve"> </w:t>
+            </w:r>
+            <w:r>
+              <w:t xml:space="preserve"> </w:t>
+            </w:r>
+            <w:r>
+              <w:rPr>
+                <w:rStyle w:val="VerbatimChar"/>
+              </w:rPr>
+              <w:t xml:space="preserve">4</w:t>
+            </w:r>
+            <w:r>
+              <w:t xml:space="preserve"> </w:t>
+            </w:r>
+            <w:r>
+              <w:t xml:space="preserve">flips fast and frantic. </w:t>
+            </w:r>
+            <w:r>
+              <w:t xml:space="preserve"> </w:t>
+            </w:r>
+            <w:r>
+              <w:rPr>
+                <w:rStyle w:val="VerbatimChar"/>
+              </w:rPr>
+              <w:t xml:space="preserve">20</w:t>
+            </w:r>
+            <w:r>
+              <w:t xml:space="preserve"> </w:t>
+            </w:r>
+            <w:r>
+              <w:t xml:space="preserve">flips slow and calm.</w:t>
+            </w:r>
+          </w:p>
+        </w:tc>
+      </w:tr>
+    </w:tbl>
+    <w:p>
+      <w:pPr>
+        <w:spacing w:before="0" w:after="0" w:line="120" w:lineRule="exact"/>
+      </w:pPr>
+    </w:p>
+    <w:p>
+      <w:pPr>
+        <w:pStyle w:val="KeepWithNext"/>
+      </w:pPr>
+      <w:r>
+        <w:t xml:space="preserve">The number is how many game frames each pose stays on the screen.  So a</w:t>
+      </w:r>
+      <w:r>
+        <w:t xml:space="preserve"> </w:t>
+      </w:r>
+      <w:r>
+        <w:rPr>
+          <w:b/>
+          <w:bCs/>
+        </w:rPr>
+        <w:t xml:space="preserve">smaller</w:t>
+      </w:r>
+      <w:r>
+        <w:t xml:space="preserve"> </w:t>
+      </w:r>
+      <w:r>
+        <w:t xml:space="preserve">number is</w:t>
+      </w:r>
+      <w:r>
+        <w:t xml:space="preserve"> </w:t>
+      </w:r>
+      <w:r>
+        <w:rPr>
+          <w:b/>
+          <w:bCs/>
+        </w:rPr>
+        <w:t xml:space="preserve">faster</w:t>
+      </w:r>
+      <w:r>
+        <w:t xml:space="preserve">.  That's backwards from what most people</w:t>
+      </w:r>
+      <w:r>
+        <w:t xml:space="preserve"> </w:t>
+      </w:r>
+      <w:r>
+        <w:t xml:space="preserve">expect.</w:t>
+      </w:r>
+    </w:p>
+    <w:tbl>
+      <w:tblPr>
+        <w:tblW w:w="9360" w:type="dxa"/>
+        <w:tblInd w:w="92" w:type="dxa"/>
+        <w:tblLayout w:type="fixed"/>
+        <w:tblBorders>
+          <w:top w:val="nil"/>
+          <w:left w:val="nil"/>
+          <w:bottom w:val="nil"/>
+          <w:right w:val="nil"/>
+          <w:insideH w:val="nil"/>
+          <w:insideV w:val="nil"/>
+        </w:tblBorders>
+        <w:tblCellMar>
+          <w:top w:w="0" w:type="dxa"/>
+          <w:left w:w="200" w:type="dxa"/>
+          <w:bottom w:w="0" w:type="dxa"/>
+          <w:right w:w="200" w:type="dxa"/>
+        </w:tblCellMar>
+        <w:tblLook w:val="0000" w:firstRow="0" w:lastRow="0" w:firstColumn="0" w:lastColumn="0" w:noHBand="1" w:noVBand="1"/>
+      </w:tblPr>
+      <w:tblGrid>
+        <w:gridCol w:w="9360"/>
+      </w:tblGrid>
+      <w:tr>
+        <w:trPr>
+          <w:cantSplit/>
+        </w:trPr>
+        <w:tc>
+          <w:tcPr>
+            <w:tcW w:w="9360" w:type="dxa"/>
+            <w:tcBorders>
+              <w:top w:val="single" w:sz="4" w:space="0" w:color="F0C9C4"/>
+              <w:left w:val="single" w:sz="36" w:space="0" w:color="B4382C"/>
+              <w:bottom w:val="single" w:sz="4" w:space="0" w:color="F0C9C4"/>
+              <w:right w:val="single" w:sz="4" w:space="0" w:color="F0C9C4"/>
+            </w:tcBorders>
+            <w:shd w:val="clear" w:color="auto" w:fill="FDF2F1"/>
+            <w:tcMar>
+              <w:top w:w="60" w:type="dxa"/>
+              <w:bottom w:w="60" w:type="dxa"/>
+            </w:tcMar>
+          </w:tcPr>
+          <w:p>
+            <w:pPr>
+              <w:pStyle w:val="BodyText"/>
+            </w:pPr>
+            <w:r>
+              <w:rPr>
+                <w:b/>
+                <w:bCs/>
+              </w:rPr>
+              <w:t xml:space="preserve">Watch out.</w:t>
+            </w:r>
+            <w:r>
+              <w:t xml:space="preserve">  Make one frame at a different</w:t>
+            </w:r>
+            <w:r>
+              <w:t xml:space="preserve"> </w:t>
+            </w:r>
+            <w:r>
+              <w:rPr>
+                <w:rStyle w:val="VerbatimChar"/>
+              </w:rPr>
+              <w:t xml:space="preserve">x</w:t>
+            </w:r>
+            <w:r>
+              <w:t xml:space="preserve"> </w:t>
+            </w:r>
+            <w:r>
+              <w:t xml:space="preserve">or</w:t>
+            </w:r>
+            <w:r>
+              <w:t xml:space="preserve"> </w:t>
+            </w:r>
+            <w:r>
+              <w:rPr>
+                <w:rStyle w:val="VerbatimChar"/>
+              </w:rPr>
+              <w:t xml:space="preserve">y</w:t>
+            </w:r>
+            <w:r>
+              <w:t xml:space="preserve">, and your character</w:t>
+            </w:r>
+            <w:r>
+              <w:t xml:space="preserve"> </w:t>
+            </w:r>
+            <w:r>
+              <w:t xml:space="preserve">jumps every time the page turns.  Here the second pose was made 70 pixels to the</w:t>
+            </w:r>
+            <w:r>
+              <w:t xml:space="preserve"> </w:t>
+            </w:r>
+            <w:r>
+              <w:t xml:space="preserve">right.</w:t>
+            </w:r>
+          </w:p>
+        </w:tc>
+      </w:tr>
+    </w:tbl>
+    <w:p>
+      <w:pPr>
+        <w:spacing w:before="0" w:after="0" w:line="120" w:lineRule="exact"/>
+      </w:pPr>
+    </w:p>
+    <w:p>
+      <w:pPr>
+        <w:pStyle w:val="Screenshot"/>
+      </w:pPr>
+      <w:r>
+        <w:drawing>
+          <wp:inline>
+            <wp:extent cx="3108960" cy="1674055"/>
+            <wp:effectExtent b="0" l="0" r="0" t="0"/>
+            <wp:docPr descr="" title="" id="27" name="Picture"/>
+            <a:graphic>
+              <a:graphicData uri="http://schemas.openxmlformats.org/drawingml/2006/picture">
+                <pic:pic>
+                  <pic:nvPicPr>
+                    <pic:cNvPr descr="lessons/chapters/screenshots/bC_Jump.png" id="28" name="Picture"/>
+                    <pic:cNvPicPr>
+                      <a:picLocks noChangeArrowheads="1" noChangeAspect="1"/>
+                    </pic:cNvPicPr>
+                  </pic:nvPicPr>
+                  <pic:blipFill>
+                    <a:blip r:embed="rId26"/>
+                    <a:stretch>
+                      <a:fillRect/>
+                    </a:stretch>
+                  </pic:blipFill>
+                  <pic:spPr bwMode="auto">
+                    <a:xfrm>
+                      <a:off x="0" y="0"/>
+                      <a:ext cx="3108960" cy="1674055"/>
+                    </a:xfrm>
+                    <a:prstGeom prst="rect">
+                      <a:avLst/>
+                    </a:prstGeom>
+                    <a:noFill/>
+                    <a:ln w="9525">
+                      <a:solidFill>
+                        <a:srgbClr val="C9D8E8"/>
+                      </a:solidFill>
+                      <a:headEnd/>
+                      <a:tailEnd/>
+                    </a:ln>
+                  </pic:spPr>
+                </pic:pic>
+              </a:graphicData>
+            </a:graphic>
+          </wp:inline>
+        </w:drawing>
+      </w:r>
+    </w:p>
+    <w:p>
+      <w:pPr>
+        <w:pStyle w:val="ScreenshotCaption"/>
+      </w:pPr>
+      <w:r>
+        <w:t xml:space="preserve">With</w:t>
+      </w:r>
+      <w:r>
+        <w:t xml:space="preserve"> </w:t>
+      </w:r>
+      <w:r>
+        <w:rPr>
+          <w:rStyle w:val="VerbatimChar"/>
+        </w:rPr>
+        <w:t xml:space="preserve">background()</w:t>
+      </w:r>
+      <w:r>
+        <w:t xml:space="preserve"> </w:t>
+      </w:r>
+      <w:r>
+        <w:t xml:space="preserve">switched off:  the same character, in two</w:t>
+      </w:r>
+      <w:r>
+        <w:t xml:space="preserve"> </w:t>
+      </w:r>
+      <w:r>
+        <w:t xml:space="preserve">places.</w:t>
+      </w:r>
+    </w:p>
+    <w:tbl>
+      <w:tblPr>
+        <w:tblW w:w="9360" w:type="dxa"/>
+        <w:tblInd w:w="92" w:type="dxa"/>
+        <w:tblLayout w:type="fixed"/>
+        <w:tblBorders>
+          <w:top w:val="nil"/>
+          <w:left w:val="nil"/>
+          <w:bottom w:val="nil"/>
+          <w:right w:val="nil"/>
+          <w:insideH w:val="nil"/>
+          <w:insideV w:val="nil"/>
+        </w:tblBorders>
+        <w:tblCellMar>
+          <w:top w:w="0" w:type="dxa"/>
+          <w:left w:w="200" w:type="dxa"/>
+          <w:bottom w:w="0" w:type="dxa"/>
+          <w:right w:w="200" w:type="dxa"/>
+        </w:tblCellMar>
+        <w:tblLook w:val="0000" w:firstRow="0" w:lastRow="0" w:firstColumn="0" w:lastColumn="0" w:noHBand="1" w:noVBand="1"/>
+      </w:tblPr>
+      <w:tblGrid>
+        <w:gridCol w:w="9360"/>
+      </w:tblGrid>
+      <w:tr>
+        <w:trPr>
+          <w:cantSplit/>
+        </w:trPr>
+        <w:tc>
+          <w:tcPr>
+            <w:tcW w:w="9360" w:type="dxa"/>
+            <w:tcBorders>
+              <w:top w:val="single" w:sz="4" w:space="0" w:color="F0C9C4"/>
+              <w:left w:val="single" w:sz="36" w:space="0" w:color="B4382C"/>
+              <w:bottom w:val="single" w:sz="4" w:space="0" w:color="F0C9C4"/>
+              <w:right w:val="single" w:sz="4" w:space="0" w:color="F0C9C4"/>
+            </w:tcBorders>
+            <w:shd w:val="clear" w:color="auto" w:fill="FDF2F1"/>
+            <w:tcMar>
+              <w:top w:w="60" w:type="dxa"/>
+              <w:bottom w:w="60" w:type="dxa"/>
+            </w:tcMar>
+          </w:tcPr>
+          <w:p>
+            <w:pPr>
+              <w:pStyle w:val="BodyText"/>
+            </w:pPr>
+            <w:r>
+              <w:rPr>
+                <w:b/>
+                <w:bCs/>
+              </w:rPr>
+              <w:t xml:space="preserve">Watch out.</w:t>
+            </w:r>
+            <w:r>
+              <w:t xml:space="preserve">  Forget</w:t>
+            </w:r>
+            <w:r>
+              <w:t xml:space="preserve"> </w:t>
+            </w:r>
+            <w:r>
+              <w:rPr>
+                <w:rStyle w:val="VerbatimChar"/>
+              </w:rPr>
+              <w:t xml:space="preserve">this.pose = pose;</w:t>
+            </w:r>
+            <w:r>
+              <w:t xml:space="preserve">, and every frame's</w:t>
+            </w:r>
+            <w:r>
+              <w:t xml:space="preserve"> </w:t>
+            </w:r>
+            <w:r>
+              <w:rPr>
+                <w:rStyle w:val="VerbatimChar"/>
+              </w:rPr>
+              <w:t xml:space="preserve">pose</w:t>
+            </w:r>
+            <w:r>
+              <w:t xml:space="preserve"> </w:t>
+            </w:r>
+            <w:r>
+              <w:t xml:space="preserve">is</w:t>
+            </w:r>
+            <w:r>
+              <w:t xml:space="preserve"> </w:t>
+            </w:r>
+            <w:r>
+              <w:rPr>
+                <w:rStyle w:val="VerbatimChar"/>
+              </w:rPr>
+              <w:t xml:space="preserve">0</w:t>
+            </w:r>
+            <w:r>
+              <w:t xml:space="preserve">. </w:t>
+            </w:r>
+            <w:r>
+              <w:t xml:space="preserve"> </w:t>
+            </w:r>
+            <w:r>
+              <w:t xml:space="preserve">Every page draws pose 0, so nothing seems to animate.</w:t>
+            </w:r>
+          </w:p>
+        </w:tc>
+      </w:tr>
+    </w:tbl>
+    <w:p>
+      <w:pPr>
+        <w:spacing w:before="0" w:after="0" w:line="120" w:lineRule="exact"/>
+      </w:pPr>
+    </w:p>
+    <w:tbl>
+      <w:tblPr>
+        <w:tblW w:w="9360" w:type="dxa"/>
+        <w:tblInd w:w="92" w:type="dxa"/>
+        <w:tblLayout w:type="fixed"/>
+        <w:tblBorders>
+          <w:top w:val="nil"/>
+          <w:left w:val="nil"/>
+          <w:bottom w:val="nil"/>
+          <w:right w:val="nil"/>
+          <w:insideH w:val="nil"/>
+          <w:insideV w:val="nil"/>
+        </w:tblBorders>
+        <w:tblCellMar>
+          <w:top w:w="0" w:type="dxa"/>
+          <w:left w:w="200" w:type="dxa"/>
+          <w:bottom w:w="0" w:type="dxa"/>
+          <w:right w:w="200" w:type="dxa"/>
+        </w:tblCellMar>
+        <w:tblLook w:val="0000" w:firstRow="0" w:lastRow="0" w:firstColumn="0" w:lastColumn="0" w:noHBand="1" w:noVBand="1"/>
+      </w:tblPr>
+      <w:tblGrid>
+        <w:gridCol w:w="9360"/>
+      </w:tblGrid>
+      <w:tr>
+        <w:trPr>
+          <w:cantSplit/>
+        </w:trPr>
+        <w:tc>
+          <w:tcPr>
+            <w:tcW w:w="9360" w:type="dxa"/>
+            <w:tcBorders>
+              <w:top w:val="single" w:sz="4" w:space="0" w:color="F0C9C4"/>
+              <w:left w:val="single" w:sz="36" w:space="0" w:color="B4382C"/>
+              <w:bottom w:val="single" w:sz="4" w:space="0" w:color="F0C9C4"/>
+              <w:right w:val="single" w:sz="4" w:space="0" w:color="F0C9C4"/>
+            </w:tcBorders>
+            <w:shd w:val="clear" w:color="auto" w:fill="FDF2F1"/>
+            <w:tcMar>
+              <w:top w:w="60" w:type="dxa"/>
+              <w:bottom w:w="60" w:type="dxa"/>
+            </w:tcMar>
+          </w:tcPr>
+          <w:p>
+            <w:pPr>
+              <w:pStyle w:val="KeepWithNext"/>
+            </w:pPr>
+            <w:r>
+              <w:rPr>
+                <w:b/>
+                <w:bCs/>
+              </w:rPr>
+              <w:t xml:space="preserve">Watch out.</w:t>
+            </w:r>
+            <w:r>
+              <w:t xml:space="preserve">  Copy the class and forget to rename its constructor, and the</w:t>
+            </w:r>
+            <w:r>
+              <w:t xml:space="preserve"> </w:t>
+            </w:r>
+            <w:r>
+              <w:t xml:space="preserve">sketch stops with a message like this one, on the line that makes the frames:</w:t>
+            </w:r>
+          </w:p>
+          <w:p>
+            <w:pPr>
+              <w:pStyle w:val="SourceCode"/>
+            </w:pPr>
+            <w:r>
+              <w:rPr>
+                <w:rStyle w:val="VerbatimChar"/>
+              </w:rPr>
+              <w:t xml:space="preserve">The constructor MyCharacterFrame(...) is undefined</w:t>
+            </w:r>
+          </w:p>
+          <w:p>
+            <w:pPr>
+              <w:pStyle w:val="FirstParagraph"/>
+            </w:pPr>
+            <w:r>
+              <w:t xml:space="preserve">The constructor's name has to match the class's name exactly.</w:t>
+            </w:r>
+          </w:p>
+        </w:tc>
+      </w:tr>
+    </w:tbl>
+    <w:p>
+      <w:pPr>
+        <w:spacing w:before="0" w:after="0" w:line="120" w:lineRule="exact"/>
+      </w:pPr>
+    </w:p>
+    <w:p>
+      <w:pPr>
+        <w:pStyle w:val="Heading2"/>
+      </w:pPr>
+      <w:bookmarkStart w:id="29" w:name="_49a39bcb912f57ac05213b294bb760b22ad33ff"/>
+      <w:r>
+        <w:t xml:space="preserve">Step 5 - Move it</w:t>
+      </w:r>
+      <w:bookmarkEnd w:id="29"/>
+    </w:p>
+    <w:p>
+      <w:pPr>
+        <w:pStyle w:val="KeepWithNext"/>
+      </w:pPr>
+      <w:r>
+        <w:rPr>
+          <w:b/>
+          <w:bCs/>
+        </w:rPr>
+        <w:t xml:space="preserve">Build it.</w:t>
+      </w:r>
+      <w:r>
+        <w:t xml:space="preserve">  Your animated character moves exactly like before: </w:t>
+      </w:r>
+      <w:r>
+        <w:t xml:space="preserve"> </w:t>
+      </w:r>
+      <w:r>
+        <w:rPr>
+          <w:rStyle w:val="VerbatimChar"/>
+        </w:rPr>
+        <w:t xml:space="preserve">followMouse()</w:t>
+      </w:r>
+      <w:r>
+        <w:t xml:space="preserve"> </w:t>
+      </w:r>
+      <w:r>
+        <w:t xml:space="preserve">in</w:t>
+      </w:r>
+      <w:r>
+        <w:t xml:space="preserve"> </w:t>
+      </w:r>
+      <w:r>
+        <w:rPr>
+          <w:rStyle w:val="VerbatimChar"/>
+        </w:rPr>
+        <w:t xml:space="preserve">draw()</w:t>
+      </w:r>
+      <w:r>
+        <w:t xml:space="preserve">, or</w:t>
+      </w:r>
+      <w:r>
+        <w:t xml:space="preserve"> </w:t>
+      </w:r>
+      <w:r>
+        <w:rPr>
+          <w:rStyle w:val="VerbatimChar"/>
+        </w:rPr>
+        <w:t xml:space="preserve">keyboardControl()</w:t>
+      </w:r>
+      <w:r>
+        <w:t xml:space="preserve"> </w:t>
+      </w:r>
+      <w:r>
+        <w:t xml:space="preserve">in</w:t>
+      </w:r>
+      <w:r>
+        <w:t xml:space="preserve"> </w:t>
+      </w:r>
+      <w:r>
+        <w:rPr>
+          <w:rStyle w:val="VerbatimChar"/>
+        </w:rPr>
+        <w:t xml:space="preserve">keyPressed()</w:t>
+      </w:r>
+      <w:r>
+        <w:t xml:space="preserve"> </w:t>
+      </w:r>
+      <w:r>
+        <w:t xml:space="preserve">with</w:t>
+      </w:r>
+      <w:r>
+        <w:t xml:space="preserve"> </w:t>
+      </w:r>
+      <w:r>
+        <w:rPr>
+          <w:rStyle w:val="VerbatimChar"/>
+        </w:rPr>
+        <w:t xml:space="preserve">move()</w:t>
+      </w:r>
+      <w:r>
+        <w:t xml:space="preserve"> </w:t>
+      </w:r>
+      <w:r>
+        <w:t xml:space="preserve">in</w:t>
+      </w:r>
+      <w:r>
+        <w:t xml:space="preserve"> </w:t>
+      </w:r>
+      <w:r>
+        <w:rPr>
+          <w:rStyle w:val="VerbatimChar"/>
+        </w:rPr>
+        <w:t xml:space="preserve">draw()</w:t>
+      </w:r>
+      <w:r>
+        <w:t xml:space="preserve">.  The starter has both options, the same way Chapter 4 did.</w:t>
+      </w:r>
+    </w:p>
+    <w:tbl>
+      <w:tblPr>
+        <w:tblW w:w="9360" w:type="dxa"/>
+        <w:tblInd w:w="92" w:type="dxa"/>
+        <w:tblLayout w:type="fixed"/>
+        <w:tblBorders>
+          <w:top w:val="nil"/>
+          <w:left w:val="nil"/>
+          <w:bottom w:val="nil"/>
+          <w:right w:val="nil"/>
+          <w:insideH w:val="nil"/>
+          <w:insideV w:val="nil"/>
+        </w:tblBorders>
+        <w:tblCellMar>
+          <w:top w:w="0" w:type="dxa"/>
+          <w:left w:w="200" w:type="dxa"/>
+          <w:bottom w:w="0" w:type="dxa"/>
+          <w:right w:w="200" w:type="dxa"/>
+        </w:tblCellMar>
+        <w:tblLook w:val="0000" w:firstRow="0" w:lastRow="0" w:firstColumn="0" w:lastColumn="0" w:noHBand="1" w:noVBand="1"/>
+      </w:tblPr>
+      <w:tblGrid>
+        <w:gridCol w:w="9360"/>
+      </w:tblGrid>
+      <w:tr>
+        <w:trPr>
+          <w:cantSplit/>
+        </w:trPr>
+        <w:tc>
+          <w:tcPr>
+            <w:tcW w:w="9360" w:type="dxa"/>
+            <w:tcBorders>
+              <w:top w:val="single" w:sz="4" w:space="0" w:color="C2E6D1"/>
+              <w:left w:val="single" w:sz="36" w:space="0" w:color="1D7A44"/>
+              <w:bottom w:val="single" w:sz="4" w:space="0" w:color="C2E6D1"/>
+              <w:right w:val="single" w:sz="4" w:space="0" w:color="C2E6D1"/>
+            </w:tcBorders>
+            <w:shd w:val="clear" w:color="auto" w:fill="F1FBF5"/>
+            <w:tcMar>
+              <w:top w:w="60" w:type="dxa"/>
+              <w:bottom w:w="60" w:type="dxa"/>
+            </w:tcMar>
+          </w:tcPr>
+          <w:p>
+            <w:pPr>
+              <w:pStyle w:val="FirstParagraph"/>
+            </w:pPr>
+            <w:r>
+              <w:rPr>
+                <w:b/>
+                <w:bCs/>
+              </w:rPr>
+              <w:t xml:space="preserve">Check.</w:t>
+            </w:r>
+            <w:r>
+              <w:t xml:space="preserve">  It moves and animates at the same time, with no extra work.</w:t>
+            </w:r>
+          </w:p>
+        </w:tc>
+      </w:tr>
+    </w:tbl>
+    <w:p>
+      <w:pPr>
+        <w:spacing w:before="0" w:after="0" w:line="120" w:lineRule="exact"/>
+      </w:pPr>
+    </w:p>
+    <w:p>
+      <w:pPr>
+        <w:pStyle w:val="BodyText"/>
+      </w:pPr>
+      <w:r>
+        <w:t xml:space="preserve">All the poses move together, because the</w:t>
+      </w:r>
+      <w:r>
+        <w:t xml:space="preserve"> </w:t>
+      </w:r>
+      <w:r>
+        <w:rPr>
+          <w:rStyle w:val="VerbatimChar"/>
+        </w:rPr>
+        <w:t xml:space="preserve">AnimatedSprite</w:t>
+      </w:r>
+      <w:r>
+        <w:t xml:space="preserve"> </w:t>
+      </w:r>
+      <w:r>
+        <w:t xml:space="preserve">carries every one of</w:t>
+      </w:r>
+      <w:r>
+        <w:t xml:space="preserve"> </w:t>
+      </w:r>
+      <w:r>
+        <w:t xml:space="preserve">its frames along with it.</w:t>
+      </w:r>
+    </w:p>
+    <w:p>
+      <w:pPr>
+        <w:pStyle w:val="Heading2"/>
+      </w:pPr>
+      <w:bookmarkStart w:id="30" w:name="_24ad2ad30cfa66d9ac70ab3b480a9255f860a3b"/>
+      <w:r>
+        <w:t xml:space="preserve">C.5  In your game</w:t>
+      </w:r>
+      <w:bookmarkEnd w:id="30"/>
+    </w:p>
+    <w:p>
+      <w:pPr>
+        <w:pStyle w:val="KeepWithNext"/>
+      </w:pPr>
+      <w:r>
+        <w:t xml:space="preserve">Here's the catch.  An</w:t>
+      </w:r>
+      <w:r>
+        <w:t xml:space="preserve"> </w:t>
+      </w:r>
+      <w:r>
+        <w:rPr>
+          <w:rStyle w:val="VerbatimChar"/>
+        </w:rPr>
+        <w:t xml:space="preserve">AnimatedSprite</w:t>
+      </w:r>
+      <w:r>
+        <w:t xml:space="preserve"> </w:t>
+      </w:r>
+      <w:r>
+        <w:t xml:space="preserve">isn't a Blob, so it has no</w:t>
+      </w:r>
+      <w:r>
+        <w:t xml:space="preserve"> </w:t>
+      </w:r>
+      <w:r>
+        <w:rPr>
+          <w:rStyle w:val="VerbatimChar"/>
+        </w:rPr>
+        <w:t xml:space="preserve">collidesWith()</w:t>
+      </w:r>
+      <w:r>
+        <w:t xml:space="preserve">:</w:t>
+      </w:r>
+    </w:p>
+    <w:p>
+      <w:pPr>
+        <w:pStyle w:val="SourceCode"/>
+      </w:pPr>
+      <w:r>
+        <w:rPr>
+          <w:rStyle w:val="VerbatimChar"/>
+        </w:rPr>
+        <w:t xml:space="preserve">The function collidesWith(AnimatedSprite) does not exist.</w:t>
+      </w:r>
+    </w:p>
+    <w:p>
+      <w:pPr>
+        <w:pStyle w:val="KeepWithNext"/>
+      </w:pPr>
+      <w:r>
+        <w:t xml:space="preserve">For touching, use</w:t>
+      </w:r>
+      <w:r>
+        <w:t xml:space="preserve"> </w:t>
+      </w:r>
+      <w:r>
+        <w:rPr>
+          <w:rStyle w:val="VerbatimChar"/>
+          <w:b/>
+          <w:bCs/>
+        </w:rPr>
+        <w:t xml:space="preserve">distanceTo()</w:t>
+      </w:r>
+      <w:r>
+        <w:t xml:space="preserve">, which every sprite has.  It hands back how</w:t>
+      </w:r>
+      <w:r>
+        <w:t xml:space="preserve"> </w:t>
+      </w:r>
+      <w:r>
+        <w:t xml:space="preserve">far away the other sprite is, center to center.  So in your Chapter 7 game, each</w:t>
+      </w:r>
+      <w:r>
+        <w:t xml:space="preserve"> </w:t>
+      </w:r>
+      <w:r>
+        <w:rPr>
+          <w:rStyle w:val="VerbatimChar"/>
+        </w:rPr>
+        <w:t xml:space="preserve">collidesWith()</w:t>
+      </w:r>
+      <w:r>
+        <w:t xml:space="preserve"> </w:t>
+      </w:r>
+      <w:r>
+        <w:t xml:space="preserve">becomes a distance check:</w:t>
+      </w:r>
+    </w:p>
+    <w:p>
+      <w:pPr>
+        <w:pStyle w:val="SourceCode"/>
+      </w:pPr>
+      <w:r>
+        <w:rPr>
+          <w:rStyle w:val="NormalTok"/>
+        </w:rPr>
+        <w:t xml:space="preserve">  </w:t>
+      </w:r>
+      <w:r>
+        <w:rPr>
+          <w:rStyle w:val="ControlFlowTok"/>
+        </w:rPr>
+        <w:t xml:space="preserve">if</w:t>
+      </w:r>
+      <w:r>
+        <w:rPr>
+          <w:rStyle w:val="NormalTok"/>
+        </w:rPr>
+        <w:t xml:space="preserve"> </w:t>
+      </w:r>
+      <w:r>
+        <w:rPr>
+          <w:rStyle w:val="OperatorTok"/>
+        </w:rPr>
+        <w:t xml:space="preserve">(</w:t>
+      </w:r>
+      <w:r>
+        <w:rPr>
+          <w:rStyle w:val="NormalTok"/>
+        </w:rPr>
+        <w:t xml:space="preserve">player</w:t>
+      </w:r>
+      <w:r>
+        <w:rPr>
+          <w:rStyle w:val="OperatorTok"/>
+        </w:rPr>
+        <w:t xml:space="preserve">.</w:t>
+      </w:r>
+      <w:r>
+        <w:rPr>
+          <w:rStyle w:val="FunctionTok"/>
+        </w:rPr>
+        <w:t xml:space="preserve">distanceTo</w:t>
+      </w:r>
+      <w:r>
+        <w:rPr>
+          <w:rStyle w:val="OperatorTok"/>
+        </w:rPr>
+        <w:t xml:space="preserve">(</w:t>
+      </w:r>
+      <w:r>
+        <w:rPr>
+          <w:rStyle w:val="NormalTok"/>
+        </w:rPr>
+        <w:t xml:space="preserve">coin1</w:t>
+      </w:r>
+      <w:r>
+        <w:rPr>
+          <w:rStyle w:val="OperatorTok"/>
+        </w:rPr>
+        <w:t xml:space="preserve">)</w:t>
+      </w:r>
+      <w:r>
+        <w:rPr>
+          <w:rStyle w:val="NormalTok"/>
+        </w:rPr>
+        <w:t xml:space="preserve"> </w:t>
+      </w:r>
+      <w:r>
+        <w:rPr>
+          <w:rStyle w:val="OperatorTok"/>
+        </w:rPr>
+        <w:t xml:space="preserve">&lt;</w:t>
+      </w:r>
+      <w:r>
+        <w:rPr>
+          <w:rStyle w:val="NormalTok"/>
+        </w:rPr>
+        <w:t xml:space="preserve"> </w:t>
+      </w:r>
+      <w:r>
+        <w:rPr>
+          <w:rStyle w:val="DecValTok"/>
+        </w:rPr>
+        <w:t xml:space="preserve">40</w:t>
+      </w:r>
+      <w:r>
+        <w:rPr>
+          <w:rStyle w:val="OperatorTok"/>
+        </w:rPr>
+        <w:t xml:space="preserve">)</w:t>
+      </w:r>
+      <w:r>
+        <w:rPr>
+          <w:rStyle w:val="NormalTok"/>
+        </w:rPr>
+        <w:t xml:space="preserve"> </w:t>
+      </w:r>
+      <w:r>
+        <w:rPr>
+          <w:rStyle w:val="OperatorTok"/>
+        </w:rPr>
+        <w:t xml:space="preserve">{</w:t>
+      </w:r>
+      <w:r>
+        <w:rPr>
+          <w:rStyle w:val="NormalTok"/>
+        </w:rPr>
+        <w:t xml:space="preserve">   </w:t>
+      </w:r>
+      <w:r>
+        <w:rPr>
+          <w:rStyle w:val="CommentTok"/>
+        </w:rPr>
+        <w:t xml:space="preserve">// 40 = how close counts as "touching"</w:t>
+      </w:r>
+      <w:r>
+        <w:br/>
+      </w:r>
+      <w:r>
+        <w:rPr>
+          <w:rStyle w:val="NormalTok"/>
+        </w:rPr>
+        <w:t xml:space="preserve">    score </w:t>
+      </w:r>
+      <w:r>
+        <w:rPr>
+          <w:rStyle w:val="OperatorTok"/>
+        </w:rPr>
+        <w:t xml:space="preserve">=</w:t>
+      </w:r>
+      <w:r>
+        <w:rPr>
+          <w:rStyle w:val="NormalTok"/>
+        </w:rPr>
+        <w:t xml:space="preserve"> score </w:t>
+      </w:r>
+      <w:r>
+        <w:rPr>
+          <w:rStyle w:val="OperatorTok"/>
+        </w:rPr>
+        <w:t xml:space="preserve">+</w:t>
+      </w:r>
+      <w:r>
+        <w:rPr>
+          <w:rStyle w:val="NormalTok"/>
+        </w:rPr>
+        <w:t xml:space="preserve"> </w:t>
+      </w:r>
+      <w:r>
+        <w:rPr>
+          <w:rStyle w:val="DecValTok"/>
+        </w:rPr>
+        <w:t xml:space="preserve">1</w:t>
+      </w:r>
+      <w:r>
+        <w:rPr>
+          <w:rStyle w:val="OperatorTok"/>
+        </w:rPr>
+        <w:t xml:space="preserve">;</w:t>
+      </w:r>
+      <w:r>
+        <w:br/>
+      </w:r>
+      <w:r>
+        <w:rPr>
+          <w:rStyle w:val="NormalTok"/>
+        </w:rPr>
+        <w:t xml:space="preserve">    coin1</w:t>
+      </w:r>
+      <w:r>
+        <w:rPr>
+          <w:rStyle w:val="OperatorTok"/>
+        </w:rPr>
+        <w:t xml:space="preserve">.</w:t>
+      </w:r>
+      <w:r>
+        <w:rPr>
+          <w:rStyle w:val="FunctionTok"/>
+        </w:rPr>
+        <w:t xml:space="preserve">moveTo</w:t>
+      </w:r>
+      <w:r>
+        <w:rPr>
+          <w:rStyle w:val="OperatorTok"/>
+        </w:rPr>
+        <w:t xml:space="preserve">(</w:t>
+      </w:r>
+      <w:r>
+        <w:rPr>
+          <w:rStyle w:val="FunctionTok"/>
+        </w:rPr>
+        <w:t xml:space="preserve">random</w:t>
+      </w:r>
+      <w:r>
+        <w:rPr>
+          <w:rStyle w:val="OperatorTok"/>
+        </w:rPr>
+        <w:t xml:space="preserve">(</w:t>
+      </w:r>
+      <w:r>
+        <w:rPr>
+          <w:rStyle w:val="NormalTok"/>
+        </w:rPr>
+        <w:t xml:space="preserve">width</w:t>
+      </w:r>
+      <w:r>
+        <w:rPr>
+          <w:rStyle w:val="OperatorTok"/>
+        </w:rPr>
+        <w:t xml:space="preserve">),</w:t>
+      </w:r>
+      <w:r>
+        <w:rPr>
+          <w:rStyle w:val="NormalTok"/>
+        </w:rPr>
+        <w:t xml:space="preserve"> </w:t>
+      </w:r>
+      <w:r>
+        <w:rPr>
+          <w:rStyle w:val="FunctionTok"/>
+        </w:rPr>
+        <w:t xml:space="preserve">random</w:t>
+      </w:r>
+      <w:r>
+        <w:rPr>
+          <w:rStyle w:val="OperatorTok"/>
+        </w:rPr>
+        <w:t xml:space="preserve">(</w:t>
+      </w:r>
+      <w:r>
+        <w:rPr>
+          <w:rStyle w:val="DecValTok"/>
+        </w:rPr>
+        <w:t xml:space="preserve">80</w:t>
+      </w:r>
+      <w:r>
+        <w:rPr>
+          <w:rStyle w:val="OperatorTok"/>
+        </w:rPr>
+        <w:t xml:space="preserve">,</w:t>
+      </w:r>
+      <w:r>
+        <w:rPr>
+          <w:rStyle w:val="NormalTok"/>
+        </w:rPr>
+        <w:t xml:space="preserve"> height </w:t>
+      </w:r>
+      <w:r>
+        <w:rPr>
+          <w:rStyle w:val="OperatorTok"/>
+        </w:rPr>
+        <w:t xml:space="preserve">-</w:t>
+      </w:r>
+      <w:r>
+        <w:rPr>
+          <w:rStyle w:val="NormalTok"/>
+        </w:rPr>
+        <w:t xml:space="preserve"> </w:t>
+      </w:r>
+      <w:r>
+        <w:rPr>
+          <w:rStyle w:val="DecValTok"/>
+        </w:rPr>
+        <w:t xml:space="preserve">150</w:t>
+      </w:r>
+      <w:r>
+        <w:rPr>
+          <w:rStyle w:val="OperatorTok"/>
+        </w:rPr>
+        <w:t xml:space="preserve">));</w:t>
+      </w:r>
+      <w:r>
+        <w:br/>
+      </w:r>
+      <w:r>
+        <w:rPr>
+          <w:rStyle w:val="NormalTok"/>
+        </w:rPr>
+        <w:t xml:space="preserve">  </w:t>
+      </w:r>
+      <w:r>
+        <w:rPr>
+          <w:rStyle w:val="OperatorTok"/>
+        </w:rPr>
+        <w:t xml:space="preserve">}</w:t>
+      </w:r>
+    </w:p>
+    <w:p>
+      <w:pPr>
+        <w:pStyle w:val="FirstParagraph"/>
+      </w:pPr>
+      <w:r>
+        <w:t xml:space="preserve">Pick a number that matches your character's size:  about your character's</w:t>
+      </w:r>
+      <w:r>
+        <w:t xml:space="preserve"> </w:t>
+      </w:r>
+      <w:r>
+        <w:t xml:space="preserve">radius plus the coin's.</w:t>
+      </w:r>
+    </w:p>
+    <w:p>
+      <w:pPr>
+        <w:pStyle w:val="KeepWithNext"/>
+      </w:pPr>
+      <w:r>
+        <w:t xml:space="preserve">Two more changes put it in your game.  At the top, the player is an</w:t>
+      </w:r>
+      <w:r>
+        <w:t xml:space="preserve"> </w:t>
+      </w:r>
+      <w:r>
+        <w:rPr>
+          <w:rStyle w:val="VerbatimChar"/>
+        </w:rPr>
+        <w:t xml:space="preserve">AnimatedSprite</w:t>
+      </w:r>
+      <w:r>
+        <w:t xml:space="preserve">.  And in</w:t>
+      </w:r>
+      <w:r>
+        <w:t xml:space="preserve"> </w:t>
+      </w:r>
+      <w:r>
+        <w:rPr>
+          <w:rStyle w:val="VerbatimChar"/>
+        </w:rPr>
+        <w:t xml:space="preserve">restartGame()</w:t>
+      </w:r>
+      <w:r>
+        <w:t xml:space="preserve">, the player is built from frames,</w:t>
+      </w:r>
+      <w:r>
+        <w:t xml:space="preserve"> </w:t>
+      </w:r>
+      <w:r>
+        <w:t xml:space="preserve">the way Step 3 builds it, in place of</w:t>
+      </w:r>
+      <w:r>
+        <w:t xml:space="preserve"> </w:t>
+      </w:r>
+      <w:r>
+        <w:rPr>
+          <w:rStyle w:val="VerbatimChar"/>
+        </w:rPr>
+        <w:t xml:space="preserve">new MyCharacter(...)</w:t>
+      </w:r>
+      <w:r>
+        <w:t xml:space="preserve">.</w:t>
       </w:r>
     </w:p>
     <w:tbl>
@@ -5028,37 +6211,13 @@
               <w:t xml:space="preserve">Check.</w:t>
             </w:r>
             <w:r>
-              <w:t xml:space="preserve"> </w:t>
+              <w:t xml:space="preserve">  Your animated character collects coins and runs into hazards, the</w:t>
             </w:r>
             <w:r>
               <w:t xml:space="preserve"> </w:t>
             </w:r>
             <w:r>
-              <w:rPr>
-                <w:rStyle w:val="VerbatimChar"/>
-              </w:rPr>
-              <w:t xml:space="preserve">4</w:t>
-            </w:r>
-            <w:r>
-              <w:t xml:space="preserve"> </w:t>
-            </w:r>
-            <w:r>
-              <w:t xml:space="preserve">flips fast and frantic. </w:t>
-            </w:r>
-            <w:r>
-              <w:t xml:space="preserve"> </w:t>
-            </w:r>
-            <w:r>
-              <w:rPr>
-                <w:rStyle w:val="VerbatimChar"/>
-              </w:rPr>
-              <w:t xml:space="preserve">20</w:t>
-            </w:r>
-            <w:r>
-              <w:t xml:space="preserve"> </w:t>
-            </w:r>
-            <w:r>
-              <w:t xml:space="preserve">flips slow and calm.</w:t>
+              <w:t xml:space="preserve">same as before.</w:t>
             </w:r>
           </w:p>
         </w:tc>
@@ -5071,1170 +6230,13 @@
     </w:p>
     <w:p>
       <w:pPr>
-        <w:pStyle w:val="KeepWithNext"/>
-      </w:pPr>
-      <w:r>
-        <w:t xml:space="preserve">The number is how many game frames each pose stays on the screen.  So a</w:t>
-      </w:r>
-      <w:r>
-        <w:t xml:space="preserve"> </w:t>
-      </w:r>
-      <w:r>
-        <w:rPr>
-          <w:b/>
-          <w:bCs/>
-        </w:rPr>
-        <w:t xml:space="preserve">smaller</w:t>
-      </w:r>
-      <w:r>
-        <w:t xml:space="preserve"> </w:t>
-      </w:r>
-      <w:r>
-        <w:t xml:space="preserve">number is</w:t>
-      </w:r>
-      <w:r>
-        <w:t xml:space="preserve"> </w:t>
-      </w:r>
-      <w:r>
-        <w:rPr>
-          <w:b/>
-          <w:bCs/>
-        </w:rPr>
-        <w:t xml:space="preserve">faster</w:t>
-      </w:r>
-      <w:r>
-        <w:t xml:space="preserve">.  That's backwards from what most people</w:t>
-      </w:r>
-      <w:r>
-        <w:t xml:space="preserve"> </w:t>
-      </w:r>
-      <w:r>
-        <w:t xml:space="preserve">expect.</w:t>
-      </w:r>
-    </w:p>
-    <w:tbl>
-      <w:tblPr>
-        <w:tblW w:w="9360" w:type="dxa"/>
-        <w:tblInd w:w="92" w:type="dxa"/>
-        <w:tblLayout w:type="fixed"/>
-        <w:tblBorders>
-          <w:top w:val="nil"/>
-          <w:left w:val="nil"/>
-          <w:bottom w:val="nil"/>
-          <w:right w:val="nil"/>
-          <w:insideH w:val="nil"/>
-          <w:insideV w:val="nil"/>
-        </w:tblBorders>
-        <w:tblCellMar>
-          <w:top w:w="0" w:type="dxa"/>
-          <w:left w:w="200" w:type="dxa"/>
-          <w:bottom w:w="0" w:type="dxa"/>
-          <w:right w:w="200" w:type="dxa"/>
-        </w:tblCellMar>
-        <w:tblLook w:val="0000" w:firstRow="0" w:lastRow="0" w:firstColumn="0" w:lastColumn="0" w:noHBand="1" w:noVBand="1"/>
-      </w:tblPr>
-      <w:tblGrid>
-        <w:gridCol w:w="9360"/>
-      </w:tblGrid>
-      <w:tr>
-        <w:trPr>
-          <w:cantSplit/>
-        </w:trPr>
-        <w:tc>
-          <w:tcPr>
-            <w:tcW w:w="9360" w:type="dxa"/>
-            <w:tcBorders>
-              <w:top w:val="single" w:sz="4" w:space="0" w:color="F0C9C4"/>
-              <w:left w:val="single" w:sz="36" w:space="0" w:color="B4382C"/>
-              <w:bottom w:val="single" w:sz="4" w:space="0" w:color="F0C9C4"/>
-              <w:right w:val="single" w:sz="4" w:space="0" w:color="F0C9C4"/>
-            </w:tcBorders>
-            <w:shd w:val="clear" w:color="auto" w:fill="FDF2F1"/>
-            <w:tcMar>
-              <w:top w:w="60" w:type="dxa"/>
-              <w:bottom w:w="60" w:type="dxa"/>
-            </w:tcMar>
-          </w:tcPr>
-          <w:p>
-            <w:pPr>
-              <w:pStyle w:val="BodyText"/>
-            </w:pPr>
-            <w:r>
-              <w:rPr>
-                <w:b/>
-                <w:bCs/>
-              </w:rPr>
-              <w:t xml:space="preserve">Watch out.</w:t>
-            </w:r>
-            <w:r>
-              <w:t xml:space="preserve">  Make one frame at a different</w:t>
-            </w:r>
-            <w:r>
-              <w:t xml:space="preserve"> </w:t>
-            </w:r>
-            <w:r>
-              <w:rPr>
-                <w:rStyle w:val="VerbatimChar"/>
-              </w:rPr>
-              <w:t xml:space="preserve">x</w:t>
-            </w:r>
-            <w:r>
-              <w:t xml:space="preserve"> </w:t>
-            </w:r>
-            <w:r>
-              <w:t xml:space="preserve">or</w:t>
-            </w:r>
-            <w:r>
-              <w:t xml:space="preserve"> </w:t>
-            </w:r>
-            <w:r>
-              <w:rPr>
-                <w:rStyle w:val="VerbatimChar"/>
-              </w:rPr>
-              <w:t xml:space="preserve">y</w:t>
-            </w:r>
-            <w:r>
-              <w:t xml:space="preserve">, and your character</w:t>
-            </w:r>
-            <w:r>
-              <w:t xml:space="preserve"> </w:t>
-            </w:r>
-            <w:r>
-              <w:t xml:space="preserve">jumps every time the page turns.  Here the second pose was made 70 pixels to the</w:t>
-            </w:r>
-            <w:r>
-              <w:t xml:space="preserve"> </w:t>
-            </w:r>
-            <w:r>
-              <w:t xml:space="preserve">right.</w:t>
-            </w:r>
-          </w:p>
-        </w:tc>
-      </w:tr>
-    </w:tbl>
-    <w:p>
-      <w:pPr>
-        <w:spacing w:before="0" w:after="0" w:line="120" w:lineRule="exact"/>
-      </w:pPr>
-    </w:p>
-    <w:p>
-      <w:pPr>
-        <w:pStyle w:val="Screenshot"/>
-      </w:pPr>
-      <w:r>
-        <w:drawing>
-          <wp:inline>
-            <wp:extent cx="3108960" cy="1674055"/>
-            <wp:effectExtent b="0" l="0" r="0" t="0"/>
-            <wp:docPr descr="" title="" id="25" name="Picture"/>
-            <a:graphic>
-              <a:graphicData uri="http://schemas.openxmlformats.org/drawingml/2006/picture">
-                <pic:pic>
-                  <pic:nvPicPr>
-                    <pic:cNvPr descr="lessons/chapters\screenshots/bC_Jump.png" id="26" name="Picture"/>
-                    <pic:cNvPicPr>
-                      <a:picLocks noChangeArrowheads="1" noChangeAspect="1"/>
-                    </pic:cNvPicPr>
-                  </pic:nvPicPr>
-                  <pic:blipFill>
-                    <a:blip r:embed="rId24"/>
-                    <a:stretch>
-                      <a:fillRect/>
-                    </a:stretch>
-                  </pic:blipFill>
-                  <pic:spPr bwMode="auto">
-                    <a:xfrm>
-                      <a:off x="0" y="0"/>
-                      <a:ext cx="3108960" cy="1674055"/>
-                    </a:xfrm>
-                    <a:prstGeom prst="rect">
-                      <a:avLst/>
-                    </a:prstGeom>
-                    <a:noFill/>
-                    <a:ln w="9525">
-                      <a:solidFill>
-                        <a:srgbClr val="C9D8E8"/>
-                      </a:solidFill>
-                      <a:headEnd/>
-                      <a:tailEnd/>
-                    </a:ln>
-                  </pic:spPr>
-                </pic:pic>
-              </a:graphicData>
-            </a:graphic>
-          </wp:inline>
-        </w:drawing>
-      </w:r>
-    </w:p>
-    <w:p>
-      <w:pPr>
-        <w:pStyle w:val="ScreenshotCaption"/>
-      </w:pPr>
-      <w:r>
-        <w:t xml:space="preserve">With</w:t>
-      </w:r>
-      <w:r>
-        <w:t xml:space="preserve"> </w:t>
-      </w:r>
-      <w:r>
-        <w:rPr>
-          <w:rStyle w:val="VerbatimChar"/>
-        </w:rPr>
-        <w:t xml:space="preserve">background()</w:t>
-      </w:r>
-      <w:r>
-        <w:t xml:space="preserve"> </w:t>
-      </w:r>
-      <w:r>
-        <w:t xml:space="preserve">switched off:  the same character, in two</w:t>
-      </w:r>
-      <w:r>
-        <w:t xml:space="preserve"> </w:t>
-      </w:r>
-      <w:r>
-        <w:t xml:space="preserve">places.</w:t>
-      </w:r>
-    </w:p>
-    <w:tbl>
-      <w:tblPr>
-        <w:tblW w:w="9360" w:type="dxa"/>
-        <w:tblInd w:w="92" w:type="dxa"/>
-        <w:tblLayout w:type="fixed"/>
-        <w:tblBorders>
-          <w:top w:val="nil"/>
-          <w:left w:val="nil"/>
-          <w:bottom w:val="nil"/>
-          <w:right w:val="nil"/>
-          <w:insideH w:val="nil"/>
-          <w:insideV w:val="nil"/>
-        </w:tblBorders>
-        <w:tblCellMar>
-          <w:top w:w="0" w:type="dxa"/>
-          <w:left w:w="200" w:type="dxa"/>
-          <w:bottom w:w="0" w:type="dxa"/>
-          <w:right w:w="200" w:type="dxa"/>
-        </w:tblCellMar>
-        <w:tblLook w:val="0000" w:firstRow="0" w:lastRow="0" w:firstColumn="0" w:lastColumn="0" w:noHBand="1" w:noVBand="1"/>
-      </w:tblPr>
-      <w:tblGrid>
-        <w:gridCol w:w="9360"/>
-      </w:tblGrid>
-      <w:tr>
-        <w:trPr>
-          <w:cantSplit/>
-        </w:trPr>
-        <w:tc>
-          <w:tcPr>
-            <w:tcW w:w="9360" w:type="dxa"/>
-            <w:tcBorders>
-              <w:top w:val="single" w:sz="4" w:space="0" w:color="F0C9C4"/>
-              <w:left w:val="single" w:sz="36" w:space="0" w:color="B4382C"/>
-              <w:bottom w:val="single" w:sz="4" w:space="0" w:color="F0C9C4"/>
-              <w:right w:val="single" w:sz="4" w:space="0" w:color="F0C9C4"/>
-            </w:tcBorders>
-            <w:shd w:val="clear" w:color="auto" w:fill="FDF2F1"/>
-            <w:tcMar>
-              <w:top w:w="60" w:type="dxa"/>
-              <w:bottom w:w="60" w:type="dxa"/>
-            </w:tcMar>
-          </w:tcPr>
-          <w:p>
-            <w:pPr>
-              <w:pStyle w:val="BodyText"/>
-            </w:pPr>
-            <w:r>
-              <w:rPr>
-                <w:b/>
-                <w:bCs/>
-              </w:rPr>
-              <w:t xml:space="preserve">Watch out.</w:t>
-            </w:r>
-            <w:r>
-              <w:t xml:space="preserve">  Forget</w:t>
-            </w:r>
-            <w:r>
-              <w:t xml:space="preserve"> </w:t>
-            </w:r>
-            <w:r>
-              <w:rPr>
-                <w:rStyle w:val="VerbatimChar"/>
-              </w:rPr>
-              <w:t xml:space="preserve">this.pose = pose;</w:t>
-            </w:r>
-            <w:r>
-              <w:t xml:space="preserve">, and every frame's</w:t>
-            </w:r>
-            <w:r>
-              <w:t xml:space="preserve"> </w:t>
-            </w:r>
-            <w:r>
-              <w:rPr>
-                <w:rStyle w:val="VerbatimChar"/>
-              </w:rPr>
-              <w:t xml:space="preserve">pose</w:t>
-            </w:r>
-            <w:r>
-              <w:t xml:space="preserve"> </w:t>
-            </w:r>
-            <w:r>
-              <w:t xml:space="preserve">is</w:t>
-            </w:r>
-            <w:r>
-              <w:t xml:space="preserve"> </w:t>
-            </w:r>
-            <w:r>
-              <w:rPr>
-                <w:rStyle w:val="VerbatimChar"/>
-              </w:rPr>
-              <w:t xml:space="preserve">0</w:t>
-            </w:r>
-            <w:r>
-              <w:t xml:space="preserve">. </w:t>
-            </w:r>
-            <w:r>
-              <w:t xml:space="preserve"> </w:t>
-            </w:r>
-            <w:r>
-              <w:t xml:space="preserve">Every page draws pose 0, so nothing seems to animate.</w:t>
-            </w:r>
-          </w:p>
-        </w:tc>
-      </w:tr>
-    </w:tbl>
-    <w:p>
-      <w:pPr>
-        <w:spacing w:before="0" w:after="0" w:line="120" w:lineRule="exact"/>
-      </w:pPr>
-    </w:p>
-    <w:tbl>
-      <w:tblPr>
-        <w:tblW w:w="9360" w:type="dxa"/>
-        <w:tblInd w:w="92" w:type="dxa"/>
-        <w:tblLayout w:type="fixed"/>
-        <w:tblBorders>
-          <w:top w:val="nil"/>
-          <w:left w:val="nil"/>
-          <w:bottom w:val="nil"/>
-          <w:right w:val="nil"/>
-          <w:insideH w:val="nil"/>
-          <w:insideV w:val="nil"/>
-        </w:tblBorders>
-        <w:tblCellMar>
-          <w:top w:w="0" w:type="dxa"/>
-          <w:left w:w="200" w:type="dxa"/>
-          <w:bottom w:w="0" w:type="dxa"/>
-          <w:right w:w="200" w:type="dxa"/>
-        </w:tblCellMar>
-        <w:tblLook w:val="0000" w:firstRow="0" w:lastRow="0" w:firstColumn="0" w:lastColumn="0" w:noHBand="1" w:noVBand="1"/>
-      </w:tblPr>
-      <w:tblGrid>
-        <w:gridCol w:w="9360"/>
-      </w:tblGrid>
-      <w:tr>
-        <w:trPr>
-          <w:cantSplit/>
-        </w:trPr>
-        <w:tc>
-          <w:tcPr>
-            <w:tcW w:w="9360" w:type="dxa"/>
-            <w:tcBorders>
-              <w:top w:val="single" w:sz="4" w:space="0" w:color="F0C9C4"/>
-              <w:left w:val="single" w:sz="36" w:space="0" w:color="B4382C"/>
-              <w:bottom w:val="single" w:sz="4" w:space="0" w:color="F0C9C4"/>
-              <w:right w:val="single" w:sz="4" w:space="0" w:color="F0C9C4"/>
-            </w:tcBorders>
-            <w:shd w:val="clear" w:color="auto" w:fill="FDF2F1"/>
-            <w:tcMar>
-              <w:top w:w="60" w:type="dxa"/>
-              <w:bottom w:w="60" w:type="dxa"/>
-            </w:tcMar>
-          </w:tcPr>
-          <w:p>
-            <w:pPr>
-              <w:pStyle w:val="KeepWithNext"/>
-            </w:pPr>
-            <w:r>
-              <w:rPr>
-                <w:b/>
-                <w:bCs/>
-              </w:rPr>
-              <w:t xml:space="preserve">Watch out.</w:t>
-            </w:r>
-            <w:r>
-              <w:t xml:space="preserve">  Copy the class and forget to rename its constructor, and the</w:t>
-            </w:r>
-            <w:r>
-              <w:t xml:space="preserve"> </w:t>
-            </w:r>
-            <w:r>
-              <w:t xml:space="preserve">sketch stops with a message like this one, on the line that makes the frames:</w:t>
-            </w:r>
-          </w:p>
-          <w:p>
-            <w:pPr>
-              <w:pStyle w:val="SourceCode"/>
-            </w:pPr>
-            <w:r>
-              <w:rPr>
-                <w:rStyle w:val="VerbatimChar"/>
-              </w:rPr>
-              <w:t xml:space="preserve">The constructor MyCharacterFrame(...) is undefined</w:t>
-            </w:r>
-          </w:p>
-          <w:p>
-            <w:pPr>
-              <w:pStyle w:val="FirstParagraph"/>
-            </w:pPr>
-            <w:r>
-              <w:t xml:space="preserve">The constructor's name has to match the class's name exactly.</w:t>
-            </w:r>
-          </w:p>
-        </w:tc>
-      </w:tr>
-    </w:tbl>
-    <w:p>
-      <w:pPr>
-        <w:spacing w:before="0" w:after="0" w:line="120" w:lineRule="exact"/>
-      </w:pPr>
-    </w:p>
-    <w:bookmarkEnd w:id="27"/>
-    <w:bookmarkStart w:id="28" w:name="step-5---move-it"/>
-    <w:p>
-      <w:pPr>
         <w:pStyle w:val="Heading2"/>
       </w:pPr>
-      <w:r>
-        <w:t xml:space="preserve">Step 5 - Move it</w:t>
-      </w:r>
-    </w:p>
-    <w:p>
-      <w:pPr>
-        <w:pStyle w:val="KeepWithNext"/>
-      </w:pPr>
-      <w:r>
-        <w:rPr>
-          <w:b/>
-          <w:bCs/>
-        </w:rPr>
-        <w:t xml:space="preserve">Build it.</w:t>
-      </w:r>
-      <w:r>
-        <w:t xml:space="preserve">  Your animated character moves exactly like before: </w:t>
-      </w:r>
-      <w:r>
-        <w:t xml:space="preserve"> </w:t>
-      </w:r>
-      <w:r>
-        <w:rPr>
-          <w:rStyle w:val="VerbatimChar"/>
-        </w:rPr>
-        <w:t xml:space="preserve">followMouse()</w:t>
-      </w:r>
-      <w:r>
-        <w:t xml:space="preserve"> </w:t>
-      </w:r>
-      <w:r>
-        <w:t xml:space="preserve">in</w:t>
-      </w:r>
-      <w:r>
-        <w:t xml:space="preserve"> </w:t>
-      </w:r>
-      <w:r>
-        <w:rPr>
-          <w:rStyle w:val="VerbatimChar"/>
-        </w:rPr>
-        <w:t xml:space="preserve">draw()</w:t>
-      </w:r>
-      <w:r>
-        <w:t xml:space="preserve">, or</w:t>
-      </w:r>
-      <w:r>
-        <w:t xml:space="preserve"> </w:t>
-      </w:r>
-      <w:r>
-        <w:rPr>
-          <w:rStyle w:val="VerbatimChar"/>
-        </w:rPr>
-        <w:t xml:space="preserve">keyboardControl()</w:t>
-      </w:r>
-      <w:r>
-        <w:t xml:space="preserve"> </w:t>
-      </w:r>
-      <w:r>
-        <w:t xml:space="preserve">in</w:t>
-      </w:r>
-      <w:r>
-        <w:t xml:space="preserve"> </w:t>
-      </w:r>
-      <w:r>
-        <w:rPr>
-          <w:rStyle w:val="VerbatimChar"/>
-        </w:rPr>
-        <w:t xml:space="preserve">keyPressed()</w:t>
-      </w:r>
-      <w:r>
-        <w:t xml:space="preserve"> </w:t>
-      </w:r>
-      <w:r>
-        <w:t xml:space="preserve">with</w:t>
-      </w:r>
-      <w:r>
-        <w:t xml:space="preserve"> </w:t>
-      </w:r>
-      <w:r>
-        <w:rPr>
-          <w:rStyle w:val="VerbatimChar"/>
-        </w:rPr>
-        <w:t xml:space="preserve">move()</w:t>
-      </w:r>
-      <w:r>
-        <w:t xml:space="preserve"> </w:t>
-      </w:r>
-      <w:r>
-        <w:t xml:space="preserve">in</w:t>
-      </w:r>
-      <w:r>
-        <w:t xml:space="preserve"> </w:t>
-      </w:r>
-      <w:r>
-        <w:rPr>
-          <w:rStyle w:val="VerbatimChar"/>
-        </w:rPr>
-        <w:t xml:space="preserve">draw()</w:t>
-      </w:r>
-      <w:r>
-        <w:t xml:space="preserve">.  The starter has both options, the same way Chapter 4 did.</w:t>
-      </w:r>
-    </w:p>
-    <w:tbl>
-      <w:tblPr>
-        <w:tblW w:w="9360" w:type="dxa"/>
-        <w:tblInd w:w="92" w:type="dxa"/>
-        <w:tblLayout w:type="fixed"/>
-        <w:tblBorders>
-          <w:top w:val="nil"/>
-          <w:left w:val="nil"/>
-          <w:bottom w:val="nil"/>
-          <w:right w:val="nil"/>
-          <w:insideH w:val="nil"/>
-          <w:insideV w:val="nil"/>
-        </w:tblBorders>
-        <w:tblCellMar>
-          <w:top w:w="0" w:type="dxa"/>
-          <w:left w:w="200" w:type="dxa"/>
-          <w:bottom w:w="0" w:type="dxa"/>
-          <w:right w:w="200" w:type="dxa"/>
-        </w:tblCellMar>
-        <w:tblLook w:val="0000" w:firstRow="0" w:lastRow="0" w:firstColumn="0" w:lastColumn="0" w:noHBand="1" w:noVBand="1"/>
-      </w:tblPr>
-      <w:tblGrid>
-        <w:gridCol w:w="9360"/>
-      </w:tblGrid>
-      <w:tr>
-        <w:trPr>
-          <w:cantSplit/>
-        </w:trPr>
-        <w:tc>
-          <w:tcPr>
-            <w:tcW w:w="9360" w:type="dxa"/>
-            <w:tcBorders>
-              <w:top w:val="single" w:sz="4" w:space="0" w:color="C2E6D1"/>
-              <w:left w:val="single" w:sz="36" w:space="0" w:color="1D7A44"/>
-              <w:bottom w:val="single" w:sz="4" w:space="0" w:color="C2E6D1"/>
-              <w:right w:val="single" w:sz="4" w:space="0" w:color="C2E6D1"/>
-            </w:tcBorders>
-            <w:shd w:val="clear" w:color="auto" w:fill="F1FBF5"/>
-            <w:tcMar>
-              <w:top w:w="60" w:type="dxa"/>
-              <w:bottom w:w="60" w:type="dxa"/>
-            </w:tcMar>
-          </w:tcPr>
-          <w:p>
-            <w:pPr>
-              <w:pStyle w:val="BodyText"/>
-            </w:pPr>
-            <w:r>
-              <w:rPr>
-                <w:b/>
-                <w:bCs/>
-              </w:rPr>
-              <w:t xml:space="preserve">Check.</w:t>
-            </w:r>
-            <w:r>
-              <w:t xml:space="preserve">  It moves and animates at the same time, with no extra work.</w:t>
-            </w:r>
-          </w:p>
-        </w:tc>
-      </w:tr>
-    </w:tbl>
-    <w:p>
-      <w:pPr>
-        <w:spacing w:before="0" w:after="0" w:line="120" w:lineRule="exact"/>
-      </w:pPr>
-    </w:p>
-    <w:p>
-      <w:pPr>
-        <w:pStyle w:val="BodyText"/>
-      </w:pPr>
-      <w:r>
-        <w:t xml:space="preserve">All the poses move together, because the</w:t>
-      </w:r>
-      <w:r>
-        <w:t xml:space="preserve"> </w:t>
-      </w:r>
-      <w:r>
-        <w:rPr>
-          <w:rStyle w:val="VerbatimChar"/>
-        </w:rPr>
-        <w:t xml:space="preserve">AnimatedSprite</w:t>
-      </w:r>
-      <w:r>
-        <w:t xml:space="preserve"> </w:t>
-      </w:r>
-      <w:r>
-        <w:t xml:space="preserve">carries every one of</w:t>
-      </w:r>
-      <w:r>
-        <w:t xml:space="preserve"> </w:t>
-      </w:r>
-      <w:r>
-        <w:t xml:space="preserve">its frames along with it.</w:t>
-      </w:r>
-    </w:p>
-    <w:bookmarkEnd w:id="28"/>
-    <w:bookmarkStart w:id="29" w:name="c.5-in-your-game"/>
-    <w:p>
-      <w:pPr>
-        <w:pStyle w:val="Heading2"/>
-      </w:pPr>
-      <w:r>
-        <w:t xml:space="preserve">C.5  In your game</w:t>
-      </w:r>
-    </w:p>
-    <w:p>
-      <w:pPr>
-        <w:pStyle w:val="KeepWithNext"/>
-      </w:pPr>
-      <w:r>
-        <w:t xml:space="preserve">Here's the catch.  An</w:t>
-      </w:r>
-      <w:r>
-        <w:t xml:space="preserve"> </w:t>
-      </w:r>
-      <w:r>
-        <w:rPr>
-          <w:rStyle w:val="VerbatimChar"/>
-        </w:rPr>
-        <w:t xml:space="preserve">AnimatedSprite</w:t>
-      </w:r>
-      <w:r>
-        <w:t xml:space="preserve"> </w:t>
-      </w:r>
-      <w:r>
-        <w:t xml:space="preserve">isn't a Blob, so it has no</w:t>
-      </w:r>
-      <w:r>
-        <w:t xml:space="preserve"> </w:t>
-      </w:r>
-      <w:r>
-        <w:rPr>
-          <w:rStyle w:val="VerbatimChar"/>
-        </w:rPr>
-        <w:t xml:space="preserve">collidesWith()</w:t>
-      </w:r>
-      <w:r>
-        <w:t xml:space="preserve">:</w:t>
-      </w:r>
-    </w:p>
-    <w:p>
-      <w:pPr>
-        <w:pStyle w:val="SourceCode"/>
-      </w:pPr>
-      <w:r>
-        <w:rPr>
-          <w:rStyle w:val="VerbatimChar"/>
-        </w:rPr>
-        <w:t xml:space="preserve">The function collidesWith(AnimatedSprite) does not exist.</w:t>
-      </w:r>
-    </w:p>
-    <w:p>
-      <w:pPr>
-        <w:pStyle w:val="KeepWithNext"/>
-      </w:pPr>
-      <w:r>
-        <w:t xml:space="preserve">For touching, use</w:t>
-      </w:r>
-      <w:r>
-        <w:t xml:space="preserve"> </w:t>
-      </w:r>
-      <w:r>
-        <w:rPr>
-          <w:rStyle w:val="VerbatimChar"/>
-          <w:b/>
-          <w:bCs/>
-        </w:rPr>
-        <w:t xml:space="preserve">distanceTo()</w:t>
-      </w:r>
-      <w:r>
-        <w:t xml:space="preserve">, which every sprite has.  It hands back how</w:t>
-      </w:r>
-      <w:r>
-        <w:t xml:space="preserve"> </w:t>
-      </w:r>
-      <w:r>
-        <w:t xml:space="preserve">far away the other sprite is, center to center.  So in your Chapter 7 game, each</w:t>
-      </w:r>
-      <w:r>
-        <w:t xml:space="preserve"> </w:t>
-      </w:r>
-      <w:r>
-        <w:rPr>
-          <w:rStyle w:val="VerbatimChar"/>
-        </w:rPr>
-        <w:t xml:space="preserve">collidesWith()</w:t>
-      </w:r>
-      <w:r>
-        <w:t xml:space="preserve"> </w:t>
-      </w:r>
-      <w:r>
-        <w:t xml:space="preserve">becomes a distance check:</w:t>
-      </w:r>
-    </w:p>
-    <w:p>
-      <w:pPr>
-        <w:pStyle w:val="SourceCode"/>
-      </w:pPr>
-      <w:r>
-        <w:rPr>
-          <w:rStyle w:val="NormalTok"/>
-        </w:rPr>
-        <w:t xml:space="preserve">  </w:t>
-      </w:r>
-      <w:r>
-        <w:rPr>
-          <w:rStyle w:val="ControlFlowTok"/>
-        </w:rPr>
-        <w:t xml:space="preserve">if</w:t>
-      </w:r>
-      <w:r>
-        <w:rPr>
-          <w:rStyle w:val="NormalTok"/>
-        </w:rPr>
-        <w:t xml:space="preserve"> </w:t>
-      </w:r>
-      <w:r>
-        <w:rPr>
-          <w:rStyle w:val="OperatorTok"/>
-        </w:rPr>
-        <w:t xml:space="preserve">(</w:t>
-      </w:r>
-      <w:r>
-        <w:rPr>
-          <w:rStyle w:val="NormalTok"/>
-        </w:rPr>
-        <w:t xml:space="preserve">player</w:t>
-      </w:r>
-      <w:r>
-        <w:rPr>
-          <w:rStyle w:val="OperatorTok"/>
-        </w:rPr>
-        <w:t xml:space="preserve">.</w:t>
-      </w:r>
-      <w:r>
-        <w:rPr>
-          <w:rStyle w:val="FunctionTok"/>
-        </w:rPr>
-        <w:t xml:space="preserve">distanceTo</w:t>
-      </w:r>
-      <w:r>
-        <w:rPr>
-          <w:rStyle w:val="OperatorTok"/>
-        </w:rPr>
-        <w:t xml:space="preserve">(</w:t>
-      </w:r>
-      <w:r>
-        <w:rPr>
-          <w:rStyle w:val="NormalTok"/>
-        </w:rPr>
-        <w:t xml:space="preserve">coin1</w:t>
-      </w:r>
-      <w:r>
-        <w:rPr>
-          <w:rStyle w:val="OperatorTok"/>
-        </w:rPr>
-        <w:t xml:space="preserve">)</w:t>
-      </w:r>
-      <w:r>
-        <w:rPr>
-          <w:rStyle w:val="NormalTok"/>
-        </w:rPr>
-        <w:t xml:space="preserve"> </w:t>
-      </w:r>
-      <w:r>
-        <w:rPr>
-          <w:rStyle w:val="OperatorTok"/>
-        </w:rPr>
-        <w:t xml:space="preserve">&lt;</w:t>
-      </w:r>
-      <w:r>
-        <w:rPr>
-          <w:rStyle w:val="NormalTok"/>
-        </w:rPr>
-        <w:t xml:space="preserve"> </w:t>
-      </w:r>
-      <w:r>
-        <w:rPr>
-          <w:rStyle w:val="DecValTok"/>
-        </w:rPr>
-        <w:t xml:space="preserve">40</w:t>
-      </w:r>
-      <w:r>
-        <w:rPr>
-          <w:rStyle w:val="OperatorTok"/>
-        </w:rPr>
-        <w:t xml:space="preserve">)</w:t>
-      </w:r>
-      <w:r>
-        <w:rPr>
-          <w:rStyle w:val="NormalTok"/>
-        </w:rPr>
-        <w:t xml:space="preserve"> </w:t>
-      </w:r>
-      <w:r>
-        <w:rPr>
-          <w:rStyle w:val="OperatorTok"/>
-        </w:rPr>
-        <w:t xml:space="preserve">{</w:t>
-      </w:r>
-      <w:r>
-        <w:rPr>
-          <w:rStyle w:val="NormalTok"/>
-        </w:rPr>
-        <w:t xml:space="preserve">   </w:t>
-      </w:r>
-      <w:r>
-        <w:rPr>
-          <w:rStyle w:val="CommentTok"/>
-        </w:rPr>
-        <w:t xml:space="preserve">// 40 = how close counts as "touching"</w:t>
-      </w:r>
-      <w:r>
-        <w:br/>
-      </w:r>
-      <w:r>
-        <w:rPr>
-          <w:rStyle w:val="NormalTok"/>
-        </w:rPr>
-        <w:t xml:space="preserve">    score </w:t>
-      </w:r>
-      <w:r>
-        <w:rPr>
-          <w:rStyle w:val="OperatorTok"/>
-        </w:rPr>
-        <w:t xml:space="preserve">=</w:t>
-      </w:r>
-      <w:r>
-        <w:rPr>
-          <w:rStyle w:val="NormalTok"/>
-        </w:rPr>
-        <w:t xml:space="preserve"> score </w:t>
-      </w:r>
-      <w:r>
-        <w:rPr>
-          <w:rStyle w:val="OperatorTok"/>
-        </w:rPr>
-        <w:t xml:space="preserve">+</w:t>
-      </w:r>
-      <w:r>
-        <w:rPr>
-          <w:rStyle w:val="NormalTok"/>
-        </w:rPr>
-        <w:t xml:space="preserve"> </w:t>
-      </w:r>
-      <w:r>
-        <w:rPr>
-          <w:rStyle w:val="DecValTok"/>
-        </w:rPr>
-        <w:t xml:space="preserve">1</w:t>
-      </w:r>
-      <w:r>
-        <w:rPr>
-          <w:rStyle w:val="OperatorTok"/>
-        </w:rPr>
-        <w:t xml:space="preserve">;</w:t>
-      </w:r>
-      <w:r>
-        <w:br/>
-      </w:r>
-      <w:r>
-        <w:rPr>
-          <w:rStyle w:val="NormalTok"/>
-        </w:rPr>
-        <w:t xml:space="preserve">    coin1</w:t>
-      </w:r>
-      <w:r>
-        <w:rPr>
-          <w:rStyle w:val="OperatorTok"/>
-        </w:rPr>
-        <w:t xml:space="preserve">.</w:t>
-      </w:r>
-      <w:r>
-        <w:rPr>
-          <w:rStyle w:val="FunctionTok"/>
-        </w:rPr>
-        <w:t xml:space="preserve">moveTo</w:t>
-      </w:r>
-      <w:r>
-        <w:rPr>
-          <w:rStyle w:val="OperatorTok"/>
-        </w:rPr>
-        <w:t xml:space="preserve">(</w:t>
-      </w:r>
-      <w:r>
-        <w:rPr>
-          <w:rStyle w:val="FunctionTok"/>
-        </w:rPr>
-        <w:t xml:space="preserve">random</w:t>
-      </w:r>
-      <w:r>
-        <w:rPr>
-          <w:rStyle w:val="OperatorTok"/>
-        </w:rPr>
-        <w:t xml:space="preserve">(</w:t>
-      </w:r>
-      <w:r>
-        <w:rPr>
-          <w:rStyle w:val="NormalTok"/>
-        </w:rPr>
-        <w:t xml:space="preserve">width</w:t>
-      </w:r>
-      <w:r>
-        <w:rPr>
-          <w:rStyle w:val="OperatorTok"/>
-        </w:rPr>
-        <w:t xml:space="preserve">),</w:t>
-      </w:r>
-      <w:r>
-        <w:rPr>
-          <w:rStyle w:val="NormalTok"/>
-        </w:rPr>
-        <w:t xml:space="preserve"> </w:t>
-      </w:r>
-      <w:r>
-        <w:rPr>
-          <w:rStyle w:val="FunctionTok"/>
-        </w:rPr>
-        <w:t xml:space="preserve">random</w:t>
-      </w:r>
-      <w:r>
-        <w:rPr>
-          <w:rStyle w:val="OperatorTok"/>
-        </w:rPr>
-        <w:t xml:space="preserve">(</w:t>
-      </w:r>
-      <w:r>
-        <w:rPr>
-          <w:rStyle w:val="DecValTok"/>
-        </w:rPr>
-        <w:t xml:space="preserve">80</w:t>
-      </w:r>
-      <w:r>
-        <w:rPr>
-          <w:rStyle w:val="OperatorTok"/>
-        </w:rPr>
-        <w:t xml:space="preserve">,</w:t>
-      </w:r>
-      <w:r>
-        <w:rPr>
-          <w:rStyle w:val="NormalTok"/>
-        </w:rPr>
-        <w:t xml:space="preserve"> height </w:t>
-      </w:r>
-      <w:r>
-        <w:rPr>
-          <w:rStyle w:val="OperatorTok"/>
-        </w:rPr>
-        <w:t xml:space="preserve">-</w:t>
-      </w:r>
-      <w:r>
-        <w:rPr>
-          <w:rStyle w:val="NormalTok"/>
-        </w:rPr>
-        <w:t xml:space="preserve"> </w:t>
-      </w:r>
-      <w:r>
-        <w:rPr>
-          <w:rStyle w:val="DecValTok"/>
-        </w:rPr>
-        <w:t xml:space="preserve">150</w:t>
-      </w:r>
-      <w:r>
-        <w:rPr>
-          <w:rStyle w:val="OperatorTok"/>
-        </w:rPr>
-        <w:t xml:space="preserve">));</w:t>
-      </w:r>
-      <w:r>
-        <w:br/>
-      </w:r>
-      <w:r>
-        <w:rPr>
-          <w:rStyle w:val="NormalTok"/>
-        </w:rPr>
-        <w:t xml:space="preserve">  </w:t>
-      </w:r>
-      <w:r>
-        <w:rPr>
-          <w:rStyle w:val="OperatorTok"/>
-        </w:rPr>
-        <w:t xml:space="preserve">}</w:t>
-      </w:r>
-    </w:p>
-    <w:p>
-      <w:pPr>
-        <w:pStyle w:val="FirstParagraph"/>
-      </w:pPr>
-      <w:r>
-        <w:t xml:space="preserve">Pick a number that matches your character's size:  about your character's</w:t>
-      </w:r>
-      <w:r>
-        <w:t xml:space="preserve"> </w:t>
-      </w:r>
-      <w:r>
-        <w:t xml:space="preserve">radius plus the coin's.</w:t>
-      </w:r>
-    </w:p>
-    <w:p>
-      <w:pPr>
-        <w:pStyle w:val="KeepWithNext"/>
-      </w:pPr>
-      <w:r>
-        <w:t xml:space="preserve">Two more changes put it in your game.  At the top, the player is an</w:t>
-      </w:r>
-      <w:r>
-        <w:t xml:space="preserve"> </w:t>
-      </w:r>
-      <w:r>
-        <w:rPr>
-          <w:rStyle w:val="VerbatimChar"/>
-        </w:rPr>
-        <w:t xml:space="preserve">AnimatedSprite</w:t>
-      </w:r>
-      <w:r>
-        <w:t xml:space="preserve">.  And in</w:t>
-      </w:r>
-      <w:r>
-        <w:t xml:space="preserve"> </w:t>
-      </w:r>
-      <w:r>
-        <w:rPr>
-          <w:rStyle w:val="VerbatimChar"/>
-        </w:rPr>
-        <w:t xml:space="preserve">restartGame()</w:t>
-      </w:r>
-      <w:r>
-        <w:t xml:space="preserve">, the player is built from frames,</w:t>
-      </w:r>
-      <w:r>
-        <w:t xml:space="preserve"> </w:t>
-      </w:r>
-      <w:r>
-        <w:t xml:space="preserve">the way Step 3 builds it, in place of</w:t>
-      </w:r>
-      <w:r>
-        <w:t xml:space="preserve"> </w:t>
-      </w:r>
-      <w:r>
-        <w:rPr>
-          <w:rStyle w:val="VerbatimChar"/>
-        </w:rPr>
-        <w:t xml:space="preserve">new MyCharacter(...)</w:t>
-      </w:r>
-      <w:r>
-        <w:t xml:space="preserve">.</w:t>
-      </w:r>
-    </w:p>
-    <w:tbl>
-      <w:tblPr>
-        <w:tblW w:w="9360" w:type="dxa"/>
-        <w:tblInd w:w="92" w:type="dxa"/>
-        <w:tblLayout w:type="fixed"/>
-        <w:tblBorders>
-          <w:top w:val="nil"/>
-          <w:left w:val="nil"/>
-          <w:bottom w:val="nil"/>
-          <w:right w:val="nil"/>
-          <w:insideH w:val="nil"/>
-          <w:insideV w:val="nil"/>
-        </w:tblBorders>
-        <w:tblCellMar>
-          <w:top w:w="0" w:type="dxa"/>
-          <w:left w:w="200" w:type="dxa"/>
-          <w:bottom w:w="0" w:type="dxa"/>
-          <w:right w:w="200" w:type="dxa"/>
-        </w:tblCellMar>
-        <w:tblLook w:val="0000" w:firstRow="0" w:lastRow="0" w:firstColumn="0" w:lastColumn="0" w:noHBand="1" w:noVBand="1"/>
-      </w:tblPr>
-      <w:tblGrid>
-        <w:gridCol w:w="9360"/>
-      </w:tblGrid>
-      <w:tr>
-        <w:trPr>
-          <w:cantSplit/>
-        </w:trPr>
-        <w:tc>
-          <w:tcPr>
-            <w:tcW w:w="9360" w:type="dxa"/>
-            <w:tcBorders>
-              <w:top w:val="single" w:sz="4" w:space="0" w:color="C2E6D1"/>
-              <w:left w:val="single" w:sz="36" w:space="0" w:color="1D7A44"/>
-              <w:bottom w:val="single" w:sz="4" w:space="0" w:color="C2E6D1"/>
-              <w:right w:val="single" w:sz="4" w:space="0" w:color="C2E6D1"/>
-            </w:tcBorders>
-            <w:shd w:val="clear" w:color="auto" w:fill="F1FBF5"/>
-            <w:tcMar>
-              <w:top w:w="60" w:type="dxa"/>
-              <w:bottom w:w="60" w:type="dxa"/>
-            </w:tcMar>
-          </w:tcPr>
-          <w:p>
-            <w:pPr>
-              <w:pStyle w:val="BodyText"/>
-            </w:pPr>
-            <w:r>
-              <w:rPr>
-                <w:b/>
-                <w:bCs/>
-              </w:rPr>
-              <w:t xml:space="preserve">Check.</w:t>
-            </w:r>
-            <w:r>
-              <w:t xml:space="preserve">  Your animated character collects coins and runs into hazards, the</w:t>
-            </w:r>
-            <w:r>
-              <w:t xml:space="preserve"> </w:t>
-            </w:r>
-            <w:r>
-              <w:t xml:space="preserve">same as before.</w:t>
-            </w:r>
-          </w:p>
-        </w:tc>
-      </w:tr>
-    </w:tbl>
-    <w:p>
-      <w:pPr>
-        <w:spacing w:before="0" w:after="0" w:line="120" w:lineRule="exact"/>
-      </w:pPr>
-    </w:p>
-    <w:bookmarkEnd w:id="29"/>
-    <w:bookmarkStart w:id="30" w:name="c.6-make-it-yours"/>
-    <w:p>
-      <w:pPr>
-        <w:pStyle w:val="Heading2"/>
-      </w:pPr>
+      <w:bookmarkStart w:id="31" w:name="_6204f66d015dd765d740c8cee4cfd1ba2ab788f"/>
       <w:r>
         <w:t xml:space="preserve">C.6  Make it yours</w:t>
       </w:r>
+      <w:bookmarkEnd w:id="31"/>
     </w:p>
     <w:p>
       <w:pPr>
@@ -6580,15 +6582,15 @@
         </w:pict>
       </w:r>
     </w:p>
-    <w:bookmarkEnd w:id="30"/>
-    <w:bookmarkStart w:id="34" w:name="chapter-summary"/>
     <w:p>
       <w:pPr>
         <w:pStyle w:val="Heading2"/>
       </w:pPr>
+      <w:bookmarkStart w:id="32" w:name="_756eed4fa0751524c5b578eece8efd34a11981f"/>
       <w:r>
         <w:t xml:space="preserve">Chapter summary</w:t>
       </w:r>
+      <w:bookmarkEnd w:id="32"/>
     </w:p>
     <w:tbl>
       <w:tblPr>
@@ -6802,14 +6804,15 @@
         </w:tc>
       </w:tr>
     </w:tbl>
-    <w:bookmarkStart w:id="31" w:name="new-syntax-in-this-chapter"/>
     <w:p>
       <w:pPr>
         <w:pStyle w:val="Heading3"/>
       </w:pPr>
+      <w:bookmarkStart w:id="33" w:name="_5dc73f788cf3617f359e6c7776c2b190c21c786"/>
       <w:r>
         <w:t xml:space="preserve">New syntax in this chapter</w:t>
       </w:r>
+      <w:bookmarkEnd w:id="33"/>
     </w:p>
     <w:tbl>
       <w:tblPr>
@@ -7125,15 +7128,15 @@
         </w:tc>
       </w:tr>
     </w:tbl>
-    <w:bookmarkEnd w:id="31"/>
-    <w:bookmarkStart w:id="32" w:name="vocabulary"/>
     <w:p>
       <w:pPr>
         <w:pStyle w:val="Heading3"/>
       </w:pPr>
+      <w:bookmarkStart w:id="34" w:name="_vocabulary"/>
       <w:r>
         <w:t xml:space="preserve">Vocabulary</w:t>
       </w:r>
+      <w:bookmarkEnd w:id="34"/>
     </w:p>
     <w:p>
       <w:pPr>
@@ -7245,15 +7248,15 @@
         <w:t xml:space="preserve">-- one version of your character's drawing.  (C.1)</w:t>
       </w:r>
     </w:p>
-    <w:bookmarkEnd w:id="32"/>
-    <w:bookmarkStart w:id="33" w:name="check-your-understanding"/>
     <w:p>
       <w:pPr>
         <w:pStyle w:val="Heading3"/>
       </w:pPr>
+      <w:bookmarkStart w:id="35" w:name="_e8b5ca3bdd124de88893e49f226868b8cccfada"/>
       <w:r>
         <w:t xml:space="preserve">Check your understanding</w:t>
       </w:r>
+      <w:bookmarkEnd w:id="35"/>
     </w:p>
     <w:p>
       <w:pPr>
@@ -7369,12 +7372,9 @@
         <w:t xml:space="preserve">?  What does it use?</w:t>
       </w:r>
     </w:p>
-    <w:bookmarkEnd w:id="33"/>
-    <w:bookmarkEnd w:id="34"/>
-    <w:bookmarkEnd w:id="35"/>
     <w:sectPr>
-      <w:pgSz w:h="15840" w:w="12240"/>
-      <w:pgMar w:bottom="1440" w:footer="720" w:gutter="0" w:header="720" w:left="1440" w:right="1440" w:top="1440"/>
+      <w:pgSz w:w="12240" w:h="15840"/>
+      <w:pgMar w:top="1440" w:right="1440" w:bottom="1440" w:left="1440" w:header="720" w:footer="720" w:gutter="0"/>
       <w:footnotePr>
         <w:numRestart w:val="eachSect"/>
       </w:footnotePr>
@@ -7722,10 +7722,10 @@
   <w:docDefaults>
     <w:rPrDefault>
       <w:rPr>
-        <w:rFonts w:ascii="Calibri" w:cs="Calibri" w:eastAsia="Calibri" w:hAnsi="Calibri"/>
+        <w:rFonts w:ascii="Calibri" w:hAnsi="Calibri" w:eastAsia="Calibri" w:cs="Calibri"/>
         <w:sz w:val="22"/>
         <w:szCs w:val="22"/>
-        <w:lang w:bidi="ar-SA" w:eastAsia="zh-CN" w:val="en-US"/>
+        <w:lang w:val="en-US" w:eastAsia="zh-CN" w:bidi="ar-SA"/>
       </w:rPr>
     </w:rPrDefault>
     <w:pPrDefault>
@@ -7734,61 +7734,61 @@
       </w:pPr>
     </w:pPrDefault>
   </w:docDefaults>
-  <w:latentStyles w:count="276" w:defLockedState="0" w:defQFormat="0" w:defSemiHidden="0" w:defUIPriority="0" w:defUnhideWhenUsed="0"/>
-  <w:style w:default="1" w:styleId="Normal" w:type="paragraph">
+  <w:latentStyles w:defLockedState="0" w:defUIPriority="0" w:defSemiHidden="0" w:defUnhideWhenUsed="0" w:defQFormat="0" w:count="276"/>
+  <w:style w:type="paragraph" w:default="1" w:styleId="Normal">
     <w:name w:val="Normal"/>
     <w:qFormat/>
   </w:style>
-  <w:style w:styleId="BodyText" w:type="paragraph">
+  <w:style w:type="paragraph" w:styleId="BodyText">
     <w:name w:val="Body Text"/>
     <w:basedOn w:val="Normal"/>
     <w:link w:val="BodyTextChar"/>
     <w:qFormat/>
     <w:pPr>
-      <w:spacing w:after="180" w:before="180"/>
+      <w:spacing w:before="180" w:after="180"/>
     </w:pPr>
   </w:style>
-  <w:style w:customStyle="1" w:styleId="FirstParagraph" w:type="paragraph">
+  <w:style w:type="paragraph" w:customStyle="1" w:styleId="FirstParagraph">
     <w:name w:val="First Paragraph"/>
     <w:basedOn w:val="BodyText"/>
     <w:next w:val="BodyText"/>
     <w:qFormat/>
   </w:style>
-  <w:style w:customStyle="1" w:styleId="Compact" w:type="paragraph">
+  <w:style w:type="paragraph" w:customStyle="1" w:styleId="Compact">
     <w:name w:val="Compact"/>
     <w:basedOn w:val="BodyText"/>
     <w:qFormat/>
     <w:pPr>
-      <w:spacing w:after="36" w:before="36"/>
+      <w:spacing w:before="36" w:after="36"/>
     </w:pPr>
   </w:style>
-  <w:style w:customStyle="1" w:styleId="TitleChar" w:type="character">
+  <w:style w:type="character" w:customStyle="1" w:styleId="TitleChar">
     <w:name w:val="Title Char"/>
     <w:basedOn w:val="DefaultParagraphFont"/>
     <w:link w:val="Title"/>
     <w:uiPriority w:val="10"/>
     <w:rsid w:val="00A10FD9"/>
     <w:rPr>
-      <w:rFonts w:ascii="Calibri" w:cs="Calibri" w:eastAsia="Calibri" w:hAnsi="Calibri"/>
+      <w:rFonts w:ascii="Calibri" w:hAnsi="Calibri" w:eastAsia="Calibri" w:cs="Calibri"/>
       <w:sz w:val="56"/>
       <w:szCs w:val="56"/>
     </w:rPr>
   </w:style>
-  <w:style w:customStyle="1" w:styleId="SubtitleChar" w:type="character">
+  <w:style w:type="character" w:customStyle="1" w:styleId="SubtitleChar">
     <w:name w:val="Subtitle Char"/>
     <w:basedOn w:val="DefaultParagraphFont"/>
     <w:link w:val="Subtitle"/>
     <w:uiPriority w:val="11"/>
     <w:rsid w:val="00A10FD9"/>
     <w:rPr>
-      <w:rFonts w:ascii="Calibri" w:cs="Calibri" w:eastAsia="Calibri" w:hAnsi="Calibri"/>
-      <w:color w:themeColor="text1" w:themeTint="A6" w:val="595959"/>
+      <w:rFonts w:ascii="Calibri" w:hAnsi="Calibri" w:eastAsia="Calibri" w:cs="Calibri"/>
+      <w:color w:val="595959" w:themeColor="text1" w:themeTint="A6"/>
       <w:spacing w:val="15"/>
       <w:sz w:val="28"/>
       <w:szCs w:val="28"/>
     </w:rPr>
   </w:style>
-  <w:style w:customStyle="1" w:styleId="Author" w:type="paragraph">
+  <w:style w:type="paragraph" w:customStyle="1" w:styleId="Author">
     <w:name w:val="Author"/>
     <w:basedOn w:val="Title"/>
     <w:next w:val="BodyText"/>
@@ -7802,7 +7802,7 @@
       <w:szCs w:val="24"/>
     </w:rPr>
   </w:style>
-  <w:style w:customStyle="1" w:styleId="AbstractTitle" w:type="paragraph">
+  <w:style w:type="paragraph" w:customStyle="1" w:styleId="AbstractTitle">
     <w:name w:val="Abstract Title"/>
     <w:basedOn w:val="Normal"/>
     <w:next w:val="Abstract"/>
@@ -7810,7 +7810,7 @@
     <w:pPr>
       <w:keepNext/>
       <w:keepLines/>
-      <w:spacing w:after="0" w:before="300"/>
+      <w:spacing w:before="300" w:after="0"/>
       <w:jc w:val="center"/>
     </w:pPr>
     <w:rPr>
@@ -7819,7 +7819,7 @@
       <w:szCs w:val="20"/>
     </w:rPr>
   </w:style>
-  <w:style w:customStyle="1" w:styleId="Abstract" w:type="paragraph">
+  <w:style w:type="paragraph" w:customStyle="1" w:styleId="Abstract">
     <w:name w:val="Abstract"/>
     <w:basedOn w:val="Normal"/>
     <w:next w:val="BodyText"/>
@@ -7827,14 +7827,14 @@
     <w:pPr>
       <w:keepNext/>
       <w:keepLines/>
-      <w:spacing w:after="300" w:before="100"/>
+      <w:spacing w:before="100" w:after="300"/>
     </w:pPr>
     <w:rPr>
       <w:sz w:val="20"/>
       <w:szCs w:val="20"/>
     </w:rPr>
   </w:style>
-  <w:style w:styleId="Bibliography" w:type="paragraph">
+  <w:style w:type="paragraph" w:styleId="Bibliography">
     <w:name w:val="Bibliography"/>
     <w:basedOn w:val="Normal"/>
     <w:next w:val="Bibliography"/>
@@ -7842,7 +7842,7 @@
     <w:pPr/>
     <w:rPr/>
   </w:style>
-  <w:style w:styleId="Heading1" w:type="paragraph">
+  <w:style w:type="paragraph" w:styleId="Heading1">
     <w:name w:val="heading 1"/>
     <w:basedOn w:val="Normal"/>
     <w:next w:val="BodyText"/>
@@ -7854,17 +7854,17 @@
       <w:pageBreakBefore/>
       <w:keepNext/>
       <w:keepLines/>
-      <w:spacing w:after="80" w:before="360"/>
+      <w:spacing w:before="360" w:after="80"/>
       <w:outlineLvl w:val="0"/>
     </w:pPr>
     <w:rPr>
-      <w:rFonts w:ascii="Calibri" w:cs="Calibri" w:eastAsia="Calibri" w:hAnsi="Calibri"/>
+      <w:rFonts w:ascii="Calibri" w:hAnsi="Calibri" w:eastAsia="Calibri" w:cs="Calibri"/>
       <w:color w:val="1F4E79"/>
       <w:sz w:val="40"/>
       <w:szCs w:val="40"/>
     </w:rPr>
   </w:style>
-  <w:style w:styleId="Heading2" w:type="paragraph">
+  <w:style w:type="paragraph" w:styleId="Heading2">
     <w:name w:val="heading 2"/>
     <w:basedOn w:val="Normal"/>
     <w:next w:val="BodyText"/>
@@ -7877,17 +7877,17 @@
     <w:pPr>
       <w:keepNext/>
       <w:keepLines/>
-      <w:spacing w:after="80" w:before="160"/>
+      <w:spacing w:before="160" w:after="80"/>
       <w:outlineLvl w:val="1"/>
     </w:pPr>
     <w:rPr>
-      <w:rFonts w:ascii="Calibri" w:cs="Calibri" w:eastAsia="Calibri" w:hAnsi="Calibri"/>
+      <w:rFonts w:ascii="Calibri" w:hAnsi="Calibri" w:eastAsia="Calibri" w:cs="Calibri"/>
       <w:color w:val="1F4E79"/>
       <w:sz w:val="32"/>
       <w:szCs w:val="32"/>
     </w:rPr>
   </w:style>
-  <w:style w:styleId="Heading3" w:type="paragraph">
+  <w:style w:type="paragraph" w:styleId="Heading3">
     <w:name w:val="heading 3"/>
     <w:basedOn w:val="Normal"/>
     <w:next w:val="BodyText"/>
@@ -7900,17 +7900,17 @@
     <w:pPr>
       <w:keepNext/>
       <w:keepLines/>
-      <w:spacing w:after="80" w:before="160"/>
+      <w:spacing w:before="160" w:after="80"/>
       <w:outlineLvl w:val="2"/>
     </w:pPr>
     <w:rPr>
-      <w:rFonts w:ascii="Calibri" w:cs="Calibri" w:eastAsia="Calibri" w:hAnsi="Calibri"/>
+      <w:rFonts w:ascii="Calibri" w:hAnsi="Calibri" w:eastAsia="Calibri" w:cs="Calibri"/>
       <w:color w:val="1F4E79"/>
       <w:sz w:val="28"/>
       <w:szCs w:val="28"/>
     </w:rPr>
   </w:style>
-  <w:style w:styleId="Heading4" w:type="paragraph">
+  <w:style w:type="paragraph" w:styleId="Heading4">
     <w:name w:val="heading 4"/>
     <w:basedOn w:val="Normal"/>
     <w:next w:val="BodyText"/>
@@ -7923,17 +7923,17 @@
     <w:pPr>
       <w:keepNext/>
       <w:keepLines/>
-      <w:spacing w:after="40" w:before="80"/>
+      <w:spacing w:before="80" w:after="40"/>
       <w:outlineLvl w:val="3"/>
     </w:pPr>
     <w:rPr>
-      <w:rFonts w:ascii="Calibri" w:cs="Calibri" w:eastAsia="Calibri" w:hAnsi="Calibri"/>
+      <w:rFonts w:ascii="Calibri" w:hAnsi="Calibri" w:eastAsia="Calibri" w:cs="Calibri"/>
       <w:i/>
       <w:iCs/>
       <w:color w:val="1F4E79"/>
     </w:rPr>
   </w:style>
-  <w:style w:styleId="Heading5" w:type="paragraph">
+  <w:style w:type="paragraph" w:styleId="Heading5">
     <w:name w:val="heading 5"/>
     <w:basedOn w:val="Normal"/>
     <w:next w:val="BodyText"/>
@@ -7946,15 +7946,15 @@
     <w:pPr>
       <w:keepNext/>
       <w:keepLines/>
-      <w:spacing w:after="40" w:before="80"/>
+      <w:spacing w:before="80" w:after="40"/>
       <w:outlineLvl w:val="4"/>
     </w:pPr>
     <w:rPr>
-      <w:rFonts w:ascii="Calibri" w:cs="Calibri" w:eastAsia="Calibri" w:hAnsi="Calibri"/>
+      <w:rFonts w:ascii="Calibri" w:hAnsi="Calibri" w:eastAsia="Calibri" w:cs="Calibri"/>
       <w:color w:val="1F4E79"/>
     </w:rPr>
   </w:style>
-  <w:style w:styleId="Heading6" w:type="paragraph">
+  <w:style w:type="paragraph" w:styleId="Heading6">
     <w:name w:val="heading 6"/>
     <w:basedOn w:val="Normal"/>
     <w:next w:val="BodyText"/>
@@ -7967,17 +7967,17 @@
     <w:pPr>
       <w:keepNext/>
       <w:keepLines/>
-      <w:spacing w:after="0" w:before="40"/>
+      <w:spacing w:before="40" w:after="0"/>
       <w:outlineLvl w:val="5"/>
     </w:pPr>
     <w:rPr>
-      <w:rFonts w:ascii="Calibri" w:cs="Calibri" w:eastAsia="Calibri" w:hAnsi="Calibri"/>
+      <w:rFonts w:ascii="Calibri" w:hAnsi="Calibri" w:eastAsia="Calibri" w:cs="Calibri"/>
       <w:i/>
       <w:iCs/>
-      <w:color w:themeColor="text1" w:themeTint="A6" w:val="595959"/>
+      <w:color w:val="595959" w:themeColor="text1" w:themeTint="A6"/>
     </w:rPr>
   </w:style>
-  <w:style w:styleId="Heading7" w:type="paragraph">
+  <w:style w:type="paragraph" w:styleId="Heading7">
     <w:name w:val="heading 7"/>
     <w:basedOn w:val="Normal"/>
     <w:next w:val="BodyText"/>
@@ -7990,15 +7990,15 @@
     <w:pPr>
       <w:keepNext/>
       <w:keepLines/>
-      <w:spacing w:after="0" w:before="40"/>
+      <w:spacing w:before="40" w:after="0"/>
       <w:outlineLvl w:val="6"/>
     </w:pPr>
     <w:rPr>
-      <w:rFonts w:ascii="Calibri" w:cs="Calibri" w:eastAsia="Calibri" w:hAnsi="Calibri"/>
-      <w:color w:themeColor="text1" w:themeTint="A6" w:val="595959"/>
+      <w:rFonts w:ascii="Calibri" w:hAnsi="Calibri" w:eastAsia="Calibri" w:cs="Calibri"/>
+      <w:color w:val="595959" w:themeColor="text1" w:themeTint="A6"/>
     </w:rPr>
   </w:style>
-  <w:style w:styleId="Heading8" w:type="paragraph">
+  <w:style w:type="paragraph" w:styleId="Heading8">
     <w:name w:val="heading 8"/>
     <w:basedOn w:val="Normal"/>
     <w:next w:val="BodyText"/>
@@ -8015,13 +8015,13 @@
       <w:outlineLvl w:val="7"/>
     </w:pPr>
     <w:rPr>
-      <w:rFonts w:ascii="Calibri" w:cs="Calibri" w:eastAsia="Calibri" w:hAnsi="Calibri"/>
+      <w:rFonts w:ascii="Calibri" w:hAnsi="Calibri" w:eastAsia="Calibri" w:cs="Calibri"/>
       <w:i/>
       <w:iCs/>
-      <w:color w:themeColor="text1" w:themeTint="D8" w:val="272727"/>
+      <w:color w:val="272727" w:themeColor="text1" w:themeTint="D8"/>
     </w:rPr>
   </w:style>
-  <w:style w:styleId="Heading9" w:type="paragraph">
+  <w:style w:type="paragraph" w:styleId="Heading9">
     <w:name w:val="heading 9"/>
     <w:basedOn w:val="Normal"/>
     <w:next w:val="BodyText"/>
@@ -8038,24 +8038,24 @@
       <w:outlineLvl w:val="8"/>
     </w:pPr>
     <w:rPr>
-      <w:rFonts w:ascii="Calibri" w:cs="Calibri" w:eastAsia="Calibri" w:hAnsi="Calibri"/>
-      <w:color w:themeColor="text1" w:themeTint="D8" w:val="272727"/>
+      <w:rFonts w:ascii="Calibri" w:hAnsi="Calibri" w:eastAsia="Calibri" w:cs="Calibri"/>
+      <w:color w:val="272727" w:themeColor="text1" w:themeTint="D8"/>
     </w:rPr>
   </w:style>
-  <w:style w:customStyle="1" w:styleId="Heading1Char" w:type="character">
+  <w:style w:type="character" w:customStyle="1" w:styleId="Heading1Char">
     <w:name w:val="Heading 1 Char"/>
     <w:basedOn w:val="DefaultParagraphFont"/>
     <w:link w:val="Heading1"/>
     <w:uiPriority w:val="9"/>
     <w:rsid w:val="00A10FD9"/>
     <w:rPr>
-      <w:rFonts w:ascii="Calibri" w:cs="Calibri" w:eastAsia="Calibri" w:hAnsi="Calibri"/>
+      <w:rFonts w:ascii="Calibri" w:hAnsi="Calibri" w:eastAsia="Calibri" w:cs="Calibri"/>
       <w:color w:val="1F4E79"/>
       <w:sz w:val="40"/>
       <w:szCs w:val="40"/>
     </w:rPr>
   </w:style>
-  <w:style w:customStyle="1" w:styleId="Heading2Char" w:type="character">
+  <w:style w:type="character" w:customStyle="1" w:styleId="Heading2Char">
     <w:name w:val="Heading 2 Char"/>
     <w:basedOn w:val="DefaultParagraphFont"/>
     <w:link w:val="Heading2"/>
@@ -8063,13 +8063,13 @@
     <w:semiHidden/>
     <w:rsid w:val="00A10FD9"/>
     <w:rPr>
-      <w:rFonts w:ascii="Calibri" w:cs="Calibri" w:eastAsia="Calibri" w:hAnsi="Calibri"/>
+      <w:rFonts w:ascii="Calibri" w:hAnsi="Calibri" w:eastAsia="Calibri" w:cs="Calibri"/>
       <w:color w:val="1F4E79"/>
       <w:sz w:val="32"/>
       <w:szCs w:val="32"/>
     </w:rPr>
   </w:style>
-  <w:style w:customStyle="1" w:styleId="Heading3Char" w:type="character">
+  <w:style w:type="character" w:customStyle="1" w:styleId="Heading3Char">
     <w:name w:val="Heading 3 Char"/>
     <w:basedOn w:val="DefaultParagraphFont"/>
     <w:link w:val="Heading3"/>
@@ -8077,13 +8077,13 @@
     <w:semiHidden/>
     <w:rsid w:val="00A10FD9"/>
     <w:rPr>
-      <w:rFonts w:ascii="Calibri" w:cs="Calibri" w:eastAsia="Calibri" w:hAnsi="Calibri"/>
+      <w:rFonts w:ascii="Calibri" w:hAnsi="Calibri" w:eastAsia="Calibri" w:cs="Calibri"/>
       <w:color w:val="1F4E79"/>
       <w:sz w:val="28"/>
       <w:szCs w:val="28"/>
     </w:rPr>
   </w:style>
-  <w:style w:customStyle="1" w:styleId="Heading4Char" w:type="character">
+  <w:style w:type="character" w:customStyle="1" w:styleId="Heading4Char">
     <w:name w:val="Heading 4 Char"/>
     <w:basedOn w:val="DefaultParagraphFont"/>
     <w:link w:val="Heading4"/>
@@ -8091,13 +8091,13 @@
     <w:semiHidden/>
     <w:rsid w:val="00A10FD9"/>
     <w:rPr>
-      <w:rFonts w:ascii="Calibri" w:cs="Calibri" w:eastAsia="Calibri" w:hAnsi="Calibri"/>
+      <w:rFonts w:ascii="Calibri" w:hAnsi="Calibri" w:eastAsia="Calibri" w:cs="Calibri"/>
       <w:i/>
       <w:iCs/>
       <w:color w:val="1F4E79"/>
     </w:rPr>
   </w:style>
-  <w:style w:customStyle="1" w:styleId="Heading5Char" w:type="character">
+  <w:style w:type="character" w:customStyle="1" w:styleId="Heading5Char">
     <w:name w:val="Heading 5 Char"/>
     <w:basedOn w:val="DefaultParagraphFont"/>
     <w:link w:val="Heading5"/>
@@ -8105,11 +8105,11 @@
     <w:semiHidden/>
     <w:rsid w:val="00A10FD9"/>
     <w:rPr>
-      <w:rFonts w:ascii="Calibri" w:cs="Calibri" w:eastAsia="Calibri" w:hAnsi="Calibri"/>
+      <w:rFonts w:ascii="Calibri" w:hAnsi="Calibri" w:eastAsia="Calibri" w:cs="Calibri"/>
       <w:color w:val="1F4E79"/>
     </w:rPr>
   </w:style>
-  <w:style w:customStyle="1" w:styleId="Heading6Char" w:type="character">
+  <w:style w:type="character" w:customStyle="1" w:styleId="Heading6Char">
     <w:name w:val="Heading 6 Char"/>
     <w:basedOn w:val="DefaultParagraphFont"/>
     <w:link w:val="Heading6"/>
@@ -8117,13 +8117,13 @@
     <w:semiHidden/>
     <w:rsid w:val="00A10FD9"/>
     <w:rPr>
-      <w:rFonts w:ascii="Calibri" w:cs="Calibri" w:eastAsia="Calibri" w:hAnsi="Calibri"/>
+      <w:rFonts w:ascii="Calibri" w:hAnsi="Calibri" w:eastAsia="Calibri" w:cs="Calibri"/>
       <w:i/>
       <w:iCs/>
-      <w:color w:themeColor="text1" w:themeTint="A6" w:val="595959"/>
+      <w:color w:val="595959" w:themeColor="text1" w:themeTint="A6"/>
     </w:rPr>
   </w:style>
-  <w:style w:customStyle="1" w:styleId="Heading7Char" w:type="character">
+  <w:style w:type="character" w:customStyle="1" w:styleId="Heading7Char">
     <w:name w:val="Heading 7 Char"/>
     <w:basedOn w:val="DefaultParagraphFont"/>
     <w:link w:val="Heading7"/>
@@ -8131,11 +8131,11 @@
     <w:semiHidden/>
     <w:rsid w:val="00A10FD9"/>
     <w:rPr>
-      <w:rFonts w:ascii="Calibri" w:cs="Calibri" w:eastAsia="Calibri" w:hAnsi="Calibri"/>
-      <w:color w:themeColor="text1" w:themeTint="A6" w:val="595959"/>
+      <w:rFonts w:ascii="Calibri" w:hAnsi="Calibri" w:eastAsia="Calibri" w:cs="Calibri"/>
+      <w:color w:val="595959" w:themeColor="text1" w:themeTint="A6"/>
     </w:rPr>
   </w:style>
-  <w:style w:customStyle="1" w:styleId="Heading8Char" w:type="character">
+  <w:style w:type="character" w:customStyle="1" w:styleId="Heading8Char">
     <w:name w:val="Heading 8 Char"/>
     <w:basedOn w:val="DefaultParagraphFont"/>
     <w:link w:val="Heading8"/>
@@ -8143,13 +8143,13 @@
     <w:semiHidden/>
     <w:rsid w:val="00A10FD9"/>
     <w:rPr>
-      <w:rFonts w:ascii="Calibri" w:cs="Calibri" w:eastAsia="Calibri" w:hAnsi="Calibri"/>
+      <w:rFonts w:ascii="Calibri" w:hAnsi="Calibri" w:eastAsia="Calibri" w:cs="Calibri"/>
       <w:i/>
       <w:iCs/>
-      <w:color w:themeColor="text1" w:themeTint="D8" w:val="272727"/>
+      <w:color w:val="272727" w:themeColor="text1" w:themeTint="D8"/>
     </w:rPr>
   </w:style>
-  <w:style w:customStyle="1" w:styleId="Heading9Char" w:type="character">
+  <w:style w:type="character" w:customStyle="1" w:styleId="Heading9Char">
     <w:name w:val="Heading 9 Char"/>
     <w:basedOn w:val="DefaultParagraphFont"/>
     <w:link w:val="Heading9"/>
@@ -8157,11 +8157,11 @@
     <w:semiHidden/>
     <w:rsid w:val="00A10FD9"/>
     <w:rPr>
-      <w:rFonts w:ascii="Calibri" w:cs="Calibri" w:eastAsia="Calibri" w:hAnsi="Calibri"/>
-      <w:color w:themeColor="text1" w:themeTint="D8" w:val="272727"/>
+      <w:rFonts w:ascii="Calibri" w:hAnsi="Calibri" w:eastAsia="Calibri" w:cs="Calibri"/>
+      <w:color w:val="272727" w:themeColor="text1" w:themeTint="D8"/>
     </w:rPr>
   </w:style>
-  <w:style w:styleId="BlockText" w:type="paragraph">
+  <w:style w:type="paragraph" w:styleId="BlockText">
     <w:name w:val="Block Text"/>
     <w:basedOn w:val="BodyText"/>
     <w:next w:val="BodyText"/>
@@ -8169,11 +8169,11 @@
     <w:unhideWhenUsed/>
     <w:qFormat/>
     <w:pPr>
-      <w:spacing w:after="100" w:before="100"/>
+      <w:spacing w:before="100" w:after="100"/>
       <w:ind w:firstLine="0" w:left="480" w:right="480"/>
     </w:pPr>
   </w:style>
-  <w:style w:styleId="FootnoteText" w:type="paragraph">
+  <w:style w:type="paragraph" w:styleId="FootnoteText">
     <w:name w:val="Footnote Text"/>
     <w:basedOn w:val="Normal"/>
     <w:next w:val="FootnoteText"/>
@@ -8181,7 +8181,7 @@
     <w:unhideWhenUsed/>
     <w:qFormat/>
   </w:style>
-  <w:style w:styleId="FootnoteBlockText" w:type="paragraph">
+  <w:style w:type="paragraph" w:styleId="FootnoteBlockText">
     <w:name w:val="Footnote Block Text"/>
     <w:basedOn w:val="FootnoteText"/>
     <w:next w:val="FootnoteText"/>
@@ -8189,16 +8189,16 @@
     <w:unhideWhenUsed/>
     <w:qFormat/>
     <w:pPr>
-      <w:spacing w:after="100" w:before="100"/>
+      <w:spacing w:before="100" w:after="100"/>
       <w:ind w:firstLine="0" w:left="480" w:right="480"/>
     </w:pPr>
   </w:style>
-  <w:style w:default="1" w:styleId="DefaultParagraphFont" w:type="character">
+  <w:style w:type="character" w:default="1" w:styleId="DefaultParagraphFont">
     <w:name w:val="Default Paragraph Font"/>
     <w:semiHidden/>
     <w:unhideWhenUsed/>
   </w:style>
-  <w:style w:customStyle="1" w:styleId="DefinitionTerm" w:type="paragraph">
+  <w:style w:type="paragraph" w:customStyle="1" w:styleId="DefinitionTerm">
     <w:name w:val="Definition Term"/>
     <w:basedOn w:val="Normal"/>
     <w:next w:val="Definition"/>
@@ -8211,67 +8211,67 @@
       <w:b/>
     </w:rPr>
   </w:style>
-  <w:style w:customStyle="1" w:styleId="Definition" w:type="paragraph">
+  <w:style w:type="paragraph" w:customStyle="1" w:styleId="Definition">
     <w:name w:val="Definition"/>
     <w:basedOn w:val="Normal"/>
   </w:style>
-  <w:style w:styleId="Caption" w:type="paragraph">
+  <w:style w:type="paragraph" w:styleId="Caption">
     <w:name w:val="Caption"/>
     <w:basedOn w:val="Normal"/>
     <w:link w:val="BodyTextChar"/>
     <w:pPr>
-      <w:spacing w:after="120" w:before="0"/>
+      <w:spacing w:before="0" w:after="120"/>
     </w:pPr>
     <w:rPr>
       <w:i/>
     </w:rPr>
   </w:style>
-  <w:style w:customStyle="1" w:styleId="TableCaption" w:type="paragraph">
+  <w:style w:type="paragraph" w:customStyle="1" w:styleId="TableCaption">
     <w:name w:val="Table Caption"/>
     <w:basedOn w:val="Caption"/>
     <w:pPr>
       <w:keepNext/>
     </w:pPr>
   </w:style>
-  <w:style w:customStyle="1" w:styleId="ImageCaption" w:type="paragraph">
+  <w:style w:type="paragraph" w:customStyle="1" w:styleId="ImageCaption">
     <w:name w:val="Image Caption"/>
     <w:basedOn w:val="Caption"/>
   </w:style>
-  <w:style w:customStyle="1" w:styleId="Figure" w:type="paragraph">
+  <w:style w:type="paragraph" w:customStyle="1" w:styleId="Figure">
     <w:name w:val="Figure"/>
     <w:basedOn w:val="Normal"/>
   </w:style>
-  <w:style w:customStyle="1" w:styleId="CaptionedFigure" w:type="paragraph">
+  <w:style w:type="paragraph" w:customStyle="1" w:styleId="CaptionedFigure">
     <w:name w:val="Captioned Figure"/>
     <w:basedOn w:val="Figure"/>
     <w:pPr>
       <w:keepNext/>
     </w:pPr>
   </w:style>
-  <w:style w:customStyle="1" w:styleId="BodyTextChar" w:type="character">
+  <w:style w:type="character" w:customStyle="1" w:styleId="BodyTextChar">
     <w:name w:val="Body Text Char"/>
     <w:basedOn w:val="DefaultParagraphFont"/>
     <w:link w:val="BodyText"/>
   </w:style>
-  <w:style w:customStyle="1" w:styleId="SectionNumber" w:type="character">
+  <w:style w:type="character" w:customStyle="1" w:styleId="SectionNumber">
     <w:name w:val="Section Number"/>
     <w:basedOn w:val="BodyTextChar"/>
   </w:style>
-  <w:style w:styleId="FootnoteReference" w:type="character">
+  <w:style w:type="character" w:styleId="FootnoteReference">
     <w:name w:val="Footnote Reference"/>
     <w:basedOn w:val="BodyTextChar"/>
     <w:rPr>
       <w:vertAlign w:val="superscript"/>
     </w:rPr>
   </w:style>
-  <w:style w:styleId="Hyperlink" w:type="character">
+  <w:style w:type="character" w:styleId="Hyperlink">
     <w:name w:val="Hyperlink"/>
     <w:basedOn w:val="BodyTextChar"/>
     <w:rPr>
-      <w:color w:themeColor="accent1" w:val="4F81BD"/>
+      <w:color w:val="4F81BD" w:themeColor="accent1"/>
     </w:rPr>
   </w:style>
-  <w:style w:styleId="TOCHeading" w:type="paragraph">
+  <w:style w:type="paragraph" w:styleId="TOCHeading">
     <w:name w:val="TOC Heading"/>
     <w:basedOn w:val="Heading1"/>
     <w:next w:val="BodyText"/>
@@ -8283,25 +8283,97 @@
       <w:outlineLvl w:val="9"/>
     </w:pPr>
     <w:rPr>
-      <w:rFonts w:ascii="Calibri" w:cs="Calibri" w:eastAsia="Calibri" w:hAnsi="Calibri"/>
+      <w:rFonts w:ascii="Calibri" w:hAnsi="Calibri" w:eastAsia="Calibri" w:cs="Calibri"/>
       <w:b w:val="0"/>
       <w:bCs w:val="0"/>
-      <w:color w:themeColor="accent1" w:themeShade="BF" w:val="365F91"/>
+      <w:color w:val="365F91" w:themeColor="accent1" w:themeShade="BF"/>
     </w:rPr>
   </w:style>
-  <w:style w:customStyle="1" w:styleId="KeepWithNext" w:type="paragraph">
+  <w:style w:type="character" w:customStyle="1" w:styleId="VerbatimChar">
+    <w:name w:val="Verbatim Char"/>
+    <w:basedOn w:val="BodyTextChar"/>
+    <w:rPr>
+      <w:rFonts w:ascii="Consolas" w:hAnsi="Consolas" w:cs="Consolas"/>
+      <w:color w:val="1A4D80"/>
+      <w:sz w:val="19"/>
+      <w:szCs w:val="19"/>
+    </w:rPr>
+  </w:style>
+  <w:style w:type="paragraph" w:styleId="Title">
+    <w:name w:val="Title"/>
+    <w:basedOn w:val="Normal"/>
+    <w:next w:val="BodyText"/>
+    <w:qFormat/>
+    <w:pPr>
+      <w:spacing w:before="0" w:after="60"/>
+    </w:pPr>
+    <w:rPr>
+      <w:b/>
+      <w:color w:val="1F4E79"/>
+      <w:sz w:val="48"/>
+      <w:szCs w:val="48"/>
+    </w:rPr>
+  </w:style>
+  <w:style w:type="paragraph" w:customStyle="1" w:styleId="SourceCode">
+    <w:name w:val="Source Code"/>
+    <w:basedOn w:val="Normal"/>
+    <w:link w:val="VerbatimChar"/>
+    <w:pPr>
+      <w:keepLines/>
+      <w:pBdr>
+        <w:top w:val="single" w:sz="4" w:space="4" w:color="C9D8E8"/>
+        <w:left w:val="single" w:sz="4" w:space="4" w:color="C9D8E8"/>
+        <w:bottom w:val="single" w:sz="4" w:space="4" w:color="C9D8E8"/>
+        <w:right w:val="single" w:sz="4" w:space="4" w:color="C9D8E8"/>
+      </w:pBdr>
+      <w:shd w:val="clear" w:color="auto" w:fill="F8FAFC"/>
+      <w:spacing w:before="0" w:after="0" w:line="240" w:lineRule="auto"/>
+      <w:ind w:left="100" w:right="100"/>
+    </w:pPr>
+  </w:style>
+  <w:style w:type="paragraph" w:customStyle="1" w:styleId="ScreenshotCaption">
+    <w:name w:val="Screenshot Caption"/>
+    <w:basedOn w:val="Normal"/>
+    <w:next w:val="BodyText"/>
+    <w:pPr>
+      <w:jc w:val="center"/>
+      <w:spacing w:before="0" w:after="240"/>
+    </w:pPr>
+    <w:rPr>
+      <w:i/>
+      <w:color w:val="5B6B7A"/>
+      <w:sz w:val="19"/>
+      <w:szCs w:val="19"/>
+    </w:rPr>
+  </w:style>
+  <w:style w:type="paragraph" w:customStyle="1" w:styleId="KeepWithNext">
     <w:name w:val="Keep With Next"/>
     <w:basedOn w:val="BodyText"/>
     <w:pPr>
       <w:keepNext/>
     </w:pPr>
   </w:style>
-  <w:style w:customStyle="1" w:styleId="BookSubtitle" w:type="paragraph">
+  <w:style w:type="paragraph" w:styleId="Subtitle">
+    <w:name w:val="Subtitle"/>
+    <w:basedOn w:val="Normal"/>
+    <w:next w:val="BodyText"/>
+    <w:qFormat/>
+    <w:pPr>
+      <w:spacing w:before="0" w:after="60"/>
+    </w:pPr>
+    <w:rPr>
+      <w:i/>
+      <w:color w:val="2D3B47"/>
+      <w:sz w:val="28"/>
+      <w:szCs w:val="28"/>
+    </w:rPr>
+  </w:style>
+  <w:style w:type="paragraph" w:customStyle="1" w:styleId="BookSubtitle">
     <w:name w:val="Book Subtitle"/>
     <w:basedOn w:val="Normal"/>
     <w:pPr>
       <w:jc w:val="center"/>
-      <w:spacing w:after="480" w:before="0"/>
+      <w:spacing w:before="0" w:after="480"/>
     </w:pPr>
     <w:rPr>
       <w:i/>
@@ -8310,164 +8382,16 @@
       <w:szCs w:val="30"/>
     </w:rPr>
   </w:style>
-  <w:style w:customStyle="1" w:styleId="BookTitle" w:type="paragraph">
-    <w:name w:val="Book Title"/>
-    <w:basedOn w:val="Normal"/>
-    <w:pPr>
-      <w:jc w:val="center"/>
-      <w:spacing w:after="120" w:before="240"/>
-    </w:pPr>
-    <w:rPr>
-      <w:b/>
-      <w:color w:val="1F4E79"/>
-      <w:sz w:val="64"/>
-      <w:szCs w:val="64"/>
-    </w:rPr>
-  </w:style>
-  <w:style w:customStyle="1" w:styleId="HeadingCode" w:type="character">
-    <w:name w:val="Heading Code"/>
-    <w:basedOn w:val="DefaultParagraphFont"/>
-    <w:rPr>
-      <w:rFonts w:ascii="Consolas" w:cs="Consolas" w:hAnsi="Consolas"/>
-    </w:rPr>
-  </w:style>
-  <w:style w:styleId="Title" w:type="paragraph">
-    <w:name w:val="Title"/>
-    <w:basedOn w:val="Normal"/>
-    <w:next w:val="BodyText"/>
-    <w:qFormat/>
-    <w:pPr>
-      <w:spacing w:after="60" w:before="0"/>
-    </w:pPr>
-    <w:rPr>
-      <w:b/>
-      <w:color w:val="1F4E79"/>
-      <w:sz w:val="48"/>
-      <w:szCs w:val="48"/>
-    </w:rPr>
-  </w:style>
-  <w:style w:customStyle="1" w:styleId="BookCover" w:type="paragraph">
-    <w:name w:val="Book Cover"/>
-    <w:basedOn w:val="Normal"/>
-    <w:pPr>
-      <w:jc w:val="center"/>
-      <w:spacing w:after="360" w:before="720"/>
-    </w:pPr>
-  </w:style>
-  <w:style w:styleId="Subtitle" w:type="paragraph">
-    <w:name w:val="Subtitle"/>
-    <w:basedOn w:val="Normal"/>
-    <w:next w:val="BodyText"/>
-    <w:qFormat/>
-    <w:pPr>
-      <w:spacing w:after="60" w:before="0"/>
-    </w:pPr>
-    <w:rPr>
-      <w:i/>
-      <w:color w:val="2D3B47"/>
-      <w:sz w:val="28"/>
-      <w:szCs w:val="28"/>
-    </w:rPr>
-  </w:style>
-  <w:style w:default="1" w:styleId="Table" w:type="table">
-    <w:name w:val="Table"/>
-    <w:basedOn w:val="TableNormal"/>
-    <w:qFormat/>
-    <w:pPr>
-      <w:spacing w:after="40" w:before="40"/>
-    </w:pPr>
-    <w:tblPr>
-      <w:tblInd w:type="dxa" w:w="0"/>
-      <w:tblBorders>
-        <w:top w:color="C9D8E8" w:space="0" w:sz="4" w:val="single"/>
-        <w:left w:color="C9D8E8" w:space="0" w:sz="4" w:val="single"/>
-        <w:bottom w:color="C9D8E8" w:space="0" w:sz="4" w:val="single"/>
-        <w:right w:color="C9D8E8" w:space="0" w:sz="4" w:val="single"/>
-        <w:insideH w:color="C9D8E8" w:space="0" w:sz="4" w:val="single"/>
-        <w:insideV w:color="C9D8E8" w:space="0" w:sz="4" w:val="single"/>
-      </w:tblBorders>
-      <w:tblCellMar>
-        <w:top w:type="dxa" w:w="60"/>
-        <w:left w:type="dxa" w:w="108"/>
-        <w:bottom w:type="dxa" w:w="60"/>
-        <w:right w:type="dxa" w:w="108"/>
-      </w:tblCellMar>
-    </w:tblPr>
-    <w:tblStylePr w:type="firstRow">
-      <w:rPr>
-        <w:b/>
-        <w:color w:val="3D556F"/>
-      </w:rPr>
-      <w:tcPr>
-        <w:shd w:color="auto" w:fill="E5EDF5" w:val="clear"/>
-      </w:tcPr>
-    </w:tblStylePr>
-  </w:style>
-  <w:style w:customStyle="1" w:styleId="ScreenshotCaption" w:type="paragraph">
-    <w:name w:val="Screenshot Caption"/>
-    <w:basedOn w:val="Normal"/>
-    <w:next w:val="BodyText"/>
-    <w:pPr>
-      <w:jc w:val="center"/>
-      <w:spacing w:after="240" w:before="0"/>
-    </w:pPr>
-    <w:rPr>
-      <w:i/>
-      <w:color w:val="5B6B7A"/>
-      <w:sz w:val="19"/>
-      <w:szCs w:val="19"/>
-    </w:rPr>
-  </w:style>
-  <w:style w:customStyle="1" w:styleId="BookByline" w:type="paragraph">
-    <w:name w:val="Book Byline"/>
-    <w:basedOn w:val="Normal"/>
-    <w:pPr>
-      <w:jc w:val="center"/>
-      <w:spacing w:after="60" w:before="0"/>
-    </w:pPr>
-    <w:rPr>
-      <w:color w:val="5B6B7A"/>
-      <w:sz w:val="24"/>
-      <w:szCs w:val="24"/>
-    </w:rPr>
-  </w:style>
-  <w:style w:customStyle="1" w:styleId="Screenshot" w:type="paragraph">
-    <w:name w:val="Screenshot"/>
-    <w:basedOn w:val="Normal"/>
-    <w:next w:val="ScreenshotCaption"/>
-    <w:pPr>
-      <w:keepNext/>
-      <w:jc w:val="center"/>
-      <w:spacing w:after="40" w:before="160"/>
-    </w:pPr>
-  </w:style>
-  <w:style w:customStyle="1" w:styleId="SourceCode" w:type="paragraph">
-    <w:name w:val="Source Code"/>
-    <w:basedOn w:val="Normal"/>
-    <w:link w:val="VerbatimChar"/>
-    <w:pPr>
-      <w:keepLines/>
-      <w:pBdr>
-        <w:top w:color="C9D8E8" w:space="4" w:sz="4" w:val="single"/>
-        <w:left w:color="C9D8E8" w:space="4" w:sz="4" w:val="single"/>
-        <w:bottom w:color="C9D8E8" w:space="4" w:sz="4" w:val="single"/>
-        <w:right w:color="C9D8E8" w:space="4" w:sz="4" w:val="single"/>
-      </w:pBdr>
-      <w:shd w:color="auto" w:fill="F8FAFC" w:val="clear"/>
-      <w:spacing w:after="0" w:before="0" w:line="240" w:lineRule="auto"/>
-      <w:ind w:left="100" w:right="100"/>
-    </w:pPr>
-  </w:style>
-  <w:style w:customStyle="1" w:styleId="Date" w:type="paragraph">
+  <w:style w:type="paragraph" w:customStyle="1" w:styleId="Date">
     <w:name w:val="Date"/>
     <w:basedOn w:val="Normal"/>
     <w:next w:val="BodyText"/>
     <w:qFormat/>
     <w:pPr>
       <w:pBdr>
-        <w:bottom w:color="1F4E79" w:space="6" w:sz="8" w:val="single"/>
+        <w:bottom w:val="single" w:sz="8" w:space="6" w:color="1F4E79"/>
       </w:pBdr>
-      <w:spacing w:after="240" w:before="0"/>
+      <w:spacing w:before="0" w:after="240"/>
     </w:pPr>
     <w:rPr>
       <w:b/>
@@ -8478,14 +8402,90 @@
       <w:szCs w:val="18"/>
     </w:rPr>
   </w:style>
-  <w:style w:customStyle="1" w:styleId="VerbatimChar" w:type="character">
-    <w:name w:val="Verbatim Char"/>
-    <w:basedOn w:val="BodyTextChar"/>
+  <w:style w:type="paragraph" w:customStyle="1" w:styleId="BookTitle">
+    <w:name w:val="Book Title"/>
+    <w:basedOn w:val="Normal"/>
+    <w:pPr>
+      <w:jc w:val="center"/>
+      <w:spacing w:before="240" w:after="120"/>
+    </w:pPr>
     <w:rPr>
-      <w:rFonts w:ascii="Consolas" w:cs="Consolas" w:hAnsi="Consolas"/>
-      <w:color w:val="1A4D80"/>
-      <w:sz w:val="19"/>
-      <w:szCs w:val="19"/>
+      <w:b/>
+      <w:color w:val="1F4E79"/>
+      <w:sz w:val="64"/>
+      <w:szCs w:val="64"/>
+    </w:rPr>
+  </w:style>
+  <w:style w:type="paragraph" w:customStyle="1" w:styleId="BookByline">
+    <w:name w:val="Book Byline"/>
+    <w:basedOn w:val="Normal"/>
+    <w:pPr>
+      <w:jc w:val="center"/>
+      <w:spacing w:before="0" w:after="60"/>
+    </w:pPr>
+    <w:rPr>
+      <w:color w:val="5B6B7A"/>
+      <w:sz w:val="24"/>
+      <w:szCs w:val="24"/>
+    </w:rPr>
+  </w:style>
+  <w:style w:type="table" w:default="1" w:styleId="Table">
+    <w:name w:val="Table"/>
+    <w:basedOn w:val="TableNormal"/>
+    <w:qFormat/>
+    <w:pPr>
+      <w:spacing w:before="40" w:after="40"/>
+    </w:pPr>
+    <w:tblPr>
+      <w:tblInd w:w="0" w:type="dxa"/>
+      <w:tblBorders>
+        <w:top w:val="single" w:sz="4" w:space="0" w:color="C9D8E8"/>
+        <w:left w:val="single" w:sz="4" w:space="0" w:color="C9D8E8"/>
+        <w:bottom w:val="single" w:sz="4" w:space="0" w:color="C9D8E8"/>
+        <w:right w:val="single" w:sz="4" w:space="0" w:color="C9D8E8"/>
+        <w:insideH w:val="single" w:sz="4" w:space="0" w:color="C9D8E8"/>
+        <w:insideV w:val="single" w:sz="4" w:space="0" w:color="C9D8E8"/>
+      </w:tblBorders>
+      <w:tblCellMar>
+        <w:top w:w="60" w:type="dxa"/>
+        <w:left w:w="108" w:type="dxa"/>
+        <w:bottom w:w="60" w:type="dxa"/>
+        <w:right w:w="108" w:type="dxa"/>
+      </w:tblCellMar>
+    </w:tblPr>
+    <w:tblStylePr w:type="firstRow">
+      <w:rPr>
+        <w:b/>
+        <w:color w:val="3D556F"/>
+      </w:rPr>
+      <w:tcPr>
+        <w:shd w:val="clear" w:color="auto" w:fill="E5EDF5"/>
+      </w:tcPr>
+    </w:tblStylePr>
+  </w:style>
+  <w:style w:type="paragraph" w:customStyle="1" w:styleId="BookCover">
+    <w:name w:val="Book Cover"/>
+    <w:basedOn w:val="Normal"/>
+    <w:pPr>
+      <w:jc w:val="center"/>
+      <w:spacing w:before="720" w:after="360"/>
+    </w:pPr>
+  </w:style>
+  <w:style w:type="paragraph" w:customStyle="1" w:styleId="Screenshot">
+    <w:name w:val="Screenshot"/>
+    <w:basedOn w:val="Normal"/>
+    <w:next w:val="ScreenshotCaption"/>
+    <w:pPr>
+      <w:keepNext/>
+      <w:jc w:val="center"/>
+      <w:spacing w:before="160" w:after="40"/>
+    </w:pPr>
+  </w:style>
+  <w:style w:type="character" w:customStyle="1" w:styleId="HeadingCode">
+    <w:name w:val="Heading Code"/>
+    <w:basedOn w:val="DefaultParagraphFont"/>
+    <w:rPr>
+      <w:rFonts w:ascii="Consolas" w:hAnsi="Consolas" w:cs="Consolas"/>
     </w:rPr>
   </w:style>
   <w:style w:type="character" w:customStyle="1" w:styleId="KeywordTok">
